--- a/Informe de Pasantias/Informe de Pasantías Borrador.docx
+++ b/Informe de Pasantias/Informe de Pasantías Borrador.docx
@@ -1,6 +1,6 @@
 
 <file path=word/document.xml><?xml version="1.0" encoding="utf-8"?>
-<w:document xmlns:wpc="http://schemas.microsoft.com/office/word/2010/wordprocessingCanvas" xmlns:cx="http://schemas.microsoft.com/office/drawing/2014/chartex" xmlns:cx1="http://schemas.microsoft.com/office/drawing/2015/9/8/chartex" xmlns:cx2="http://schemas.microsoft.com/office/drawing/2015/10/21/chartex" xmlns:cx3="http://schemas.microsoft.com/office/drawing/2016/5/9/chartex" xmlns:cx4="http://schemas.microsoft.com/office/drawing/2016/5/10/chartex" xmlns:cx5="http://schemas.microsoft.com/office/drawing/2016/5/11/chartex" xmlns:cx6="http://schemas.microsoft.com/office/drawing/2016/5/12/chartex" xmlns:cx7="http://schemas.microsoft.com/office/drawing/2016/5/13/chartex" xmlns:cx8="http://schemas.microsoft.com/office/drawing/2016/5/14/chartex" xmlns:mc="http://schemas.openxmlformats.org/markup-compatibility/2006" xmlns:aink="http://schemas.microsoft.com/office/drawing/2016/ink" xmlns:am3d="http://schemas.microsoft.com/office/drawing/2017/model3d" xmlns:o="urn:schemas-microsoft-com:office:office" xmlns:oel="http://schemas.microsoft.com/office/2019/extlst" xmlns:r="http://schemas.openxmlformats.org/officeDocument/2006/relationships" xmlns:m="http://schemas.openxmlformats.org/officeDocument/2006/math" xmlns:v="urn:schemas-microsoft-com:vml" xmlns:wp14="http://schemas.microsoft.com/office/word/2010/wordprocessingDrawing" xmlns:wp="http://schemas.openxmlformats.org/drawingml/2006/wordprocessingDrawing" xmlns:w10="urn:schemas-microsoft-com:office:word" xmlns:w="http://schemas.openxmlformats.org/wordprocessingml/2006/main" xmlns:w14="http://schemas.microsoft.com/office/word/2010/wordml" xmlns:w15="http://schemas.microsoft.com/office/word/2012/wordml" xmlns:w16cex="http://schemas.microsoft.com/office/word/2018/wordml/cex" xmlns:w16cid="http://schemas.microsoft.com/office/word/2016/wordml/cid" xmlns:w16="http://schemas.microsoft.com/office/word/2018/wordml" xmlns:w16du="http://schemas.microsoft.com/office/word/2023/wordml/word16du" xmlns:w16sdtdh="http://schemas.microsoft.com/office/word/2020/wordml/sdtdatahash" xmlns:w16sdtfl="http://schemas.microsoft.com/office/word/2024/wordml/sdtformatlock" xmlns:w16se="http://schemas.microsoft.com/office/word/2015/wordml/symex" xmlns:wpg="http://schemas.microsoft.com/office/word/2010/wordprocessingGroup" xmlns:wpi="http://schemas.microsoft.com/office/word/2010/wordprocessingInk" xmlns:wne="http://schemas.microsoft.com/office/word/2006/wordml" xmlns:wps="http://schemas.microsoft.com/office/word/2010/wordprocessingShape" mc:Ignorable="w14 w15 w16se w16cid w16 w16cex w16sdtdh w16sdtfl w16du wp14">
+<w:document xmlns:wpc="http://schemas.microsoft.com/office/word/2010/wordprocessingCanvas" xmlns:cx="http://schemas.microsoft.com/office/drawing/2014/chartex" xmlns:cx1="http://schemas.microsoft.com/office/drawing/2015/9/8/chartex" xmlns:cx2="http://schemas.microsoft.com/office/drawing/2015/10/21/chartex" xmlns:cx3="http://schemas.microsoft.com/office/drawing/2016/5/9/chartex" xmlns:cx4="http://schemas.microsoft.com/office/drawing/2016/5/10/chartex" xmlns:cx5="http://schemas.microsoft.com/office/drawing/2016/5/11/chartex" xmlns:cx6="http://schemas.microsoft.com/office/drawing/2016/5/12/chartex" xmlns:cx7="http://schemas.microsoft.com/office/drawing/2016/5/13/chartex" xmlns:cx8="http://schemas.microsoft.com/office/drawing/2016/5/14/chartex" xmlns:mc="http://schemas.openxmlformats.org/markup-compatibility/2006" xmlns:aink="http://schemas.microsoft.com/office/drawing/2016/ink" xmlns:am3d="http://schemas.microsoft.com/office/drawing/2017/model3d" xmlns:o="urn:schemas-microsoft-com:office:office" xmlns:oel="http://schemas.microsoft.com/office/2019/extlst" xmlns:r="http://schemas.openxmlformats.org/officeDocument/2006/relationships" xmlns:m="http://schemas.openxmlformats.org/officeDocument/2006/math" xmlns:v="urn:schemas-microsoft-com:vml" xmlns:wp14="http://schemas.microsoft.com/office/word/2010/wordprocessingDrawing" xmlns:wp="http://schemas.openxmlformats.org/drawingml/2006/wordprocessingDrawing" xmlns:w10="urn:schemas-microsoft-com:office:word" xmlns:w="http://schemas.openxmlformats.org/wordprocessingml/2006/main" xmlns:w14="http://schemas.microsoft.com/office/word/2010/wordml" xmlns:w15="http://schemas.microsoft.com/office/word/2012/wordml" xmlns:w16cex="http://schemas.microsoft.com/office/word/2018/wordml/cex" xmlns:w16cid="http://schemas.microsoft.com/office/word/2016/wordml/cid" xmlns:w16="http://schemas.microsoft.com/office/word/2018/wordml" xmlns:w16sdtdh="http://schemas.microsoft.com/office/word/2020/wordml/sdtdatahash" xmlns:w16se="http://schemas.microsoft.com/office/word/2015/wordml/symex" xmlns:wpg="http://schemas.microsoft.com/office/word/2010/wordprocessingGroup" xmlns:wpi="http://schemas.microsoft.com/office/word/2010/wordprocessingInk" xmlns:wne="http://schemas.microsoft.com/office/word/2006/wordml" xmlns:wps="http://schemas.microsoft.com/office/word/2010/wordprocessingShape" mc:Ignorable="w14 w15 w16se w16cid w16 w16cex w16sdtdh wp14">
   <w:body>
     <w:p>
       <w:pPr>
@@ -1443,7 +1443,7 @@
               </wp:anchor>
             </w:drawing>
           </mc:Choice>
-          <mc:Fallback>
+          <mc:Fallback xmlns:w16du="http://schemas.microsoft.com/office/word/2023/wordml/word16du" xmlns:w16sdtfl="http://schemas.microsoft.com/office/word/2024/wordml/sdtformatlock">
             <w:pict>
               <v:line w14:anchorId="69C686DE" id="Conector recto 1" o:spid="_x0000_s1026" style="position:absolute;z-index:251669504;visibility:visible;mso-wrap-style:square;mso-width-percent:0;mso-height-percent:0;mso-wrap-distance-left:9pt;mso-wrap-distance-top:0;mso-wrap-distance-right:9pt;mso-wrap-distance-bottom:0;mso-position-horizontal:absolute;mso-position-horizontal-relative:margin;mso-position-vertical:absolute;mso-position-vertical-relative:text;mso-width-percent:0;mso-height-percent:0;mso-width-relative:margin;mso-height-relative:margin" from="118.85pt,20.55pt" to="297.1pt,20.55pt" o:gfxdata="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" strokecolor="windowText" strokeweight=".5pt">
                 <v:stroke joinstyle="miter"/>
@@ -1590,7 +1590,7 @@
               </wp:anchor>
             </w:drawing>
           </mc:Choice>
-          <mc:Fallback>
+          <mc:Fallback xmlns:w16du="http://schemas.microsoft.com/office/word/2023/wordml/word16du" xmlns:w16sdtfl="http://schemas.microsoft.com/office/word/2024/wordml/sdtformatlock">
             <w:pict>
               <v:line w14:anchorId="0764B0D9" id="Conector recto 1" o:spid="_x0000_s1026" style="position:absolute;z-index:251671552;visibility:visible;mso-wrap-style:square;mso-width-percent:0;mso-height-percent:0;mso-wrap-distance-left:9pt;mso-wrap-distance-top:0;mso-wrap-distance-right:9pt;mso-wrap-distance-bottom:0;mso-position-horizontal:center;mso-position-horizontal-relative:margin;mso-position-vertical:absolute;mso-position-vertical-relative:text;mso-width-percent:0;mso-height-percent:0;mso-width-relative:margin;mso-height-relative:margin" from="0,.55pt" to="178.25pt,.55pt" o:gfxdata="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" strokecolor="windowText" strokeweight=".5pt">
                 <v:stroke joinstyle="miter"/>
@@ -1620,12 +1620,21 @@
         </w:rPr>
       </w:pPr>
       <w:bookmarkStart w:id="5" w:name="_Toc231540273"/>
-      <w:r>
-        <w:rPr>
-          <w:b/>
-          <w:bCs/>
-        </w:rPr>
-        <w:t>Msc. Omar Gonzáles Garcés</w:t>
+      <w:proofErr w:type="spellStart"/>
+      <w:r>
+        <w:rPr>
+          <w:b/>
+          <w:bCs/>
+        </w:rPr>
+        <w:t>Msc</w:t>
+      </w:r>
+      <w:proofErr w:type="spellEnd"/>
+      <w:r>
+        <w:rPr>
+          <w:b/>
+          <w:bCs/>
+        </w:rPr>
+        <w:t>. Omar Gonzáles Garcés</w:t>
       </w:r>
       <w:bookmarkEnd w:id="5"/>
     </w:p>
@@ -1723,8 +1732,19 @@
           <w:bCs/>
           <w:lang w:val="es-VE"/>
         </w:rPr>
-        <w:t>__________pts</w:t>
-      </w:r>
+        <w:t>__________</w:t>
+      </w:r>
+      <w:proofErr w:type="spellStart"/>
+      <w:r>
+        <w:rPr>
+          <w:rFonts w:cs="Arial"/>
+          <w:b/>
+          <w:bCs/>
+          <w:lang w:val="es-VE"/>
+        </w:rPr>
+        <w:t>pts</w:t>
+      </w:r>
+      <w:proofErr w:type="spellEnd"/>
     </w:p>
     <w:p>
       <w:pPr>
@@ -3558,7 +3578,7 @@
             <w:sz w:val="24"/>
             <w:szCs w:val="24"/>
           </w:rPr>
-          <w:t>3.1.2. FAMILIARIZACIÓN CON LAS HERRAMIENTAS Y EQUIPOS DEL   TRABAJO</w:t>
+          <w:t>3.1.2. FAMILIARIZACIÓN CON LAS HERRAMIENTAS Y EQUIPOS DE   TRABAJO</w:t>
         </w:r>
         <w:r>
           <w:rPr>
@@ -10170,7 +10190,7 @@
               </wp:anchor>
             </w:drawing>
           </mc:Choice>
-          <mc:Fallback>
+          <mc:Fallback xmlns:w16du="http://schemas.microsoft.com/office/word/2023/wordml/word16du" xmlns:w16sdtfl="http://schemas.microsoft.com/office/word/2024/wordml/sdtformatlock">
             <w:pict>
               <v:group w14:anchorId="1BA10B96" id="Group 17" o:spid="_x0000_s1026" style="position:absolute;margin-left:-4.45pt;margin-top:9.2pt;width:450.2pt;height:127.25pt;z-index:251659264" coordorigin="2268,6021" coordsize="8280,2340" o:gfxdata="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">
                 <v:shapetype id="_x0000_t75" coordsize="21600,21600" o:spt="75" o:preferrelative="t" path="m@4@5l@4@11@9@11@9@5xe" filled="f" stroked="f">
@@ -11687,7 +11707,23 @@
           <w:b/>
           <w:bCs/>
         </w:rPr>
-        <w:t>(Cont…)</w:t>
+        <w:t>(</w:t>
+      </w:r>
+      <w:proofErr w:type="spellStart"/>
+      <w:r>
+        <w:rPr>
+          <w:b/>
+          <w:bCs/>
+        </w:rPr>
+        <w:t>Cont</w:t>
+      </w:r>
+      <w:proofErr w:type="spellEnd"/>
+      <w:r>
+        <w:rPr>
+          <w:b/>
+          <w:bCs/>
+        </w:rPr>
+        <w:t>…)</w:t>
       </w:r>
     </w:p>
     <w:tbl>
@@ -12215,7 +12251,7 @@
               </wp:anchor>
             </w:drawing>
           </mc:Choice>
-          <mc:Fallback>
+          <mc:Fallback xmlns:w16du="http://schemas.microsoft.com/office/word/2023/wordml/word16du" xmlns:w16sdtfl="http://schemas.microsoft.com/office/word/2024/wordml/sdtformatlock">
             <w:pict>
               <v:group w14:anchorId="5A6B7CA6" id="Group 17" o:spid="_x0000_s1026" style="position:absolute;margin-left:-4.45pt;margin-top:9.2pt;width:450.2pt;height:127.25pt;z-index:251661312" coordorigin="2268,6021" coordsize="8280,2340" o:gfxdata="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">
                 <v:shapetype id="_x0000_t75" coordsize="21600,21600" o:spt="75" o:preferrelative="t" path="m@4@5l@4@11@9@11@9@5xe" filled="f" stroked="f">
@@ -12509,7 +12545,13 @@
         <w:t>ISALUD</w:t>
       </w:r>
       <w:r>
-        <w:t>, para el cumplimiento de las prácticas profesionales, las cuales serán desarrolladas durante ocho semanas, de lunes a viernes, en el horario de 08:00AM a 04:00PM Ver Cuadro N°2.</w:t>
+        <w:t>, para el cumplimiento de las prácticas profesionales, las cuales serán desarrolladas durante ocho semanas, de lunes a viernes, en el horario de 08:00AM a 04:00PM</w:t>
+      </w:r>
+      <w:r>
+        <w:t>, v</w:t>
+      </w:r>
+      <w:r>
+        <w:t>er Cuadro 2.</w:t>
       </w:r>
     </w:p>
     <w:p>
@@ -12790,7 +12832,25 @@
                 <w:sz w:val="16"/>
                 <w:szCs w:val="16"/>
               </w:rPr>
-              <w:t>Charla Introductoria y visita las instalaciones</w:t>
+              <w:t>Charla Introductoria y visita</w:t>
+            </w:r>
+            <w:r>
+              <w:rPr>
+                <w:b/>
+                <w:bCs/>
+                <w:sz w:val="16"/>
+                <w:szCs w:val="16"/>
+              </w:rPr>
+              <w:t xml:space="preserve"> a</w:t>
+            </w:r>
+            <w:r>
+              <w:rPr>
+                <w:b/>
+                <w:bCs/>
+                <w:sz w:val="16"/>
+                <w:szCs w:val="16"/>
+              </w:rPr>
+              <w:t xml:space="preserve"> las instalaciones</w:t>
             </w:r>
           </w:p>
         </w:tc>
@@ -13748,7 +13808,27 @@
                 <w:sz w:val="16"/>
                 <w:szCs w:val="16"/>
               </w:rPr>
-              <w:t>Realización de Inventario de Tóners de impresoras.</w:t>
+              <w:t xml:space="preserve">Realización de Inventario de </w:t>
+            </w:r>
+            <w:proofErr w:type="spellStart"/>
+            <w:r>
+              <w:rPr>
+                <w:b/>
+                <w:bCs/>
+                <w:sz w:val="16"/>
+                <w:szCs w:val="16"/>
+              </w:rPr>
+              <w:t>Tóners</w:t>
+            </w:r>
+            <w:proofErr w:type="spellEnd"/>
+            <w:r>
+              <w:rPr>
+                <w:b/>
+                <w:bCs/>
+                <w:sz w:val="16"/>
+                <w:szCs w:val="16"/>
+              </w:rPr>
+              <w:t xml:space="preserve"> de impresoras.</w:t>
             </w:r>
           </w:p>
         </w:tc>
@@ -13953,7 +14033,7 @@
                 <w:sz w:val="16"/>
                 <w:szCs w:val="16"/>
               </w:rPr>
-              <w:t>ambio de cartuchos/tóner y solución de atascos de papel.</w:t>
+              <w:t>ambio de tóner y solución de atascos de papel.</w:t>
             </w:r>
           </w:p>
         </w:tc>
@@ -14079,6 +14159,7 @@
                 <w:lang w:val="es-VE"/>
               </w:rPr>
             </w:pPr>
+            <w:proofErr w:type="spellStart"/>
             <w:r>
               <w:rPr>
                 <w:b/>
@@ -14087,7 +14168,18 @@
                 <w:szCs w:val="16"/>
                 <w:lang w:val="es-VE"/>
               </w:rPr>
-              <w:t>Tóners de repuesto.</w:t>
+              <w:t>Tóners</w:t>
+            </w:r>
+            <w:proofErr w:type="spellEnd"/>
+            <w:r>
+              <w:rPr>
+                <w:b/>
+                <w:bCs/>
+                <w:sz w:val="16"/>
+                <w:szCs w:val="16"/>
+                <w:lang w:val="es-VE"/>
+              </w:rPr>
+              <w:t xml:space="preserve"> de repuesto.</w:t>
             </w:r>
           </w:p>
         </w:tc>
@@ -15022,6 +15114,19 @@
               </w:rPr>
               <w:t>Tendido de red para el departamento de gerencia legal</w:t>
             </w:r>
+            <w:r>
+              <w:rPr>
+                <w:rFonts w:eastAsia="Calibri" w:cs="Arial"/>
+                <w:b/>
+                <w:bCs/>
+                <w:kern w:val="0"/>
+                <w:sz w:val="16"/>
+                <w:szCs w:val="16"/>
+                <w:lang w:val="es-VE"/>
+                <w14:ligatures w14:val="none"/>
+              </w:rPr>
+              <w:t>.</w:t>
+            </w:r>
           </w:p>
           <w:p>
             <w:pPr>
@@ -15332,6 +15437,19 @@
               </w:rPr>
               <w:t>Soporte y diagnóstico de problemas en impresora</w:t>
             </w:r>
+            <w:r>
+              <w:rPr>
+                <w:rFonts w:eastAsia="Calibri"/>
+                <w:b/>
+                <w:bCs/>
+                <w:kern w:val="0"/>
+                <w:sz w:val="16"/>
+                <w:szCs w:val="16"/>
+                <w:lang w:val="es-VE"/>
+                <w14:ligatures w14:val="none"/>
+              </w:rPr>
+              <w:t>s.</w:t>
+            </w:r>
           </w:p>
         </w:tc>
         <w:tc>
@@ -15540,6 +15658,19 @@
                 <w14:ligatures w14:val="none"/>
               </w:rPr>
               <w:t>Configuración de impresión en red</w:t>
+            </w:r>
+            <w:r>
+              <w:rPr>
+                <w:rFonts w:eastAsia="Calibri"/>
+                <w:b/>
+                <w:bCs/>
+                <w:kern w:val="0"/>
+                <w:sz w:val="16"/>
+                <w:szCs w:val="16"/>
+                <w:lang w:val="es-VE"/>
+                <w14:ligatures w14:val="none"/>
+              </w:rPr>
+              <w:t>.</w:t>
             </w:r>
           </w:p>
         </w:tc>
@@ -16289,7 +16420,7 @@
               </wp:anchor>
             </w:drawing>
           </mc:Choice>
-          <mc:Fallback>
+          <mc:Fallback xmlns:w16du="http://schemas.microsoft.com/office/word/2023/wordml/word16du" xmlns:w16sdtfl="http://schemas.microsoft.com/office/word/2024/wordml/sdtformatlock">
             <w:pict>
               <v:line w14:anchorId="36F41B00" id="Conector recto 1" o:spid="_x0000_s1026" style="position:absolute;flip:y;z-index:251667456;visibility:visible;mso-wrap-style:square;mso-width-percent:0;mso-height-percent:0;mso-wrap-distance-left:9pt;mso-wrap-distance-top:0;mso-wrap-distance-right:9pt;mso-wrap-distance-bottom:0;mso-position-horizontal:right;mso-position-horizontal-relative:margin;mso-position-vertical:absolute;mso-position-vertical-relative:text;mso-width-percent:0;mso-height-percent:0;mso-width-relative:margin;mso-height-relative:margin" from="127.05pt,12.4pt" to="305.3pt,12.4pt" o:gfxdata="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" strokecolor="windowText" strokeweight=".5pt">
                 <v:stroke joinstyle="miter"/>
@@ -16358,7 +16489,7 @@
               </wp:anchor>
             </w:drawing>
           </mc:Choice>
-          <mc:Fallback>
+          <mc:Fallback xmlns:w16du="http://schemas.microsoft.com/office/word/2023/wordml/word16du" xmlns:w16sdtfl="http://schemas.microsoft.com/office/word/2024/wordml/sdtformatlock">
             <w:pict>
               <v:line w14:anchorId="778108BC" id="Conector recto 1" o:spid="_x0000_s1026" style="position:absolute;z-index:251666432;visibility:visible;mso-wrap-style:square;mso-width-percent:0;mso-height-percent:0;mso-wrap-distance-left:9pt;mso-wrap-distance-top:0;mso-wrap-distance-right:9pt;mso-wrap-distance-bottom:0;mso-position-horizontal:left;mso-position-horizontal-relative:margin;mso-position-vertical:absolute;mso-position-vertical-relative:text;mso-width-percent:0;mso-height-percent:0;mso-width-relative:margin;mso-height-relative:margin" from="0,12.4pt" to="178.3pt,12.4pt" o:gfxdata="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" strokecolor="windowText" strokeweight=".5pt">
                 <v:stroke joinstyle="miter"/>
@@ -16702,7 +16833,7 @@
               </wp:anchor>
             </w:drawing>
           </mc:Choice>
-          <mc:Fallback>
+          <mc:Fallback xmlns:w16du="http://schemas.microsoft.com/office/word/2023/wordml/word16du" xmlns:w16sdtfl="http://schemas.microsoft.com/office/word/2024/wordml/sdtformatlock">
             <w:pict>
               <v:group w14:anchorId="7A82FFA2" id="Group 17" o:spid="_x0000_s1026" style="position:absolute;margin-left:-4.45pt;margin-top:9.2pt;width:450.2pt;height:127.25pt;z-index:251664384" coordorigin="2268,6021" coordsize="8280,2340" o:gfxdata="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">
                 <v:shape id="Imagen 2" o:spid="_x0000_s1027" type="#_x0000_t75" alt="Descripción: LOGO URBE 2012 DEFINITIVO-01" style="position:absolute;left:2268;top:6021;width:3000;height:2340;visibility:visible;mso-wrap-style:square" o:gfxdata="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">
@@ -18138,7 +18269,7 @@
         <w:rPr>
           <w:lang w:eastAsia="es-VE"/>
         </w:rPr>
-        <w:t xml:space="preserve"> FAMILIARIZACIÓN CON LAS HERRAMIENTAS Y EQUIPOS DEL TRABAJO</w:t>
+        <w:t xml:space="preserve"> FAMILIARIZACIÓN CON LAS HERRAMIENTAS Y EQUIPOS DE TRABAJO</w:t>
       </w:r>
       <w:bookmarkEnd w:id="73"/>
       <w:bookmarkEnd w:id="74"/>
@@ -18322,7 +18453,15 @@
         <w:t>s</w:t>
       </w:r>
       <w:r>
-        <w:t xml:space="preserve"> utilizados por el departamento en su entorno laboral como Netsupport Manager</w:t>
+        <w:t xml:space="preserve"> utilizados por el departamento en su entorno laboral como </w:t>
+      </w:r>
+      <w:proofErr w:type="spellStart"/>
+      <w:r>
+        <w:t>Netsupport</w:t>
+      </w:r>
+      <w:proofErr w:type="spellEnd"/>
+      <w:r>
+        <w:t xml:space="preserve"> Manager</w:t>
       </w:r>
       <w:r>
         <w:t xml:space="preserve"> y drivers de impresoras</w:t>
@@ -18735,9 +18874,14 @@
         <w:t>5.</w:t>
       </w:r>
       <w:r>
-        <w:t xml:space="preserve"> Conectores rj45 y cable utp</w:t>
+        <w:t xml:space="preserve"> Conectores rj45 y cable </w:t>
+      </w:r>
+      <w:proofErr w:type="spellStart"/>
+      <w:r>
+        <w:t>utp</w:t>
       </w:r>
       <w:bookmarkEnd w:id="87"/>
+      <w:proofErr w:type="spellEnd"/>
     </w:p>
     <w:p>
       <w:pPr>
@@ -18868,7 +19012,15 @@
         <w:t>6</w:t>
       </w:r>
       <w:r>
-        <w:t>. Cable utp con</w:t>
+        <w:t xml:space="preserve">. Cable </w:t>
+      </w:r>
+      <w:proofErr w:type="spellStart"/>
+      <w:r>
+        <w:t>utp</w:t>
+      </w:r>
+      <w:proofErr w:type="spellEnd"/>
+      <w:r>
+        <w:t xml:space="preserve"> con</w:t>
       </w:r>
       <w:r>
         <w:t xml:space="preserve"> el conector rj45</w:t>
@@ -18966,7 +19118,15 @@
         <w:t>7</w:t>
       </w:r>
       <w:r>
-        <w:t>. Cable utp siendo ponchado</w:t>
+        <w:t xml:space="preserve">. Cable </w:t>
+      </w:r>
+      <w:proofErr w:type="spellStart"/>
+      <w:r>
+        <w:t>utp</w:t>
+      </w:r>
+      <w:proofErr w:type="spellEnd"/>
+      <w:r>
+        <w:t xml:space="preserve"> siendo ponchado</w:t>
       </w:r>
       <w:bookmarkEnd w:id="89"/>
     </w:p>
@@ -19014,7 +19174,7 @@
           <w14:ligatures w14:val="standardContextual"/>
         </w:rPr>
         <w:drawing>
-          <wp:inline distT="0" distB="0" distL="0" distR="0" wp14:anchorId="007B39AE" wp14:editId="267656FF">
+          <wp:inline distT="0" distB="0" distL="0" distR="0" wp14:anchorId="007B39AE" wp14:editId="5F83B6AB">
             <wp:extent cx="2520000" cy="3360102"/>
             <wp:effectExtent l="19050" t="19050" r="13970" b="12065"/>
             <wp:docPr id="945337467" name="Imagen 17"/>
@@ -19187,7 +19347,7 @@
           <w:noProof/>
         </w:rPr>
         <w:drawing>
-          <wp:inline distT="0" distB="0" distL="0" distR="0" wp14:anchorId="49ED0CCD" wp14:editId="20E90520">
+          <wp:inline distT="0" distB="0" distL="0" distR="0" wp14:anchorId="49ED0CCD" wp14:editId="366F1BA1">
             <wp:extent cx="2520000" cy="3360102"/>
             <wp:effectExtent l="19050" t="19050" r="13970" b="12065"/>
             <wp:docPr id="616716723" name="Imagen 18"/>
@@ -19374,7 +19534,15 @@
         <w:t xml:space="preserve">es revisar y contar el número </w:t>
       </w:r>
       <w:r>
-        <w:t xml:space="preserve">exacto de todos los tóners disponibles tantos en el almacén del departamento de operaciones como en el departamento de informática, para emitir un listado del inventario actual y </w:t>
+        <w:t xml:space="preserve">exacto de todos los </w:t>
+      </w:r>
+      <w:proofErr w:type="spellStart"/>
+      <w:r>
+        <w:t>tóners</w:t>
+      </w:r>
+      <w:proofErr w:type="spellEnd"/>
+      <w:r>
+        <w:t xml:space="preserve"> disponibles tantos en el almacén del departamento de operaciones como en el departamento de informática, para emitir un listado del inventario actual y </w:t>
       </w:r>
       <w:r>
         <w:lastRenderedPageBreak/>
@@ -19395,8 +19563,13 @@
       <w:r>
         <w:t xml:space="preserve"> </w:t>
       </w:r>
-      <w:r>
-        <w:t>tóners que se consideren</w:t>
+      <w:proofErr w:type="spellStart"/>
+      <w:r>
+        <w:t>tóners</w:t>
+      </w:r>
+      <w:proofErr w:type="spellEnd"/>
+      <w:r>
+        <w:t xml:space="preserve"> que se consideren</w:t>
       </w:r>
       <w:r>
         <w:t xml:space="preserve"> </w:t>
@@ -19485,7 +19658,15 @@
         <w:t xml:space="preserve"> entre ellos, ya sea diferentes de cantidades, si se acabaron o diferencia entre las marcas. </w:t>
       </w:r>
       <w:r>
-        <w:t>Al finalizar, el pasante redacto una nueva lista con los tóners actuales en el inventario.</w:t>
+        <w:t xml:space="preserve">Al finalizar, el pasante redacto una nueva lista con los </w:t>
+      </w:r>
+      <w:proofErr w:type="spellStart"/>
+      <w:r>
+        <w:t>tóners</w:t>
+      </w:r>
+      <w:proofErr w:type="spellEnd"/>
+      <w:r>
+        <w:t xml:space="preserve"> actuales en el inventario.</w:t>
       </w:r>
     </w:p>
     <w:p>
@@ -19566,7 +19747,15 @@
         <w:t xml:space="preserve"> evitando la adquisición de insumos innecesarios, mejorando la eficiencia administrativa del departamento</w:t>
       </w:r>
       <w:r>
-        <w:t>. La siguiente figura 10 consta del listado de tóners redactado por el pasante para su firma y sellado.</w:t>
+        <w:t xml:space="preserve">. La siguiente figura 10 consta del listado de </w:t>
+      </w:r>
+      <w:proofErr w:type="spellStart"/>
+      <w:r>
+        <w:t>tóners</w:t>
+      </w:r>
+      <w:proofErr w:type="spellEnd"/>
+      <w:r>
+        <w:t xml:space="preserve"> redactado por el pasante para su firma y sellado.</w:t>
       </w:r>
     </w:p>
     <w:p>
@@ -19648,7 +19837,15 @@
       </w:pPr>
       <w:bookmarkStart w:id="102" w:name="_Toc232798822"/>
       <w:r>
-        <w:t>Figura 10. Listado de tóners del Departamento de Operaciones</w:t>
+        <w:t xml:space="preserve">Figura 10. Listado de </w:t>
+      </w:r>
+      <w:proofErr w:type="spellStart"/>
+      <w:r>
+        <w:t>tóners</w:t>
+      </w:r>
+      <w:proofErr w:type="spellEnd"/>
+      <w:r>
+        <w:t xml:space="preserve"> del Departamento de Operaciones</w:t>
       </w:r>
       <w:bookmarkEnd w:id="102"/>
     </w:p>
@@ -19790,9 +19987,11 @@
       <w:r>
         <w:t xml:space="preserve">se hacen es cambiar los </w:t>
       </w:r>
+      <w:proofErr w:type="spellStart"/>
       <w:r>
         <w:t>tóners</w:t>
       </w:r>
+      <w:proofErr w:type="spellEnd"/>
       <w:r>
         <w:t xml:space="preserve"> de las impresoras y solucionar los atascos de papel</w:t>
       </w:r>
@@ -19970,7 +20169,7 @@
           <w14:ligatures w14:val="standardContextual"/>
         </w:rPr>
         <w:drawing>
-          <wp:inline distT="0" distB="0" distL="0" distR="0" wp14:anchorId="4B09963D" wp14:editId="2B48BF8B">
+          <wp:inline distT="0" distB="0" distL="0" distR="0" wp14:anchorId="4B09963D" wp14:editId="1D6E95A2">
             <wp:extent cx="2519680" cy="2416789"/>
             <wp:effectExtent l="19050" t="19050" r="13970" b="22225"/>
             <wp:docPr id="2062998148" name="Imagen 20"/>
@@ -20198,7 +20397,7 @@
           <w:lang w:eastAsia="es-VE"/>
         </w:rPr>
         <w:drawing>
-          <wp:inline distT="0" distB="0" distL="0" distR="0" wp14:anchorId="0EE1F962" wp14:editId="12FA66DC">
+          <wp:inline distT="0" distB="0" distL="0" distR="0" wp14:anchorId="0EE1F962" wp14:editId="36B373CF">
             <wp:extent cx="2340000" cy="2726570"/>
             <wp:effectExtent l="19050" t="19050" r="22225" b="17145"/>
             <wp:docPr id="1253006196" name="Imagen 26"/>
@@ -20597,7 +20796,7 @@
         </w:rPr>
         <w:lastRenderedPageBreak/>
         <w:drawing>
-          <wp:inline distT="0" distB="0" distL="0" distR="0" wp14:anchorId="74A13A9C" wp14:editId="207F6219">
+          <wp:inline distT="0" distB="0" distL="0" distR="0" wp14:anchorId="74A13A9C" wp14:editId="684EEBA8">
             <wp:extent cx="2340000" cy="1755000"/>
             <wp:effectExtent l="19050" t="19050" r="22225" b="17145"/>
             <wp:docPr id="1800432648" name="Imagen 28"/>
@@ -20947,7 +21146,15 @@
         <w:t xml:space="preserve"> El CPU fue encendido para asegurar la funcionalidad de este.</w:t>
       </w:r>
       <w:r>
-        <w:t xml:space="preserve"> En la figura 17 se aprecia al cpu destapado para su mantenimiento</w:t>
+        <w:t xml:space="preserve"> En la figura 17 se aprecia al </w:t>
+      </w:r>
+      <w:proofErr w:type="spellStart"/>
+      <w:r>
+        <w:t>cpu</w:t>
+      </w:r>
+      <w:proofErr w:type="spellEnd"/>
+      <w:r>
+        <w:t xml:space="preserve"> destapado para su mantenimiento</w:t>
       </w:r>
       <w:r>
         <w:t>, seguido de las figuras 18, 19 y 20 donde se muestran las herramientas mencionadas anteriormente.</w:t>
@@ -21511,7 +21718,15 @@
         <w:t>.</w:t>
       </w:r>
       <w:r>
-        <w:t xml:space="preserve"> En la figura 21 se muestra el cpu ya armado y listo para ser utilizado.</w:t>
+        <w:t xml:space="preserve"> En la figura 21 se muestra el </w:t>
+      </w:r>
+      <w:proofErr w:type="spellStart"/>
+      <w:r>
+        <w:t>cpu</w:t>
+      </w:r>
+      <w:proofErr w:type="spellEnd"/>
+      <w:r>
+        <w:t xml:space="preserve"> ya armado y listo para ser utilizado.</w:t>
       </w:r>
     </w:p>
     <w:p>
@@ -21787,7 +22002,13 @@
         <w:t>El pasante</w:t>
       </w:r>
       <w:r>
-        <w:t xml:space="preserve"> configuro el lector de forma física con sus teclas, se estableció una contraseña de administrador</w:t>
+        <w:t xml:space="preserve"> configuro el lector</w:t>
+      </w:r>
+      <w:r>
+        <w:t xml:space="preserve"> biométrico estableciendo</w:t>
+      </w:r>
+      <w:r>
+        <w:t xml:space="preserve"> una contraseña de administrador</w:t>
       </w:r>
       <w:r>
         <w:t xml:space="preserve"> para</w:t>
@@ -22775,14 +22996,26 @@
         <w:t xml:space="preserve"> impresora que presenta las fallas para comenzar con el diagnóstico. Primero se comenzó la revisión física de la impresora, asegurándose que la impresora este prendida, que el cable de red y de poder estén bien </w:t>
       </w:r>
       <w:r>
-        <w:t xml:space="preserve">conectados, se revisa que los botones de la impresora funcionen, en caso de que utilice cable de red para la conexión, asegurarse que el wifi este encendido. Si no se descubrió aun la falla, se comienza la revisión lógica, revisando la configuración de la red y abriendo la cola de impresión. </w:t>
-      </w:r>
-      <w:r>
-        <w:t xml:space="preserve">Una vez inspeccionada tanto física como </w:t>
+        <w:t>conectados, se revisa que los botones de la impresora funcionen, en caso de que utilice cable de red para la conexión</w:t>
+      </w:r>
+      <w:r>
+        <w:t xml:space="preserve"> o cable USB</w:t>
+      </w:r>
+      <w:r>
+        <w:t>,</w:t>
+      </w:r>
+      <w:r>
+        <w:t xml:space="preserve"> sino</w:t>
+      </w:r>
+      <w:r>
+        <w:t xml:space="preserve"> asegurarse que el wifi este encendido. Si no se descubrió aun la falla, se comienza la revisión lógica, revisando la configuración de la red y abriendo la cola de impresión. </w:t>
+      </w:r>
+      <w:r>
+        <w:t xml:space="preserve">Una vez inspeccionada </w:t>
       </w:r>
       <w:r>
         <w:lastRenderedPageBreak/>
-        <w:t>lógicamente, se llega a la conclusión sobre la falla presente, la causa y como solucionarlo.</w:t>
+        <w:t>tanto física como lógicamente, se llega a la conclusión sobre la falla presente, la causa y como solucionarlo.</w:t>
       </w:r>
     </w:p>
     <w:p>
@@ -23605,7 +23838,23 @@
         <w:t>el software. Ya instalado, se ejecutó para realizar configuraciones adicionales si es necesario.</w:t>
       </w:r>
       <w:r>
-        <w:t xml:space="preserve"> En las figuras 24, 25 y 26 se visualiza como es el proceso de instalación de NetSupport Manager en una de las computadoras de las oficinas de sisalud.</w:t>
+        <w:t xml:space="preserve"> En las figuras 24, 25 y 26 se visualiza como es el proceso de instalación de </w:t>
+      </w:r>
+      <w:proofErr w:type="spellStart"/>
+      <w:r>
+        <w:t>NetSupport</w:t>
+      </w:r>
+      <w:proofErr w:type="spellEnd"/>
+      <w:r>
+        <w:t xml:space="preserve"> Manager en una de las computadoras de las oficinas de </w:t>
+      </w:r>
+      <w:proofErr w:type="spellStart"/>
+      <w:r>
+        <w:t>sisalud</w:t>
+      </w:r>
+      <w:proofErr w:type="spellEnd"/>
+      <w:r>
+        <w:t>.</w:t>
       </w:r>
     </w:p>
     <w:p>
@@ -23714,9 +23963,14 @@
         <w:t>4</w:t>
       </w:r>
       <w:r>
-        <w:t>. Carpeta con el instalador de NetSupport</w:t>
+        <w:t xml:space="preserve">. Carpeta con el instalador de </w:t>
+      </w:r>
+      <w:proofErr w:type="spellStart"/>
+      <w:r>
+        <w:t>NetSupport</w:t>
       </w:r>
       <w:bookmarkEnd w:id="170"/>
+      <w:proofErr w:type="spellEnd"/>
     </w:p>
     <w:p>
       <w:pPr>
@@ -23834,9 +24088,14 @@
         <w:t>5</w:t>
       </w:r>
       <w:r>
-        <w:t>. Menú de instalación de NetSupport</w:t>
+        <w:t xml:space="preserve">. Menú de instalación de </w:t>
+      </w:r>
+      <w:proofErr w:type="spellStart"/>
+      <w:r>
+        <w:t>NetSupport</w:t>
       </w:r>
       <w:bookmarkEnd w:id="171"/>
+      <w:proofErr w:type="spellEnd"/>
     </w:p>
     <w:p>
       <w:pPr>
@@ -23974,9 +24233,14 @@
         <w:t>6</w:t>
       </w:r>
       <w:r>
-        <w:t>. Configuración de NetSupport</w:t>
+        <w:t xml:space="preserve">. Configuración de </w:t>
+      </w:r>
+      <w:proofErr w:type="spellStart"/>
+      <w:r>
+        <w:t>NetSupport</w:t>
       </w:r>
       <w:bookmarkEnd w:id="172"/>
+      <w:proofErr w:type="spellEnd"/>
     </w:p>
     <w:p>
       <w:pPr>
@@ -24369,7 +24633,7 @@
         <w:t>la interfaz</w:t>
       </w:r>
       <w:r>
-        <w:t>, o si es una factura duplicada o rechazada accidentalmente en caso de ser el sistema de facturación. Una vez solucionada</w:t>
+        <w:t>. Una vez solucionada</w:t>
       </w:r>
       <w:r>
         <w:t xml:space="preserve"> la falla, se sube la actualización de configuraciones a la versión final utilizada por los trabajadores.</w:t>
@@ -24477,20 +24741,20 @@
         <w:rPr>
           <w:lang w:val="es-MX"/>
         </w:rPr>
-        <w:t xml:space="preserve"> asegurando que se mantenga la continuidad operativa </w:t>
+        <w:t xml:space="preserve"> asegurando que se mantenga la continuidad operativa de los departamentos</w:t>
       </w:r>
       <w:r>
         <w:rPr>
           <w:lang w:val="es-MX"/>
         </w:rPr>
+        <w:t xml:space="preserve">, por lo que la información procesada siempre será </w:t>
+      </w:r>
+      <w:r>
+        <w:rPr>
+          <w:lang w:val="es-MX"/>
+        </w:rPr>
         <w:lastRenderedPageBreak/>
-        <w:t>de los departamentos</w:t>
-      </w:r>
-      <w:r>
-        <w:rPr>
-          <w:lang w:val="es-MX"/>
-        </w:rPr>
-        <w:t>, por lo que la información procesada siempre será oportuna y confiable, además de reducir la tasa de errores reportados por los usuarios a futuro.</w:t>
+        <w:t>oportuna y confiable, además de reducir la tasa de errores reportados por los usuarios a futuro.</w:t>
       </w:r>
     </w:p>
     <w:p>
@@ -24681,7 +24945,13 @@
               <w:ind w:firstLine="0"/>
             </w:pPr>
             <w:r>
-              <w:t>Charla Introductoria y visita las instalaciones</w:t>
+              <w:t>Charla Introductoria y visita</w:t>
+            </w:r>
+            <w:r>
+              <w:t xml:space="preserve"> a</w:t>
+            </w:r>
+            <w:r>
+              <w:t xml:space="preserve"> las instalaciones</w:t>
             </w:r>
           </w:p>
         </w:tc>
@@ -24789,7 +25059,15 @@
               <w:ind w:firstLine="0"/>
             </w:pPr>
             <w:r>
-              <w:t>Realización de Inventario de Tóners de impresoras.</w:t>
+              <w:t xml:space="preserve">Realización de Inventario de </w:t>
+            </w:r>
+            <w:proofErr w:type="spellStart"/>
+            <w:r>
+              <w:t>Tóners</w:t>
+            </w:r>
+            <w:proofErr w:type="spellEnd"/>
+            <w:r>
+              <w:t xml:space="preserve"> de impresoras.</w:t>
             </w:r>
           </w:p>
         </w:tc>
@@ -24825,7 +25103,7 @@
               <w:ind w:firstLine="0"/>
             </w:pPr>
             <w:r>
-              <w:t>Cambio de cartuchos/tóner y solución de atascos de papel.</w:t>
+              <w:t>Cambio de tóner y solución de atascos de papel.</w:t>
             </w:r>
           </w:p>
         </w:tc>
@@ -24850,6 +25128,7 @@
       </w:tr>
     </w:tbl>
     <w:p/>
+    <w:p/>
     <w:p>
       <w:pPr>
         <w:spacing w:line="240" w:lineRule="auto"/>
@@ -24882,7 +25161,23 @@
           <w:b/>
           <w:bCs/>
         </w:rPr>
-        <w:t>(Cont…)</w:t>
+        <w:t>(</w:t>
+      </w:r>
+      <w:proofErr w:type="spellStart"/>
+      <w:r>
+        <w:rPr>
+          <w:b/>
+          <w:bCs/>
+        </w:rPr>
+        <w:t>Cont</w:t>
+      </w:r>
+      <w:proofErr w:type="spellEnd"/>
+      <w:r>
+        <w:rPr>
+          <w:b/>
+          <w:bCs/>
+        </w:rPr>
+        <w:t>…)</w:t>
       </w:r>
     </w:p>
     <w:tbl>
@@ -25024,6 +25319,9 @@
             <w:r>
               <w:t>Soporte y diagnóstico de problemas en impresora</w:t>
             </w:r>
+            <w:r>
+              <w:t>s</w:t>
+            </w:r>
           </w:p>
         </w:tc>
         <w:tc>
@@ -25327,7 +25625,15 @@
         <w:t xml:space="preserve"> y</w:t>
       </w:r>
       <w:r>
-        <w:t xml:space="preserve"> herramientas de control remoto como NetSupport Manager, minimizó las incompatibilidades de archivos entre los usuarios. De igual forma, la actualización del inventario de consumibles de impresión optimizó el control de stock, permitiendo proyectar compras de reabastecimiento eficientes y evitar la adquisición de insumos innecesarios. </w:t>
+        <w:t xml:space="preserve"> herramientas de control remoto como </w:t>
+      </w:r>
+      <w:proofErr w:type="spellStart"/>
+      <w:r>
+        <w:t>NetSupport</w:t>
+      </w:r>
+      <w:proofErr w:type="spellEnd"/>
+      <w:r>
+        <w:t xml:space="preserve"> Manager, minimizó las incompatibilidades de archivos entre los usuarios. De igual forma, la actualización del inventario de consumibles de impresión optimizó el control de stock, permitiendo proyectar compras de reabastecimiento eficientes y evitar la adquisición de insumos innecesarios. </w:t>
       </w:r>
     </w:p>
     <w:p>
@@ -25464,7 +25770,15 @@
         <w:pStyle w:val="Tesis"/>
       </w:pPr>
       <w:r>
-        <w:t xml:space="preserve">Para la Universidad Privada Dr. Rafael Belloso Chacín, se recomienda incorporar en los laboratorios de materias como Redes y Seguridad Informática el uso práctico de hardware de control de acceso biométrico y software de administración remota, como NetSupport Manager, dado que son recursos </w:t>
+        <w:t xml:space="preserve">Para la Universidad Privada Dr. Rafael Belloso Chacín, se recomienda incorporar en los laboratorios de materias como Redes y Seguridad Informática el uso práctico de hardware de control de acceso biométrico y software de administración remota, como </w:t>
+      </w:r>
+      <w:proofErr w:type="spellStart"/>
+      <w:r>
+        <w:t>NetSupport</w:t>
+      </w:r>
+      <w:proofErr w:type="spellEnd"/>
+      <w:r>
+        <w:t xml:space="preserve"> Manager, dado que son recursos </w:t>
       </w:r>
       <w:r>
         <w:t xml:space="preserve">que se usan de forma cotidiana </w:t>
@@ -25606,7 +25920,7 @@
 </file>
 
 <file path=word/endnotes.xml><?xml version="1.0" encoding="utf-8"?>
-<w:endnotes xmlns:wpc="http://schemas.microsoft.com/office/word/2010/wordprocessingCanvas" xmlns:cx="http://schemas.microsoft.com/office/drawing/2014/chartex" xmlns:cx1="http://schemas.microsoft.com/office/drawing/2015/9/8/chartex" xmlns:cx2="http://schemas.microsoft.com/office/drawing/2015/10/21/chartex" xmlns:cx3="http://schemas.microsoft.com/office/drawing/2016/5/9/chartex" xmlns:cx4="http://schemas.microsoft.com/office/drawing/2016/5/10/chartex" xmlns:cx5="http://schemas.microsoft.com/office/drawing/2016/5/11/chartex" xmlns:cx6="http://schemas.microsoft.com/office/drawing/2016/5/12/chartex" xmlns:cx7="http://schemas.microsoft.com/office/drawing/2016/5/13/chartex" xmlns:cx8="http://schemas.microsoft.com/office/drawing/2016/5/14/chartex" xmlns:mc="http://schemas.openxmlformats.org/markup-compatibility/2006" xmlns:aink="http://schemas.microsoft.com/office/drawing/2016/ink" xmlns:am3d="http://schemas.microsoft.com/office/drawing/2017/model3d" xmlns:o="urn:schemas-microsoft-com:office:office" xmlns:oel="http://schemas.microsoft.com/office/2019/extlst" xmlns:r="http://schemas.openxmlformats.org/officeDocument/2006/relationships" xmlns:m="http://schemas.openxmlformats.org/officeDocument/2006/math" xmlns:v="urn:schemas-microsoft-com:vml" xmlns:wp14="http://schemas.microsoft.com/office/word/2010/wordprocessingDrawing" xmlns:wp="http://schemas.openxmlformats.org/drawingml/2006/wordprocessingDrawing" xmlns:w10="urn:schemas-microsoft-com:office:word" xmlns:w="http://schemas.openxmlformats.org/wordprocessingml/2006/main" xmlns:w14="http://schemas.microsoft.com/office/word/2010/wordml" xmlns:w15="http://schemas.microsoft.com/office/word/2012/wordml" xmlns:w16cex="http://schemas.microsoft.com/office/word/2018/wordml/cex" xmlns:w16cid="http://schemas.microsoft.com/office/word/2016/wordml/cid" xmlns:w16="http://schemas.microsoft.com/office/word/2018/wordml" xmlns:w16du="http://schemas.microsoft.com/office/word/2023/wordml/word16du" xmlns:w16sdtdh="http://schemas.microsoft.com/office/word/2020/wordml/sdtdatahash" xmlns:w16sdtfl="http://schemas.microsoft.com/office/word/2024/wordml/sdtformatlock" xmlns:w16se="http://schemas.microsoft.com/office/word/2015/wordml/symex" xmlns:wpg="http://schemas.microsoft.com/office/word/2010/wordprocessingGroup" xmlns:wpi="http://schemas.microsoft.com/office/word/2010/wordprocessingInk" xmlns:wne="http://schemas.microsoft.com/office/word/2006/wordml" xmlns:wps="http://schemas.microsoft.com/office/word/2010/wordprocessingShape" mc:Ignorable="w14 w15 w16se w16cid w16 w16cex w16sdtdh w16sdtfl w16du wp14">
+<w:endnotes xmlns:wpc="http://schemas.microsoft.com/office/word/2010/wordprocessingCanvas" xmlns:cx="http://schemas.microsoft.com/office/drawing/2014/chartex" xmlns:cx1="http://schemas.microsoft.com/office/drawing/2015/9/8/chartex" xmlns:cx2="http://schemas.microsoft.com/office/drawing/2015/10/21/chartex" xmlns:cx3="http://schemas.microsoft.com/office/drawing/2016/5/9/chartex" xmlns:cx4="http://schemas.microsoft.com/office/drawing/2016/5/10/chartex" xmlns:cx5="http://schemas.microsoft.com/office/drawing/2016/5/11/chartex" xmlns:cx6="http://schemas.microsoft.com/office/drawing/2016/5/12/chartex" xmlns:cx7="http://schemas.microsoft.com/office/drawing/2016/5/13/chartex" xmlns:cx8="http://schemas.microsoft.com/office/drawing/2016/5/14/chartex" xmlns:mc="http://schemas.openxmlformats.org/markup-compatibility/2006" xmlns:aink="http://schemas.microsoft.com/office/drawing/2016/ink" xmlns:am3d="http://schemas.microsoft.com/office/drawing/2017/model3d" xmlns:o="urn:schemas-microsoft-com:office:office" xmlns:oel="http://schemas.microsoft.com/office/2019/extlst" xmlns:r="http://schemas.openxmlformats.org/officeDocument/2006/relationships" xmlns:m="http://schemas.openxmlformats.org/officeDocument/2006/math" xmlns:v="urn:schemas-microsoft-com:vml" xmlns:wp14="http://schemas.microsoft.com/office/word/2010/wordprocessingDrawing" xmlns:wp="http://schemas.openxmlformats.org/drawingml/2006/wordprocessingDrawing" xmlns:w10="urn:schemas-microsoft-com:office:word" xmlns:w="http://schemas.openxmlformats.org/wordprocessingml/2006/main" xmlns:w14="http://schemas.microsoft.com/office/word/2010/wordml" xmlns:w15="http://schemas.microsoft.com/office/word/2012/wordml" xmlns:w16cex="http://schemas.microsoft.com/office/word/2018/wordml/cex" xmlns:w16cid="http://schemas.microsoft.com/office/word/2016/wordml/cid" xmlns:w16="http://schemas.microsoft.com/office/word/2018/wordml" xmlns:w16sdtdh="http://schemas.microsoft.com/office/word/2020/wordml/sdtdatahash" xmlns:w16se="http://schemas.microsoft.com/office/word/2015/wordml/symex" xmlns:wpg="http://schemas.microsoft.com/office/word/2010/wordprocessingGroup" xmlns:wpi="http://schemas.microsoft.com/office/word/2010/wordprocessingInk" xmlns:wne="http://schemas.microsoft.com/office/word/2006/wordml" xmlns:wps="http://schemas.microsoft.com/office/word/2010/wordprocessingShape" mc:Ignorable="w14 w15 w16se w16cid w16 w16cex w16sdtdh wp14">
   <w:endnote w:type="separator" w:id="-1">
     <w:p>
       <w:pPr>
@@ -25631,7 +25945,7 @@
 </file>
 
 <file path=word/footer1.xml><?xml version="1.0" encoding="utf-8"?>
-<w:ftr xmlns:wpc="http://schemas.microsoft.com/office/word/2010/wordprocessingCanvas" xmlns:cx="http://schemas.microsoft.com/office/drawing/2014/chartex" xmlns:cx1="http://schemas.microsoft.com/office/drawing/2015/9/8/chartex" xmlns:cx2="http://schemas.microsoft.com/office/drawing/2015/10/21/chartex" xmlns:cx3="http://schemas.microsoft.com/office/drawing/2016/5/9/chartex" xmlns:cx4="http://schemas.microsoft.com/office/drawing/2016/5/10/chartex" xmlns:cx5="http://schemas.microsoft.com/office/drawing/2016/5/11/chartex" xmlns:cx6="http://schemas.microsoft.com/office/drawing/2016/5/12/chartex" xmlns:cx7="http://schemas.microsoft.com/office/drawing/2016/5/13/chartex" xmlns:cx8="http://schemas.microsoft.com/office/drawing/2016/5/14/chartex" xmlns:mc="http://schemas.openxmlformats.org/markup-compatibility/2006" xmlns:aink="http://schemas.microsoft.com/office/drawing/2016/ink" xmlns:am3d="http://schemas.microsoft.com/office/drawing/2017/model3d" xmlns:o="urn:schemas-microsoft-com:office:office" xmlns:oel="http://schemas.microsoft.com/office/2019/extlst" xmlns:r="http://schemas.openxmlformats.org/officeDocument/2006/relationships" xmlns:m="http://schemas.openxmlformats.org/officeDocument/2006/math" xmlns:v="urn:schemas-microsoft-com:vml" xmlns:wp14="http://schemas.microsoft.com/office/word/2010/wordprocessingDrawing" xmlns:wp="http://schemas.openxmlformats.org/drawingml/2006/wordprocessingDrawing" xmlns:w10="urn:schemas-microsoft-com:office:word" xmlns:w="http://schemas.openxmlformats.org/wordprocessingml/2006/main" xmlns:w14="http://schemas.microsoft.com/office/word/2010/wordml" xmlns:w15="http://schemas.microsoft.com/office/word/2012/wordml" xmlns:w16cex="http://schemas.microsoft.com/office/word/2018/wordml/cex" xmlns:w16cid="http://schemas.microsoft.com/office/word/2016/wordml/cid" xmlns:w16="http://schemas.microsoft.com/office/word/2018/wordml" xmlns:w16du="http://schemas.microsoft.com/office/word/2023/wordml/word16du" xmlns:w16sdtdh="http://schemas.microsoft.com/office/word/2020/wordml/sdtdatahash" xmlns:w16sdtfl="http://schemas.microsoft.com/office/word/2024/wordml/sdtformatlock" xmlns:w16se="http://schemas.microsoft.com/office/word/2015/wordml/symex" xmlns:wpg="http://schemas.microsoft.com/office/word/2010/wordprocessingGroup" xmlns:wpi="http://schemas.microsoft.com/office/word/2010/wordprocessingInk" xmlns:wne="http://schemas.microsoft.com/office/word/2006/wordml" xmlns:wps="http://schemas.microsoft.com/office/word/2010/wordprocessingShape" mc:Ignorable="w14 w15 w16se w16cid w16 w16cex w16sdtdh w16sdtfl w16du wp14">
+<w:ftr xmlns:wpc="http://schemas.microsoft.com/office/word/2010/wordprocessingCanvas" xmlns:cx="http://schemas.microsoft.com/office/drawing/2014/chartex" xmlns:cx1="http://schemas.microsoft.com/office/drawing/2015/9/8/chartex" xmlns:cx2="http://schemas.microsoft.com/office/drawing/2015/10/21/chartex" xmlns:cx3="http://schemas.microsoft.com/office/drawing/2016/5/9/chartex" xmlns:cx4="http://schemas.microsoft.com/office/drawing/2016/5/10/chartex" xmlns:cx5="http://schemas.microsoft.com/office/drawing/2016/5/11/chartex" xmlns:cx6="http://schemas.microsoft.com/office/drawing/2016/5/12/chartex" xmlns:cx7="http://schemas.microsoft.com/office/drawing/2016/5/13/chartex" xmlns:cx8="http://schemas.microsoft.com/office/drawing/2016/5/14/chartex" xmlns:mc="http://schemas.openxmlformats.org/markup-compatibility/2006" xmlns:aink="http://schemas.microsoft.com/office/drawing/2016/ink" xmlns:am3d="http://schemas.microsoft.com/office/drawing/2017/model3d" xmlns:o="urn:schemas-microsoft-com:office:office" xmlns:oel="http://schemas.microsoft.com/office/2019/extlst" xmlns:r="http://schemas.openxmlformats.org/officeDocument/2006/relationships" xmlns:m="http://schemas.openxmlformats.org/officeDocument/2006/math" xmlns:v="urn:schemas-microsoft-com:vml" xmlns:wp14="http://schemas.microsoft.com/office/word/2010/wordprocessingDrawing" xmlns:wp="http://schemas.openxmlformats.org/drawingml/2006/wordprocessingDrawing" xmlns:w10="urn:schemas-microsoft-com:office:word" xmlns:w="http://schemas.openxmlformats.org/wordprocessingml/2006/main" xmlns:w14="http://schemas.microsoft.com/office/word/2010/wordml" xmlns:w15="http://schemas.microsoft.com/office/word/2012/wordml" xmlns:w16cex="http://schemas.microsoft.com/office/word/2018/wordml/cex" xmlns:w16cid="http://schemas.microsoft.com/office/word/2016/wordml/cid" xmlns:w16="http://schemas.microsoft.com/office/word/2018/wordml" xmlns:w16sdtdh="http://schemas.microsoft.com/office/word/2020/wordml/sdtdatahash" xmlns:w16se="http://schemas.microsoft.com/office/word/2015/wordml/symex" xmlns:wpg="http://schemas.microsoft.com/office/word/2010/wordprocessingGroup" xmlns:wpi="http://schemas.microsoft.com/office/word/2010/wordprocessingInk" xmlns:wne="http://schemas.microsoft.com/office/word/2006/wordml" xmlns:wps="http://schemas.microsoft.com/office/word/2010/wordprocessingShape" mc:Ignorable="w14 w15 w16se w16cid w16 w16cex w16sdtdh wp14">
   <w:sdt>
     <w:sdtPr>
       <w:id w:val="-400370178"/>
@@ -25676,7 +25990,7 @@
 </file>
 
 <file path=word/footer10.xml><?xml version="1.0" encoding="utf-8"?>
-<w:ftr xmlns:wpc="http://schemas.microsoft.com/office/word/2010/wordprocessingCanvas" xmlns:cx="http://schemas.microsoft.com/office/drawing/2014/chartex" xmlns:cx1="http://schemas.microsoft.com/office/drawing/2015/9/8/chartex" xmlns:cx2="http://schemas.microsoft.com/office/drawing/2015/10/21/chartex" xmlns:cx3="http://schemas.microsoft.com/office/drawing/2016/5/9/chartex" xmlns:cx4="http://schemas.microsoft.com/office/drawing/2016/5/10/chartex" xmlns:cx5="http://schemas.microsoft.com/office/drawing/2016/5/11/chartex" xmlns:cx6="http://schemas.microsoft.com/office/drawing/2016/5/12/chartex" xmlns:cx7="http://schemas.microsoft.com/office/drawing/2016/5/13/chartex" xmlns:cx8="http://schemas.microsoft.com/office/drawing/2016/5/14/chartex" xmlns:mc="http://schemas.openxmlformats.org/markup-compatibility/2006" xmlns:aink="http://schemas.microsoft.com/office/drawing/2016/ink" xmlns:am3d="http://schemas.microsoft.com/office/drawing/2017/model3d" xmlns:o="urn:schemas-microsoft-com:office:office" xmlns:oel="http://schemas.microsoft.com/office/2019/extlst" xmlns:r="http://schemas.openxmlformats.org/officeDocument/2006/relationships" xmlns:m="http://schemas.openxmlformats.org/officeDocument/2006/math" xmlns:v="urn:schemas-microsoft-com:vml" xmlns:wp14="http://schemas.microsoft.com/office/word/2010/wordprocessingDrawing" xmlns:wp="http://schemas.openxmlformats.org/drawingml/2006/wordprocessingDrawing" xmlns:w10="urn:schemas-microsoft-com:office:word" xmlns:w="http://schemas.openxmlformats.org/wordprocessingml/2006/main" xmlns:w14="http://schemas.microsoft.com/office/word/2010/wordml" xmlns:w15="http://schemas.microsoft.com/office/word/2012/wordml" xmlns:w16cex="http://schemas.microsoft.com/office/word/2018/wordml/cex" xmlns:w16cid="http://schemas.microsoft.com/office/word/2016/wordml/cid" xmlns:w16="http://schemas.microsoft.com/office/word/2018/wordml" xmlns:w16du="http://schemas.microsoft.com/office/word/2023/wordml/word16du" xmlns:w16sdtdh="http://schemas.microsoft.com/office/word/2020/wordml/sdtdatahash" xmlns:w16sdtfl="http://schemas.microsoft.com/office/word/2024/wordml/sdtformatlock" xmlns:w16se="http://schemas.microsoft.com/office/word/2015/wordml/symex" xmlns:wpg="http://schemas.microsoft.com/office/word/2010/wordprocessingGroup" xmlns:wpi="http://schemas.microsoft.com/office/word/2010/wordprocessingInk" xmlns:wne="http://schemas.microsoft.com/office/word/2006/wordml" xmlns:wps="http://schemas.microsoft.com/office/word/2010/wordprocessingShape" mc:Ignorable="w14 w15 w16se w16cid w16 w16cex w16sdtdh w16sdtfl w16du wp14">
+<w:ftr xmlns:wpc="http://schemas.microsoft.com/office/word/2010/wordprocessingCanvas" xmlns:cx="http://schemas.microsoft.com/office/drawing/2014/chartex" xmlns:cx1="http://schemas.microsoft.com/office/drawing/2015/9/8/chartex" xmlns:cx2="http://schemas.microsoft.com/office/drawing/2015/10/21/chartex" xmlns:cx3="http://schemas.microsoft.com/office/drawing/2016/5/9/chartex" xmlns:cx4="http://schemas.microsoft.com/office/drawing/2016/5/10/chartex" xmlns:cx5="http://schemas.microsoft.com/office/drawing/2016/5/11/chartex" xmlns:cx6="http://schemas.microsoft.com/office/drawing/2016/5/12/chartex" xmlns:cx7="http://schemas.microsoft.com/office/drawing/2016/5/13/chartex" xmlns:cx8="http://schemas.microsoft.com/office/drawing/2016/5/14/chartex" xmlns:mc="http://schemas.openxmlformats.org/markup-compatibility/2006" xmlns:aink="http://schemas.microsoft.com/office/drawing/2016/ink" xmlns:am3d="http://schemas.microsoft.com/office/drawing/2017/model3d" xmlns:o="urn:schemas-microsoft-com:office:office" xmlns:oel="http://schemas.microsoft.com/office/2019/extlst" xmlns:r="http://schemas.openxmlformats.org/officeDocument/2006/relationships" xmlns:m="http://schemas.openxmlformats.org/officeDocument/2006/math" xmlns:v="urn:schemas-microsoft-com:vml" xmlns:wp14="http://schemas.microsoft.com/office/word/2010/wordprocessingDrawing" xmlns:wp="http://schemas.openxmlformats.org/drawingml/2006/wordprocessingDrawing" xmlns:w10="urn:schemas-microsoft-com:office:word" xmlns:w="http://schemas.openxmlformats.org/wordprocessingml/2006/main" xmlns:w14="http://schemas.microsoft.com/office/word/2010/wordml" xmlns:w15="http://schemas.microsoft.com/office/word/2012/wordml" xmlns:w16cex="http://schemas.microsoft.com/office/word/2018/wordml/cex" xmlns:w16cid="http://schemas.microsoft.com/office/word/2016/wordml/cid" xmlns:w16="http://schemas.microsoft.com/office/word/2018/wordml" xmlns:w16sdtdh="http://schemas.microsoft.com/office/word/2020/wordml/sdtdatahash" xmlns:w16se="http://schemas.microsoft.com/office/word/2015/wordml/symex" xmlns:wpg="http://schemas.microsoft.com/office/word/2010/wordprocessingGroup" xmlns:wpi="http://schemas.microsoft.com/office/word/2010/wordprocessingInk" xmlns:wne="http://schemas.microsoft.com/office/word/2006/wordml" xmlns:wps="http://schemas.microsoft.com/office/word/2010/wordprocessingShape" mc:Ignorable="w14 w15 w16se w16cid w16 w16cex w16sdtdh wp14">
   <w:sdt>
     <w:sdtPr>
       <w:id w:val="-1281095727"/>
@@ -25721,7 +26035,7 @@
 </file>
 
 <file path=word/footer11.xml><?xml version="1.0" encoding="utf-8"?>
-<w:ftr xmlns:wpc="http://schemas.microsoft.com/office/word/2010/wordprocessingCanvas" xmlns:cx="http://schemas.microsoft.com/office/drawing/2014/chartex" xmlns:cx1="http://schemas.microsoft.com/office/drawing/2015/9/8/chartex" xmlns:cx2="http://schemas.microsoft.com/office/drawing/2015/10/21/chartex" xmlns:cx3="http://schemas.microsoft.com/office/drawing/2016/5/9/chartex" xmlns:cx4="http://schemas.microsoft.com/office/drawing/2016/5/10/chartex" xmlns:cx5="http://schemas.microsoft.com/office/drawing/2016/5/11/chartex" xmlns:cx6="http://schemas.microsoft.com/office/drawing/2016/5/12/chartex" xmlns:cx7="http://schemas.microsoft.com/office/drawing/2016/5/13/chartex" xmlns:cx8="http://schemas.microsoft.com/office/drawing/2016/5/14/chartex" xmlns:mc="http://schemas.openxmlformats.org/markup-compatibility/2006" xmlns:aink="http://schemas.microsoft.com/office/drawing/2016/ink" xmlns:am3d="http://schemas.microsoft.com/office/drawing/2017/model3d" xmlns:o="urn:schemas-microsoft-com:office:office" xmlns:oel="http://schemas.microsoft.com/office/2019/extlst" xmlns:r="http://schemas.openxmlformats.org/officeDocument/2006/relationships" xmlns:m="http://schemas.openxmlformats.org/officeDocument/2006/math" xmlns:v="urn:schemas-microsoft-com:vml" xmlns:wp14="http://schemas.microsoft.com/office/word/2010/wordprocessingDrawing" xmlns:wp="http://schemas.openxmlformats.org/drawingml/2006/wordprocessingDrawing" xmlns:w10="urn:schemas-microsoft-com:office:word" xmlns:w="http://schemas.openxmlformats.org/wordprocessingml/2006/main" xmlns:w14="http://schemas.microsoft.com/office/word/2010/wordml" xmlns:w15="http://schemas.microsoft.com/office/word/2012/wordml" xmlns:w16cex="http://schemas.microsoft.com/office/word/2018/wordml/cex" xmlns:w16cid="http://schemas.microsoft.com/office/word/2016/wordml/cid" xmlns:w16="http://schemas.microsoft.com/office/word/2018/wordml" xmlns:w16du="http://schemas.microsoft.com/office/word/2023/wordml/word16du" xmlns:w16sdtdh="http://schemas.microsoft.com/office/word/2020/wordml/sdtdatahash" xmlns:w16sdtfl="http://schemas.microsoft.com/office/word/2024/wordml/sdtformatlock" xmlns:w16se="http://schemas.microsoft.com/office/word/2015/wordml/symex" xmlns:wpg="http://schemas.microsoft.com/office/word/2010/wordprocessingGroup" xmlns:wpi="http://schemas.microsoft.com/office/word/2010/wordprocessingInk" xmlns:wne="http://schemas.microsoft.com/office/word/2006/wordml" xmlns:wps="http://schemas.microsoft.com/office/word/2010/wordprocessingShape" mc:Ignorable="w14 w15 w16se w16cid w16 w16cex w16sdtdh w16sdtfl w16du wp14">
+<w:ftr xmlns:wpc="http://schemas.microsoft.com/office/word/2010/wordprocessingCanvas" xmlns:cx="http://schemas.microsoft.com/office/drawing/2014/chartex" xmlns:cx1="http://schemas.microsoft.com/office/drawing/2015/9/8/chartex" xmlns:cx2="http://schemas.microsoft.com/office/drawing/2015/10/21/chartex" xmlns:cx3="http://schemas.microsoft.com/office/drawing/2016/5/9/chartex" xmlns:cx4="http://schemas.microsoft.com/office/drawing/2016/5/10/chartex" xmlns:cx5="http://schemas.microsoft.com/office/drawing/2016/5/11/chartex" xmlns:cx6="http://schemas.microsoft.com/office/drawing/2016/5/12/chartex" xmlns:cx7="http://schemas.microsoft.com/office/drawing/2016/5/13/chartex" xmlns:cx8="http://schemas.microsoft.com/office/drawing/2016/5/14/chartex" xmlns:mc="http://schemas.openxmlformats.org/markup-compatibility/2006" xmlns:aink="http://schemas.microsoft.com/office/drawing/2016/ink" xmlns:am3d="http://schemas.microsoft.com/office/drawing/2017/model3d" xmlns:o="urn:schemas-microsoft-com:office:office" xmlns:oel="http://schemas.microsoft.com/office/2019/extlst" xmlns:r="http://schemas.openxmlformats.org/officeDocument/2006/relationships" xmlns:m="http://schemas.openxmlformats.org/officeDocument/2006/math" xmlns:v="urn:schemas-microsoft-com:vml" xmlns:wp14="http://schemas.microsoft.com/office/word/2010/wordprocessingDrawing" xmlns:wp="http://schemas.openxmlformats.org/drawingml/2006/wordprocessingDrawing" xmlns:w10="urn:schemas-microsoft-com:office:word" xmlns:w="http://schemas.openxmlformats.org/wordprocessingml/2006/main" xmlns:w14="http://schemas.microsoft.com/office/word/2010/wordml" xmlns:w15="http://schemas.microsoft.com/office/word/2012/wordml" xmlns:w16cex="http://schemas.microsoft.com/office/word/2018/wordml/cex" xmlns:w16cid="http://schemas.microsoft.com/office/word/2016/wordml/cid" xmlns:w16="http://schemas.microsoft.com/office/word/2018/wordml" xmlns:w16sdtdh="http://schemas.microsoft.com/office/word/2020/wordml/sdtdatahash" xmlns:w16se="http://schemas.microsoft.com/office/word/2015/wordml/symex" xmlns:wpg="http://schemas.microsoft.com/office/word/2010/wordprocessingGroup" xmlns:wpi="http://schemas.microsoft.com/office/word/2010/wordprocessingInk" xmlns:wne="http://schemas.microsoft.com/office/word/2006/wordml" xmlns:wps="http://schemas.microsoft.com/office/word/2010/wordprocessingShape" mc:Ignorable="w14 w15 w16se w16cid w16 w16cex w16sdtdh wp14">
   <w:p>
     <w:pPr>
       <w:pStyle w:val="Piedepgina"/>
@@ -25736,7 +26050,7 @@
 </file>
 
 <file path=word/footer2.xml><?xml version="1.0" encoding="utf-8"?>
-<w:ftr xmlns:wpc="http://schemas.microsoft.com/office/word/2010/wordprocessingCanvas" xmlns:cx="http://schemas.microsoft.com/office/drawing/2014/chartex" xmlns:cx1="http://schemas.microsoft.com/office/drawing/2015/9/8/chartex" xmlns:cx2="http://schemas.microsoft.com/office/drawing/2015/10/21/chartex" xmlns:cx3="http://schemas.microsoft.com/office/drawing/2016/5/9/chartex" xmlns:cx4="http://schemas.microsoft.com/office/drawing/2016/5/10/chartex" xmlns:cx5="http://schemas.microsoft.com/office/drawing/2016/5/11/chartex" xmlns:cx6="http://schemas.microsoft.com/office/drawing/2016/5/12/chartex" xmlns:cx7="http://schemas.microsoft.com/office/drawing/2016/5/13/chartex" xmlns:cx8="http://schemas.microsoft.com/office/drawing/2016/5/14/chartex" xmlns:mc="http://schemas.openxmlformats.org/markup-compatibility/2006" xmlns:aink="http://schemas.microsoft.com/office/drawing/2016/ink" xmlns:am3d="http://schemas.microsoft.com/office/drawing/2017/model3d" xmlns:o="urn:schemas-microsoft-com:office:office" xmlns:oel="http://schemas.microsoft.com/office/2019/extlst" xmlns:r="http://schemas.openxmlformats.org/officeDocument/2006/relationships" xmlns:m="http://schemas.openxmlformats.org/officeDocument/2006/math" xmlns:v="urn:schemas-microsoft-com:vml" xmlns:wp14="http://schemas.microsoft.com/office/word/2010/wordprocessingDrawing" xmlns:wp="http://schemas.openxmlformats.org/drawingml/2006/wordprocessingDrawing" xmlns:w10="urn:schemas-microsoft-com:office:word" xmlns:w="http://schemas.openxmlformats.org/wordprocessingml/2006/main" xmlns:w14="http://schemas.microsoft.com/office/word/2010/wordml" xmlns:w15="http://schemas.microsoft.com/office/word/2012/wordml" xmlns:w16cex="http://schemas.microsoft.com/office/word/2018/wordml/cex" xmlns:w16cid="http://schemas.microsoft.com/office/word/2016/wordml/cid" xmlns:w16="http://schemas.microsoft.com/office/word/2018/wordml" xmlns:w16du="http://schemas.microsoft.com/office/word/2023/wordml/word16du" xmlns:w16sdtdh="http://schemas.microsoft.com/office/word/2020/wordml/sdtdatahash" xmlns:w16sdtfl="http://schemas.microsoft.com/office/word/2024/wordml/sdtformatlock" xmlns:w16se="http://schemas.microsoft.com/office/word/2015/wordml/symex" xmlns:wpg="http://schemas.microsoft.com/office/word/2010/wordprocessingGroup" xmlns:wpi="http://schemas.microsoft.com/office/word/2010/wordprocessingInk" xmlns:wne="http://schemas.microsoft.com/office/word/2006/wordml" xmlns:wps="http://schemas.microsoft.com/office/word/2010/wordprocessingShape" mc:Ignorable="w14 w15 w16se w16cid w16 w16cex w16sdtdh w16sdtfl w16du wp14">
+<w:ftr xmlns:wpc="http://schemas.microsoft.com/office/word/2010/wordprocessingCanvas" xmlns:cx="http://schemas.microsoft.com/office/drawing/2014/chartex" xmlns:cx1="http://schemas.microsoft.com/office/drawing/2015/9/8/chartex" xmlns:cx2="http://schemas.microsoft.com/office/drawing/2015/10/21/chartex" xmlns:cx3="http://schemas.microsoft.com/office/drawing/2016/5/9/chartex" xmlns:cx4="http://schemas.microsoft.com/office/drawing/2016/5/10/chartex" xmlns:cx5="http://schemas.microsoft.com/office/drawing/2016/5/11/chartex" xmlns:cx6="http://schemas.microsoft.com/office/drawing/2016/5/12/chartex" xmlns:cx7="http://schemas.microsoft.com/office/drawing/2016/5/13/chartex" xmlns:cx8="http://schemas.microsoft.com/office/drawing/2016/5/14/chartex" xmlns:mc="http://schemas.openxmlformats.org/markup-compatibility/2006" xmlns:aink="http://schemas.microsoft.com/office/drawing/2016/ink" xmlns:am3d="http://schemas.microsoft.com/office/drawing/2017/model3d" xmlns:o="urn:schemas-microsoft-com:office:office" xmlns:oel="http://schemas.microsoft.com/office/2019/extlst" xmlns:r="http://schemas.openxmlformats.org/officeDocument/2006/relationships" xmlns:m="http://schemas.openxmlformats.org/officeDocument/2006/math" xmlns:v="urn:schemas-microsoft-com:vml" xmlns:wp14="http://schemas.microsoft.com/office/word/2010/wordprocessingDrawing" xmlns:wp="http://schemas.openxmlformats.org/drawingml/2006/wordprocessingDrawing" xmlns:w10="urn:schemas-microsoft-com:office:word" xmlns:w="http://schemas.openxmlformats.org/wordprocessingml/2006/main" xmlns:w14="http://schemas.microsoft.com/office/word/2010/wordml" xmlns:w15="http://schemas.microsoft.com/office/word/2012/wordml" xmlns:w16cex="http://schemas.microsoft.com/office/word/2018/wordml/cex" xmlns:w16cid="http://schemas.microsoft.com/office/word/2016/wordml/cid" xmlns:w16="http://schemas.microsoft.com/office/word/2018/wordml" xmlns:w16sdtdh="http://schemas.microsoft.com/office/word/2020/wordml/sdtdatahash" xmlns:w16se="http://schemas.microsoft.com/office/word/2015/wordml/symex" xmlns:wpg="http://schemas.microsoft.com/office/word/2010/wordprocessingGroup" xmlns:wpi="http://schemas.microsoft.com/office/word/2010/wordprocessingInk" xmlns:wne="http://schemas.microsoft.com/office/word/2006/wordml" xmlns:wps="http://schemas.microsoft.com/office/word/2010/wordprocessingShape" mc:Ignorable="w14 w15 w16se w16cid w16 w16cex w16sdtdh wp14">
   <w:p>
     <w:pPr>
       <w:pStyle w:val="Piedepgina"/>
@@ -25752,7 +26066,7 @@
 </file>
 
 <file path=word/footer3.xml><?xml version="1.0" encoding="utf-8"?>
-<w:ftr xmlns:wpc="http://schemas.microsoft.com/office/word/2010/wordprocessingCanvas" xmlns:cx="http://schemas.microsoft.com/office/drawing/2014/chartex" xmlns:cx1="http://schemas.microsoft.com/office/drawing/2015/9/8/chartex" xmlns:cx2="http://schemas.microsoft.com/office/drawing/2015/10/21/chartex" xmlns:cx3="http://schemas.microsoft.com/office/drawing/2016/5/9/chartex" xmlns:cx4="http://schemas.microsoft.com/office/drawing/2016/5/10/chartex" xmlns:cx5="http://schemas.microsoft.com/office/drawing/2016/5/11/chartex" xmlns:cx6="http://schemas.microsoft.com/office/drawing/2016/5/12/chartex" xmlns:cx7="http://schemas.microsoft.com/office/drawing/2016/5/13/chartex" xmlns:cx8="http://schemas.microsoft.com/office/drawing/2016/5/14/chartex" xmlns:mc="http://schemas.openxmlformats.org/markup-compatibility/2006" xmlns:aink="http://schemas.microsoft.com/office/drawing/2016/ink" xmlns:am3d="http://schemas.microsoft.com/office/drawing/2017/model3d" xmlns:o="urn:schemas-microsoft-com:office:office" xmlns:oel="http://schemas.microsoft.com/office/2019/extlst" xmlns:r="http://schemas.openxmlformats.org/officeDocument/2006/relationships" xmlns:m="http://schemas.openxmlformats.org/officeDocument/2006/math" xmlns:v="urn:schemas-microsoft-com:vml" xmlns:wp14="http://schemas.microsoft.com/office/word/2010/wordprocessingDrawing" xmlns:wp="http://schemas.openxmlformats.org/drawingml/2006/wordprocessingDrawing" xmlns:w10="urn:schemas-microsoft-com:office:word" xmlns:w="http://schemas.openxmlformats.org/wordprocessingml/2006/main" xmlns:w14="http://schemas.microsoft.com/office/word/2010/wordml" xmlns:w15="http://schemas.microsoft.com/office/word/2012/wordml" xmlns:w16cex="http://schemas.microsoft.com/office/word/2018/wordml/cex" xmlns:w16cid="http://schemas.microsoft.com/office/word/2016/wordml/cid" xmlns:w16="http://schemas.microsoft.com/office/word/2018/wordml" xmlns:w16du="http://schemas.microsoft.com/office/word/2023/wordml/word16du" xmlns:w16sdtdh="http://schemas.microsoft.com/office/word/2020/wordml/sdtdatahash" xmlns:w16sdtfl="http://schemas.microsoft.com/office/word/2024/wordml/sdtformatlock" xmlns:w16se="http://schemas.microsoft.com/office/word/2015/wordml/symex" xmlns:wpg="http://schemas.microsoft.com/office/word/2010/wordprocessingGroup" xmlns:wpi="http://schemas.microsoft.com/office/word/2010/wordprocessingInk" xmlns:wne="http://schemas.microsoft.com/office/word/2006/wordml" xmlns:wps="http://schemas.microsoft.com/office/word/2010/wordprocessingShape" mc:Ignorable="w14 w15 w16se w16cid w16 w16cex w16sdtdh w16sdtfl w16du wp14">
+<w:ftr xmlns:wpc="http://schemas.microsoft.com/office/word/2010/wordprocessingCanvas" xmlns:cx="http://schemas.microsoft.com/office/drawing/2014/chartex" xmlns:cx1="http://schemas.microsoft.com/office/drawing/2015/9/8/chartex" xmlns:cx2="http://schemas.microsoft.com/office/drawing/2015/10/21/chartex" xmlns:cx3="http://schemas.microsoft.com/office/drawing/2016/5/9/chartex" xmlns:cx4="http://schemas.microsoft.com/office/drawing/2016/5/10/chartex" xmlns:cx5="http://schemas.microsoft.com/office/drawing/2016/5/11/chartex" xmlns:cx6="http://schemas.microsoft.com/office/drawing/2016/5/12/chartex" xmlns:cx7="http://schemas.microsoft.com/office/drawing/2016/5/13/chartex" xmlns:cx8="http://schemas.microsoft.com/office/drawing/2016/5/14/chartex" xmlns:mc="http://schemas.openxmlformats.org/markup-compatibility/2006" xmlns:aink="http://schemas.microsoft.com/office/drawing/2016/ink" xmlns:am3d="http://schemas.microsoft.com/office/drawing/2017/model3d" xmlns:o="urn:schemas-microsoft-com:office:office" xmlns:oel="http://schemas.microsoft.com/office/2019/extlst" xmlns:r="http://schemas.openxmlformats.org/officeDocument/2006/relationships" xmlns:m="http://schemas.openxmlformats.org/officeDocument/2006/math" xmlns:v="urn:schemas-microsoft-com:vml" xmlns:wp14="http://schemas.microsoft.com/office/word/2010/wordprocessingDrawing" xmlns:wp="http://schemas.openxmlformats.org/drawingml/2006/wordprocessingDrawing" xmlns:w10="urn:schemas-microsoft-com:office:word" xmlns:w="http://schemas.openxmlformats.org/wordprocessingml/2006/main" xmlns:w14="http://schemas.microsoft.com/office/word/2010/wordml" xmlns:w15="http://schemas.microsoft.com/office/word/2012/wordml" xmlns:w16cex="http://schemas.microsoft.com/office/word/2018/wordml/cex" xmlns:w16cid="http://schemas.microsoft.com/office/word/2016/wordml/cid" xmlns:w16="http://schemas.microsoft.com/office/word/2018/wordml" xmlns:w16sdtdh="http://schemas.microsoft.com/office/word/2020/wordml/sdtdatahash" xmlns:w16se="http://schemas.microsoft.com/office/word/2015/wordml/symex" xmlns:wpg="http://schemas.microsoft.com/office/word/2010/wordprocessingGroup" xmlns:wpi="http://schemas.microsoft.com/office/word/2010/wordprocessingInk" xmlns:wne="http://schemas.microsoft.com/office/word/2006/wordml" xmlns:wps="http://schemas.microsoft.com/office/word/2010/wordprocessingShape" mc:Ignorable="w14 w15 w16se w16cid w16 w16cex w16sdtdh wp14">
   <w:p>
     <w:pPr>
       <w:pStyle w:val="Piedepgina"/>
@@ -25762,7 +26076,7 @@
 </file>
 
 <file path=word/footer4.xml><?xml version="1.0" encoding="utf-8"?>
-<w:ftr xmlns:wpc="http://schemas.microsoft.com/office/word/2010/wordprocessingCanvas" xmlns:cx="http://schemas.microsoft.com/office/drawing/2014/chartex" xmlns:cx1="http://schemas.microsoft.com/office/drawing/2015/9/8/chartex" xmlns:cx2="http://schemas.microsoft.com/office/drawing/2015/10/21/chartex" xmlns:cx3="http://schemas.microsoft.com/office/drawing/2016/5/9/chartex" xmlns:cx4="http://schemas.microsoft.com/office/drawing/2016/5/10/chartex" xmlns:cx5="http://schemas.microsoft.com/office/drawing/2016/5/11/chartex" xmlns:cx6="http://schemas.microsoft.com/office/drawing/2016/5/12/chartex" xmlns:cx7="http://schemas.microsoft.com/office/drawing/2016/5/13/chartex" xmlns:cx8="http://schemas.microsoft.com/office/drawing/2016/5/14/chartex" xmlns:mc="http://schemas.openxmlformats.org/markup-compatibility/2006" xmlns:aink="http://schemas.microsoft.com/office/drawing/2016/ink" xmlns:am3d="http://schemas.microsoft.com/office/drawing/2017/model3d" xmlns:o="urn:schemas-microsoft-com:office:office" xmlns:oel="http://schemas.microsoft.com/office/2019/extlst" xmlns:r="http://schemas.openxmlformats.org/officeDocument/2006/relationships" xmlns:m="http://schemas.openxmlformats.org/officeDocument/2006/math" xmlns:v="urn:schemas-microsoft-com:vml" xmlns:wp14="http://schemas.microsoft.com/office/word/2010/wordprocessingDrawing" xmlns:wp="http://schemas.openxmlformats.org/drawingml/2006/wordprocessingDrawing" xmlns:w10="urn:schemas-microsoft-com:office:word" xmlns:w="http://schemas.openxmlformats.org/wordprocessingml/2006/main" xmlns:w14="http://schemas.microsoft.com/office/word/2010/wordml" xmlns:w15="http://schemas.microsoft.com/office/word/2012/wordml" xmlns:w16cex="http://schemas.microsoft.com/office/word/2018/wordml/cex" xmlns:w16cid="http://schemas.microsoft.com/office/word/2016/wordml/cid" xmlns:w16="http://schemas.microsoft.com/office/word/2018/wordml" xmlns:w16du="http://schemas.microsoft.com/office/word/2023/wordml/word16du" xmlns:w16sdtdh="http://schemas.microsoft.com/office/word/2020/wordml/sdtdatahash" xmlns:w16sdtfl="http://schemas.microsoft.com/office/word/2024/wordml/sdtformatlock" xmlns:w16se="http://schemas.microsoft.com/office/word/2015/wordml/symex" xmlns:wpg="http://schemas.microsoft.com/office/word/2010/wordprocessingGroup" xmlns:wpi="http://schemas.microsoft.com/office/word/2010/wordprocessingInk" xmlns:wne="http://schemas.microsoft.com/office/word/2006/wordml" xmlns:wps="http://schemas.microsoft.com/office/word/2010/wordprocessingShape" mc:Ignorable="w14 w15 w16se w16cid w16 w16cex w16sdtdh w16sdtfl w16du wp14">
+<w:ftr xmlns:wpc="http://schemas.microsoft.com/office/word/2010/wordprocessingCanvas" xmlns:cx="http://schemas.microsoft.com/office/drawing/2014/chartex" xmlns:cx1="http://schemas.microsoft.com/office/drawing/2015/9/8/chartex" xmlns:cx2="http://schemas.microsoft.com/office/drawing/2015/10/21/chartex" xmlns:cx3="http://schemas.microsoft.com/office/drawing/2016/5/9/chartex" xmlns:cx4="http://schemas.microsoft.com/office/drawing/2016/5/10/chartex" xmlns:cx5="http://schemas.microsoft.com/office/drawing/2016/5/11/chartex" xmlns:cx6="http://schemas.microsoft.com/office/drawing/2016/5/12/chartex" xmlns:cx7="http://schemas.microsoft.com/office/drawing/2016/5/13/chartex" xmlns:cx8="http://schemas.microsoft.com/office/drawing/2016/5/14/chartex" xmlns:mc="http://schemas.openxmlformats.org/markup-compatibility/2006" xmlns:aink="http://schemas.microsoft.com/office/drawing/2016/ink" xmlns:am3d="http://schemas.microsoft.com/office/drawing/2017/model3d" xmlns:o="urn:schemas-microsoft-com:office:office" xmlns:oel="http://schemas.microsoft.com/office/2019/extlst" xmlns:r="http://schemas.openxmlformats.org/officeDocument/2006/relationships" xmlns:m="http://schemas.openxmlformats.org/officeDocument/2006/math" xmlns:v="urn:schemas-microsoft-com:vml" xmlns:wp14="http://schemas.microsoft.com/office/word/2010/wordprocessingDrawing" xmlns:wp="http://schemas.openxmlformats.org/drawingml/2006/wordprocessingDrawing" xmlns:w10="urn:schemas-microsoft-com:office:word" xmlns:w="http://schemas.openxmlformats.org/wordprocessingml/2006/main" xmlns:w14="http://schemas.microsoft.com/office/word/2010/wordml" xmlns:w15="http://schemas.microsoft.com/office/word/2012/wordml" xmlns:w16cex="http://schemas.microsoft.com/office/word/2018/wordml/cex" xmlns:w16cid="http://schemas.microsoft.com/office/word/2016/wordml/cid" xmlns:w16="http://schemas.microsoft.com/office/word/2018/wordml" xmlns:w16sdtdh="http://schemas.microsoft.com/office/word/2020/wordml/sdtdatahash" xmlns:w16se="http://schemas.microsoft.com/office/word/2015/wordml/symex" xmlns:wpg="http://schemas.microsoft.com/office/word/2010/wordprocessingGroup" xmlns:wpi="http://schemas.microsoft.com/office/word/2010/wordprocessingInk" xmlns:wne="http://schemas.microsoft.com/office/word/2006/wordml" xmlns:wps="http://schemas.microsoft.com/office/word/2010/wordprocessingShape" mc:Ignorable="w14 w15 w16se w16cid w16 w16cex w16sdtdh wp14">
   <w:sdt>
     <w:sdtPr>
       <w:id w:val="-571814905"/>
@@ -25807,7 +26121,7 @@
 </file>
 
 <file path=word/footer5.xml><?xml version="1.0" encoding="utf-8"?>
-<w:ftr xmlns:wpc="http://schemas.microsoft.com/office/word/2010/wordprocessingCanvas" xmlns:cx="http://schemas.microsoft.com/office/drawing/2014/chartex" xmlns:cx1="http://schemas.microsoft.com/office/drawing/2015/9/8/chartex" xmlns:cx2="http://schemas.microsoft.com/office/drawing/2015/10/21/chartex" xmlns:cx3="http://schemas.microsoft.com/office/drawing/2016/5/9/chartex" xmlns:cx4="http://schemas.microsoft.com/office/drawing/2016/5/10/chartex" xmlns:cx5="http://schemas.microsoft.com/office/drawing/2016/5/11/chartex" xmlns:cx6="http://schemas.microsoft.com/office/drawing/2016/5/12/chartex" xmlns:cx7="http://schemas.microsoft.com/office/drawing/2016/5/13/chartex" xmlns:cx8="http://schemas.microsoft.com/office/drawing/2016/5/14/chartex" xmlns:mc="http://schemas.openxmlformats.org/markup-compatibility/2006" xmlns:aink="http://schemas.microsoft.com/office/drawing/2016/ink" xmlns:am3d="http://schemas.microsoft.com/office/drawing/2017/model3d" xmlns:o="urn:schemas-microsoft-com:office:office" xmlns:oel="http://schemas.microsoft.com/office/2019/extlst" xmlns:r="http://schemas.openxmlformats.org/officeDocument/2006/relationships" xmlns:m="http://schemas.openxmlformats.org/officeDocument/2006/math" xmlns:v="urn:schemas-microsoft-com:vml" xmlns:wp14="http://schemas.microsoft.com/office/word/2010/wordprocessingDrawing" xmlns:wp="http://schemas.openxmlformats.org/drawingml/2006/wordprocessingDrawing" xmlns:w10="urn:schemas-microsoft-com:office:word" xmlns:w="http://schemas.openxmlformats.org/wordprocessingml/2006/main" xmlns:w14="http://schemas.microsoft.com/office/word/2010/wordml" xmlns:w15="http://schemas.microsoft.com/office/word/2012/wordml" xmlns:w16cex="http://schemas.microsoft.com/office/word/2018/wordml/cex" xmlns:w16cid="http://schemas.microsoft.com/office/word/2016/wordml/cid" xmlns:w16="http://schemas.microsoft.com/office/word/2018/wordml" xmlns:w16du="http://schemas.microsoft.com/office/word/2023/wordml/word16du" xmlns:w16sdtdh="http://schemas.microsoft.com/office/word/2020/wordml/sdtdatahash" xmlns:w16sdtfl="http://schemas.microsoft.com/office/word/2024/wordml/sdtformatlock" xmlns:w16se="http://schemas.microsoft.com/office/word/2015/wordml/symex" xmlns:wpg="http://schemas.microsoft.com/office/word/2010/wordprocessingGroup" xmlns:wpi="http://schemas.microsoft.com/office/word/2010/wordprocessingInk" xmlns:wne="http://schemas.microsoft.com/office/word/2006/wordml" xmlns:wps="http://schemas.microsoft.com/office/word/2010/wordprocessingShape" mc:Ignorable="w14 w15 w16se w16cid w16 w16cex w16sdtdh w16sdtfl w16du wp14">
+<w:ftr xmlns:wpc="http://schemas.microsoft.com/office/word/2010/wordprocessingCanvas" xmlns:cx="http://schemas.microsoft.com/office/drawing/2014/chartex" xmlns:cx1="http://schemas.microsoft.com/office/drawing/2015/9/8/chartex" xmlns:cx2="http://schemas.microsoft.com/office/drawing/2015/10/21/chartex" xmlns:cx3="http://schemas.microsoft.com/office/drawing/2016/5/9/chartex" xmlns:cx4="http://schemas.microsoft.com/office/drawing/2016/5/10/chartex" xmlns:cx5="http://schemas.microsoft.com/office/drawing/2016/5/11/chartex" xmlns:cx6="http://schemas.microsoft.com/office/drawing/2016/5/12/chartex" xmlns:cx7="http://schemas.microsoft.com/office/drawing/2016/5/13/chartex" xmlns:cx8="http://schemas.microsoft.com/office/drawing/2016/5/14/chartex" xmlns:mc="http://schemas.openxmlformats.org/markup-compatibility/2006" xmlns:aink="http://schemas.microsoft.com/office/drawing/2016/ink" xmlns:am3d="http://schemas.microsoft.com/office/drawing/2017/model3d" xmlns:o="urn:schemas-microsoft-com:office:office" xmlns:oel="http://schemas.microsoft.com/office/2019/extlst" xmlns:r="http://schemas.openxmlformats.org/officeDocument/2006/relationships" xmlns:m="http://schemas.openxmlformats.org/officeDocument/2006/math" xmlns:v="urn:schemas-microsoft-com:vml" xmlns:wp14="http://schemas.microsoft.com/office/word/2010/wordprocessingDrawing" xmlns:wp="http://schemas.openxmlformats.org/drawingml/2006/wordprocessingDrawing" xmlns:w10="urn:schemas-microsoft-com:office:word" xmlns:w="http://schemas.openxmlformats.org/wordprocessingml/2006/main" xmlns:w14="http://schemas.microsoft.com/office/word/2010/wordml" xmlns:w15="http://schemas.microsoft.com/office/word/2012/wordml" xmlns:w16cex="http://schemas.microsoft.com/office/word/2018/wordml/cex" xmlns:w16cid="http://schemas.microsoft.com/office/word/2016/wordml/cid" xmlns:w16="http://schemas.microsoft.com/office/word/2018/wordml" xmlns:w16sdtdh="http://schemas.microsoft.com/office/word/2020/wordml/sdtdatahash" xmlns:w16se="http://schemas.microsoft.com/office/word/2015/wordml/symex" xmlns:wpg="http://schemas.microsoft.com/office/word/2010/wordprocessingGroup" xmlns:wpi="http://schemas.microsoft.com/office/word/2010/wordprocessingInk" xmlns:wne="http://schemas.microsoft.com/office/word/2006/wordml" xmlns:wps="http://schemas.microsoft.com/office/word/2010/wordprocessingShape" mc:Ignorable="w14 w15 w16se w16cid w16 w16cex w16sdtdh wp14">
   <w:sdt>
     <w:sdtPr>
       <w:id w:val="379522096"/>
@@ -25833,7 +26147,7 @@
 </file>
 
 <file path=word/footer6.xml><?xml version="1.0" encoding="utf-8"?>
-<w:ftr xmlns:wpc="http://schemas.microsoft.com/office/word/2010/wordprocessingCanvas" xmlns:cx="http://schemas.microsoft.com/office/drawing/2014/chartex" xmlns:cx1="http://schemas.microsoft.com/office/drawing/2015/9/8/chartex" xmlns:cx2="http://schemas.microsoft.com/office/drawing/2015/10/21/chartex" xmlns:cx3="http://schemas.microsoft.com/office/drawing/2016/5/9/chartex" xmlns:cx4="http://schemas.microsoft.com/office/drawing/2016/5/10/chartex" xmlns:cx5="http://schemas.microsoft.com/office/drawing/2016/5/11/chartex" xmlns:cx6="http://schemas.microsoft.com/office/drawing/2016/5/12/chartex" xmlns:cx7="http://schemas.microsoft.com/office/drawing/2016/5/13/chartex" xmlns:cx8="http://schemas.microsoft.com/office/drawing/2016/5/14/chartex" xmlns:mc="http://schemas.openxmlformats.org/markup-compatibility/2006" xmlns:aink="http://schemas.microsoft.com/office/drawing/2016/ink" xmlns:am3d="http://schemas.microsoft.com/office/drawing/2017/model3d" xmlns:o="urn:schemas-microsoft-com:office:office" xmlns:oel="http://schemas.microsoft.com/office/2019/extlst" xmlns:r="http://schemas.openxmlformats.org/officeDocument/2006/relationships" xmlns:m="http://schemas.openxmlformats.org/officeDocument/2006/math" xmlns:v="urn:schemas-microsoft-com:vml" xmlns:wp14="http://schemas.microsoft.com/office/word/2010/wordprocessingDrawing" xmlns:wp="http://schemas.openxmlformats.org/drawingml/2006/wordprocessingDrawing" xmlns:w10="urn:schemas-microsoft-com:office:word" xmlns:w="http://schemas.openxmlformats.org/wordprocessingml/2006/main" xmlns:w14="http://schemas.microsoft.com/office/word/2010/wordml" xmlns:w15="http://schemas.microsoft.com/office/word/2012/wordml" xmlns:w16cex="http://schemas.microsoft.com/office/word/2018/wordml/cex" xmlns:w16cid="http://schemas.microsoft.com/office/word/2016/wordml/cid" xmlns:w16="http://schemas.microsoft.com/office/word/2018/wordml" xmlns:w16du="http://schemas.microsoft.com/office/word/2023/wordml/word16du" xmlns:w16sdtdh="http://schemas.microsoft.com/office/word/2020/wordml/sdtdatahash" xmlns:w16sdtfl="http://schemas.microsoft.com/office/word/2024/wordml/sdtformatlock" xmlns:w16se="http://schemas.microsoft.com/office/word/2015/wordml/symex" xmlns:wpg="http://schemas.microsoft.com/office/word/2010/wordprocessingGroup" xmlns:wpi="http://schemas.microsoft.com/office/word/2010/wordprocessingInk" xmlns:wne="http://schemas.microsoft.com/office/word/2006/wordml" xmlns:wps="http://schemas.microsoft.com/office/word/2010/wordprocessingShape" mc:Ignorable="w14 w15 w16se w16cid w16 w16cex w16sdtdh w16sdtfl w16du wp14">
+<w:ftr xmlns:wpc="http://schemas.microsoft.com/office/word/2010/wordprocessingCanvas" xmlns:cx="http://schemas.microsoft.com/office/drawing/2014/chartex" xmlns:cx1="http://schemas.microsoft.com/office/drawing/2015/9/8/chartex" xmlns:cx2="http://schemas.microsoft.com/office/drawing/2015/10/21/chartex" xmlns:cx3="http://schemas.microsoft.com/office/drawing/2016/5/9/chartex" xmlns:cx4="http://schemas.microsoft.com/office/drawing/2016/5/10/chartex" xmlns:cx5="http://schemas.microsoft.com/office/drawing/2016/5/11/chartex" xmlns:cx6="http://schemas.microsoft.com/office/drawing/2016/5/12/chartex" xmlns:cx7="http://schemas.microsoft.com/office/drawing/2016/5/13/chartex" xmlns:cx8="http://schemas.microsoft.com/office/drawing/2016/5/14/chartex" xmlns:mc="http://schemas.openxmlformats.org/markup-compatibility/2006" xmlns:aink="http://schemas.microsoft.com/office/drawing/2016/ink" xmlns:am3d="http://schemas.microsoft.com/office/drawing/2017/model3d" xmlns:o="urn:schemas-microsoft-com:office:office" xmlns:oel="http://schemas.microsoft.com/office/2019/extlst" xmlns:r="http://schemas.openxmlformats.org/officeDocument/2006/relationships" xmlns:m="http://schemas.openxmlformats.org/officeDocument/2006/math" xmlns:v="urn:schemas-microsoft-com:vml" xmlns:wp14="http://schemas.microsoft.com/office/word/2010/wordprocessingDrawing" xmlns:wp="http://schemas.openxmlformats.org/drawingml/2006/wordprocessingDrawing" xmlns:w10="urn:schemas-microsoft-com:office:word" xmlns:w="http://schemas.openxmlformats.org/wordprocessingml/2006/main" xmlns:w14="http://schemas.microsoft.com/office/word/2010/wordml" xmlns:w15="http://schemas.microsoft.com/office/word/2012/wordml" xmlns:w16cex="http://schemas.microsoft.com/office/word/2018/wordml/cex" xmlns:w16cid="http://schemas.microsoft.com/office/word/2016/wordml/cid" xmlns:w16="http://schemas.microsoft.com/office/word/2018/wordml" xmlns:w16sdtdh="http://schemas.microsoft.com/office/word/2020/wordml/sdtdatahash" xmlns:w16se="http://schemas.microsoft.com/office/word/2015/wordml/symex" xmlns:wpg="http://schemas.microsoft.com/office/word/2010/wordprocessingGroup" xmlns:wpi="http://schemas.microsoft.com/office/word/2010/wordprocessingInk" xmlns:wne="http://schemas.microsoft.com/office/word/2006/wordml" xmlns:wps="http://schemas.microsoft.com/office/word/2010/wordprocessingShape" mc:Ignorable="w14 w15 w16se w16cid w16 w16cex w16sdtdh wp14">
   <w:p>
     <w:pPr>
       <w:pStyle w:val="Piedepgina"/>
@@ -25843,7 +26157,7 @@
 </file>
 
 <file path=word/footer7.xml><?xml version="1.0" encoding="utf-8"?>
-<w:ftr xmlns:wpc="http://schemas.microsoft.com/office/word/2010/wordprocessingCanvas" xmlns:cx="http://schemas.microsoft.com/office/drawing/2014/chartex" xmlns:cx1="http://schemas.microsoft.com/office/drawing/2015/9/8/chartex" xmlns:cx2="http://schemas.microsoft.com/office/drawing/2015/10/21/chartex" xmlns:cx3="http://schemas.microsoft.com/office/drawing/2016/5/9/chartex" xmlns:cx4="http://schemas.microsoft.com/office/drawing/2016/5/10/chartex" xmlns:cx5="http://schemas.microsoft.com/office/drawing/2016/5/11/chartex" xmlns:cx6="http://schemas.microsoft.com/office/drawing/2016/5/12/chartex" xmlns:cx7="http://schemas.microsoft.com/office/drawing/2016/5/13/chartex" xmlns:cx8="http://schemas.microsoft.com/office/drawing/2016/5/14/chartex" xmlns:mc="http://schemas.openxmlformats.org/markup-compatibility/2006" xmlns:aink="http://schemas.microsoft.com/office/drawing/2016/ink" xmlns:am3d="http://schemas.microsoft.com/office/drawing/2017/model3d" xmlns:o="urn:schemas-microsoft-com:office:office" xmlns:oel="http://schemas.microsoft.com/office/2019/extlst" xmlns:r="http://schemas.openxmlformats.org/officeDocument/2006/relationships" xmlns:m="http://schemas.openxmlformats.org/officeDocument/2006/math" xmlns:v="urn:schemas-microsoft-com:vml" xmlns:wp14="http://schemas.microsoft.com/office/word/2010/wordprocessingDrawing" xmlns:wp="http://schemas.openxmlformats.org/drawingml/2006/wordprocessingDrawing" xmlns:w10="urn:schemas-microsoft-com:office:word" xmlns:w="http://schemas.openxmlformats.org/wordprocessingml/2006/main" xmlns:w14="http://schemas.microsoft.com/office/word/2010/wordml" xmlns:w15="http://schemas.microsoft.com/office/word/2012/wordml" xmlns:w16cex="http://schemas.microsoft.com/office/word/2018/wordml/cex" xmlns:w16cid="http://schemas.microsoft.com/office/word/2016/wordml/cid" xmlns:w16="http://schemas.microsoft.com/office/word/2018/wordml" xmlns:w16du="http://schemas.microsoft.com/office/word/2023/wordml/word16du" xmlns:w16sdtdh="http://schemas.microsoft.com/office/word/2020/wordml/sdtdatahash" xmlns:w16sdtfl="http://schemas.microsoft.com/office/word/2024/wordml/sdtformatlock" xmlns:w16se="http://schemas.microsoft.com/office/word/2015/wordml/symex" xmlns:wpg="http://schemas.microsoft.com/office/word/2010/wordprocessingGroup" xmlns:wpi="http://schemas.microsoft.com/office/word/2010/wordprocessingInk" xmlns:wne="http://schemas.microsoft.com/office/word/2006/wordml" xmlns:wps="http://schemas.microsoft.com/office/word/2010/wordprocessingShape" mc:Ignorable="w14 w15 w16se w16cid w16 w16cex w16sdtdh w16sdtfl w16du wp14">
+<w:ftr xmlns:wpc="http://schemas.microsoft.com/office/word/2010/wordprocessingCanvas" xmlns:cx="http://schemas.microsoft.com/office/drawing/2014/chartex" xmlns:cx1="http://schemas.microsoft.com/office/drawing/2015/9/8/chartex" xmlns:cx2="http://schemas.microsoft.com/office/drawing/2015/10/21/chartex" xmlns:cx3="http://schemas.microsoft.com/office/drawing/2016/5/9/chartex" xmlns:cx4="http://schemas.microsoft.com/office/drawing/2016/5/10/chartex" xmlns:cx5="http://schemas.microsoft.com/office/drawing/2016/5/11/chartex" xmlns:cx6="http://schemas.microsoft.com/office/drawing/2016/5/12/chartex" xmlns:cx7="http://schemas.microsoft.com/office/drawing/2016/5/13/chartex" xmlns:cx8="http://schemas.microsoft.com/office/drawing/2016/5/14/chartex" xmlns:mc="http://schemas.openxmlformats.org/markup-compatibility/2006" xmlns:aink="http://schemas.microsoft.com/office/drawing/2016/ink" xmlns:am3d="http://schemas.microsoft.com/office/drawing/2017/model3d" xmlns:o="urn:schemas-microsoft-com:office:office" xmlns:oel="http://schemas.microsoft.com/office/2019/extlst" xmlns:r="http://schemas.openxmlformats.org/officeDocument/2006/relationships" xmlns:m="http://schemas.openxmlformats.org/officeDocument/2006/math" xmlns:v="urn:schemas-microsoft-com:vml" xmlns:wp14="http://schemas.microsoft.com/office/word/2010/wordprocessingDrawing" xmlns:wp="http://schemas.openxmlformats.org/drawingml/2006/wordprocessingDrawing" xmlns:w10="urn:schemas-microsoft-com:office:word" xmlns:w="http://schemas.openxmlformats.org/wordprocessingml/2006/main" xmlns:w14="http://schemas.microsoft.com/office/word/2010/wordml" xmlns:w15="http://schemas.microsoft.com/office/word/2012/wordml" xmlns:w16cex="http://schemas.microsoft.com/office/word/2018/wordml/cex" xmlns:w16cid="http://schemas.microsoft.com/office/word/2016/wordml/cid" xmlns:w16="http://schemas.microsoft.com/office/word/2018/wordml" xmlns:w16sdtdh="http://schemas.microsoft.com/office/word/2020/wordml/sdtdatahash" xmlns:w16se="http://schemas.microsoft.com/office/word/2015/wordml/symex" xmlns:wpg="http://schemas.microsoft.com/office/word/2010/wordprocessingGroup" xmlns:wpi="http://schemas.microsoft.com/office/word/2010/wordprocessingInk" xmlns:wne="http://schemas.microsoft.com/office/word/2006/wordml" xmlns:wps="http://schemas.microsoft.com/office/word/2010/wordprocessingShape" mc:Ignorable="w14 w15 w16se w16cid w16 w16cex w16sdtdh wp14">
   <w:sdt>
     <w:sdtPr>
       <w:id w:val="-1285650520"/>
@@ -25888,7 +26202,7 @@
 </file>
 
 <file path=word/footer8.xml><?xml version="1.0" encoding="utf-8"?>
-<w:ftr xmlns:wpc="http://schemas.microsoft.com/office/word/2010/wordprocessingCanvas" xmlns:cx="http://schemas.microsoft.com/office/drawing/2014/chartex" xmlns:cx1="http://schemas.microsoft.com/office/drawing/2015/9/8/chartex" xmlns:cx2="http://schemas.microsoft.com/office/drawing/2015/10/21/chartex" xmlns:cx3="http://schemas.microsoft.com/office/drawing/2016/5/9/chartex" xmlns:cx4="http://schemas.microsoft.com/office/drawing/2016/5/10/chartex" xmlns:cx5="http://schemas.microsoft.com/office/drawing/2016/5/11/chartex" xmlns:cx6="http://schemas.microsoft.com/office/drawing/2016/5/12/chartex" xmlns:cx7="http://schemas.microsoft.com/office/drawing/2016/5/13/chartex" xmlns:cx8="http://schemas.microsoft.com/office/drawing/2016/5/14/chartex" xmlns:mc="http://schemas.openxmlformats.org/markup-compatibility/2006" xmlns:aink="http://schemas.microsoft.com/office/drawing/2016/ink" xmlns:am3d="http://schemas.microsoft.com/office/drawing/2017/model3d" xmlns:o="urn:schemas-microsoft-com:office:office" xmlns:oel="http://schemas.microsoft.com/office/2019/extlst" xmlns:r="http://schemas.openxmlformats.org/officeDocument/2006/relationships" xmlns:m="http://schemas.openxmlformats.org/officeDocument/2006/math" xmlns:v="urn:schemas-microsoft-com:vml" xmlns:wp14="http://schemas.microsoft.com/office/word/2010/wordprocessingDrawing" xmlns:wp="http://schemas.openxmlformats.org/drawingml/2006/wordprocessingDrawing" xmlns:w10="urn:schemas-microsoft-com:office:word" xmlns:w="http://schemas.openxmlformats.org/wordprocessingml/2006/main" xmlns:w14="http://schemas.microsoft.com/office/word/2010/wordml" xmlns:w15="http://schemas.microsoft.com/office/word/2012/wordml" xmlns:w16cex="http://schemas.microsoft.com/office/word/2018/wordml/cex" xmlns:w16cid="http://schemas.microsoft.com/office/word/2016/wordml/cid" xmlns:w16="http://schemas.microsoft.com/office/word/2018/wordml" xmlns:w16du="http://schemas.microsoft.com/office/word/2023/wordml/word16du" xmlns:w16sdtdh="http://schemas.microsoft.com/office/word/2020/wordml/sdtdatahash" xmlns:w16sdtfl="http://schemas.microsoft.com/office/word/2024/wordml/sdtformatlock" xmlns:w16se="http://schemas.microsoft.com/office/word/2015/wordml/symex" xmlns:wpg="http://schemas.microsoft.com/office/word/2010/wordprocessingGroup" xmlns:wpi="http://schemas.microsoft.com/office/word/2010/wordprocessingInk" xmlns:wne="http://schemas.microsoft.com/office/word/2006/wordml" xmlns:wps="http://schemas.microsoft.com/office/word/2010/wordprocessingShape" mc:Ignorable="w14 w15 w16se w16cid w16 w16cex w16sdtdh w16sdtfl w16du wp14">
+<w:ftr xmlns:wpc="http://schemas.microsoft.com/office/word/2010/wordprocessingCanvas" xmlns:cx="http://schemas.microsoft.com/office/drawing/2014/chartex" xmlns:cx1="http://schemas.microsoft.com/office/drawing/2015/9/8/chartex" xmlns:cx2="http://schemas.microsoft.com/office/drawing/2015/10/21/chartex" xmlns:cx3="http://schemas.microsoft.com/office/drawing/2016/5/9/chartex" xmlns:cx4="http://schemas.microsoft.com/office/drawing/2016/5/10/chartex" xmlns:cx5="http://schemas.microsoft.com/office/drawing/2016/5/11/chartex" xmlns:cx6="http://schemas.microsoft.com/office/drawing/2016/5/12/chartex" xmlns:cx7="http://schemas.microsoft.com/office/drawing/2016/5/13/chartex" xmlns:cx8="http://schemas.microsoft.com/office/drawing/2016/5/14/chartex" xmlns:mc="http://schemas.openxmlformats.org/markup-compatibility/2006" xmlns:aink="http://schemas.microsoft.com/office/drawing/2016/ink" xmlns:am3d="http://schemas.microsoft.com/office/drawing/2017/model3d" xmlns:o="urn:schemas-microsoft-com:office:office" xmlns:oel="http://schemas.microsoft.com/office/2019/extlst" xmlns:r="http://schemas.openxmlformats.org/officeDocument/2006/relationships" xmlns:m="http://schemas.openxmlformats.org/officeDocument/2006/math" xmlns:v="urn:schemas-microsoft-com:vml" xmlns:wp14="http://schemas.microsoft.com/office/word/2010/wordprocessingDrawing" xmlns:wp="http://schemas.openxmlformats.org/drawingml/2006/wordprocessingDrawing" xmlns:w10="urn:schemas-microsoft-com:office:word" xmlns:w="http://schemas.openxmlformats.org/wordprocessingml/2006/main" xmlns:w14="http://schemas.microsoft.com/office/word/2010/wordml" xmlns:w15="http://schemas.microsoft.com/office/word/2012/wordml" xmlns:w16cex="http://schemas.microsoft.com/office/word/2018/wordml/cex" xmlns:w16cid="http://schemas.microsoft.com/office/word/2016/wordml/cid" xmlns:w16="http://schemas.microsoft.com/office/word/2018/wordml" xmlns:w16sdtdh="http://schemas.microsoft.com/office/word/2020/wordml/sdtdatahash" xmlns:w16se="http://schemas.microsoft.com/office/word/2015/wordml/symex" xmlns:wpg="http://schemas.microsoft.com/office/word/2010/wordprocessingGroup" xmlns:wpi="http://schemas.microsoft.com/office/word/2010/wordprocessingInk" xmlns:wne="http://schemas.microsoft.com/office/word/2006/wordml" xmlns:wps="http://schemas.microsoft.com/office/word/2010/wordprocessingShape" mc:Ignorable="w14 w15 w16se w16cid w16 w16cex w16sdtdh wp14">
   <w:p>
     <w:pPr>
       <w:pStyle w:val="Piedepgina"/>
@@ -25898,7 +26212,7 @@
 </file>
 
 <file path=word/footer9.xml><?xml version="1.0" encoding="utf-8"?>
-<w:ftr xmlns:wpc="http://schemas.microsoft.com/office/word/2010/wordprocessingCanvas" xmlns:cx="http://schemas.microsoft.com/office/drawing/2014/chartex" xmlns:cx1="http://schemas.microsoft.com/office/drawing/2015/9/8/chartex" xmlns:cx2="http://schemas.microsoft.com/office/drawing/2015/10/21/chartex" xmlns:cx3="http://schemas.microsoft.com/office/drawing/2016/5/9/chartex" xmlns:cx4="http://schemas.microsoft.com/office/drawing/2016/5/10/chartex" xmlns:cx5="http://schemas.microsoft.com/office/drawing/2016/5/11/chartex" xmlns:cx6="http://schemas.microsoft.com/office/drawing/2016/5/12/chartex" xmlns:cx7="http://schemas.microsoft.com/office/drawing/2016/5/13/chartex" xmlns:cx8="http://schemas.microsoft.com/office/drawing/2016/5/14/chartex" xmlns:mc="http://schemas.openxmlformats.org/markup-compatibility/2006" xmlns:aink="http://schemas.microsoft.com/office/drawing/2016/ink" xmlns:am3d="http://schemas.microsoft.com/office/drawing/2017/model3d" xmlns:o="urn:schemas-microsoft-com:office:office" xmlns:oel="http://schemas.microsoft.com/office/2019/extlst" xmlns:r="http://schemas.openxmlformats.org/officeDocument/2006/relationships" xmlns:m="http://schemas.openxmlformats.org/officeDocument/2006/math" xmlns:v="urn:schemas-microsoft-com:vml" xmlns:wp14="http://schemas.microsoft.com/office/word/2010/wordprocessingDrawing" xmlns:wp="http://schemas.openxmlformats.org/drawingml/2006/wordprocessingDrawing" xmlns:w10="urn:schemas-microsoft-com:office:word" xmlns:w="http://schemas.openxmlformats.org/wordprocessingml/2006/main" xmlns:w14="http://schemas.microsoft.com/office/word/2010/wordml" xmlns:w15="http://schemas.microsoft.com/office/word/2012/wordml" xmlns:w16cex="http://schemas.microsoft.com/office/word/2018/wordml/cex" xmlns:w16cid="http://schemas.microsoft.com/office/word/2016/wordml/cid" xmlns:w16="http://schemas.microsoft.com/office/word/2018/wordml" xmlns:w16du="http://schemas.microsoft.com/office/word/2023/wordml/word16du" xmlns:w16sdtdh="http://schemas.microsoft.com/office/word/2020/wordml/sdtdatahash" xmlns:w16sdtfl="http://schemas.microsoft.com/office/word/2024/wordml/sdtformatlock" xmlns:w16se="http://schemas.microsoft.com/office/word/2015/wordml/symex" xmlns:wpg="http://schemas.microsoft.com/office/word/2010/wordprocessingGroup" xmlns:wpi="http://schemas.microsoft.com/office/word/2010/wordprocessingInk" xmlns:wne="http://schemas.microsoft.com/office/word/2006/wordml" xmlns:wps="http://schemas.microsoft.com/office/word/2010/wordprocessingShape" mc:Ignorable="w14 w15 w16se w16cid w16 w16cex w16sdtdh w16sdtfl w16du wp14">
+<w:ftr xmlns:wpc="http://schemas.microsoft.com/office/word/2010/wordprocessingCanvas" xmlns:cx="http://schemas.microsoft.com/office/drawing/2014/chartex" xmlns:cx1="http://schemas.microsoft.com/office/drawing/2015/9/8/chartex" xmlns:cx2="http://schemas.microsoft.com/office/drawing/2015/10/21/chartex" xmlns:cx3="http://schemas.microsoft.com/office/drawing/2016/5/9/chartex" xmlns:cx4="http://schemas.microsoft.com/office/drawing/2016/5/10/chartex" xmlns:cx5="http://schemas.microsoft.com/office/drawing/2016/5/11/chartex" xmlns:cx6="http://schemas.microsoft.com/office/drawing/2016/5/12/chartex" xmlns:cx7="http://schemas.microsoft.com/office/drawing/2016/5/13/chartex" xmlns:cx8="http://schemas.microsoft.com/office/drawing/2016/5/14/chartex" xmlns:mc="http://schemas.openxmlformats.org/markup-compatibility/2006" xmlns:aink="http://schemas.microsoft.com/office/drawing/2016/ink" xmlns:am3d="http://schemas.microsoft.com/office/drawing/2017/model3d" xmlns:o="urn:schemas-microsoft-com:office:office" xmlns:oel="http://schemas.microsoft.com/office/2019/extlst" xmlns:r="http://schemas.openxmlformats.org/officeDocument/2006/relationships" xmlns:m="http://schemas.openxmlformats.org/officeDocument/2006/math" xmlns:v="urn:schemas-microsoft-com:vml" xmlns:wp14="http://schemas.microsoft.com/office/word/2010/wordprocessingDrawing" xmlns:wp="http://schemas.openxmlformats.org/drawingml/2006/wordprocessingDrawing" xmlns:w10="urn:schemas-microsoft-com:office:word" xmlns:w="http://schemas.openxmlformats.org/wordprocessingml/2006/main" xmlns:w14="http://schemas.microsoft.com/office/word/2010/wordml" xmlns:w15="http://schemas.microsoft.com/office/word/2012/wordml" xmlns:w16cex="http://schemas.microsoft.com/office/word/2018/wordml/cex" xmlns:w16cid="http://schemas.microsoft.com/office/word/2016/wordml/cid" xmlns:w16="http://schemas.microsoft.com/office/word/2018/wordml" xmlns:w16sdtdh="http://schemas.microsoft.com/office/word/2020/wordml/sdtdatahash" xmlns:w16se="http://schemas.microsoft.com/office/word/2015/wordml/symex" xmlns:wpg="http://schemas.microsoft.com/office/word/2010/wordprocessingGroup" xmlns:wpi="http://schemas.microsoft.com/office/word/2010/wordprocessingInk" xmlns:wne="http://schemas.microsoft.com/office/word/2006/wordml" xmlns:wps="http://schemas.microsoft.com/office/word/2010/wordprocessingShape" mc:Ignorable="w14 w15 w16se w16cid w16 w16cex w16sdtdh wp14">
   <w:p>
     <w:pPr>
       <w:pStyle w:val="Piedepgina"/>
@@ -25908,7 +26222,7 @@
 </file>
 
 <file path=word/footnotes.xml><?xml version="1.0" encoding="utf-8"?>
-<w:footnotes xmlns:wpc="http://schemas.microsoft.com/office/word/2010/wordprocessingCanvas" xmlns:cx="http://schemas.microsoft.com/office/drawing/2014/chartex" xmlns:cx1="http://schemas.microsoft.com/office/drawing/2015/9/8/chartex" xmlns:cx2="http://schemas.microsoft.com/office/drawing/2015/10/21/chartex" xmlns:cx3="http://schemas.microsoft.com/office/drawing/2016/5/9/chartex" xmlns:cx4="http://schemas.microsoft.com/office/drawing/2016/5/10/chartex" xmlns:cx5="http://schemas.microsoft.com/office/drawing/2016/5/11/chartex" xmlns:cx6="http://schemas.microsoft.com/office/drawing/2016/5/12/chartex" xmlns:cx7="http://schemas.microsoft.com/office/drawing/2016/5/13/chartex" xmlns:cx8="http://schemas.microsoft.com/office/drawing/2016/5/14/chartex" xmlns:mc="http://schemas.openxmlformats.org/markup-compatibility/2006" xmlns:aink="http://schemas.microsoft.com/office/drawing/2016/ink" xmlns:am3d="http://schemas.microsoft.com/office/drawing/2017/model3d" xmlns:o="urn:schemas-microsoft-com:office:office" xmlns:oel="http://schemas.microsoft.com/office/2019/extlst" xmlns:r="http://schemas.openxmlformats.org/officeDocument/2006/relationships" xmlns:m="http://schemas.openxmlformats.org/officeDocument/2006/math" xmlns:v="urn:schemas-microsoft-com:vml" xmlns:wp14="http://schemas.microsoft.com/office/word/2010/wordprocessingDrawing" xmlns:wp="http://schemas.openxmlformats.org/drawingml/2006/wordprocessingDrawing" xmlns:w10="urn:schemas-microsoft-com:office:word" xmlns:w="http://schemas.openxmlformats.org/wordprocessingml/2006/main" xmlns:w14="http://schemas.microsoft.com/office/word/2010/wordml" xmlns:w15="http://schemas.microsoft.com/office/word/2012/wordml" xmlns:w16cex="http://schemas.microsoft.com/office/word/2018/wordml/cex" xmlns:w16cid="http://schemas.microsoft.com/office/word/2016/wordml/cid" xmlns:w16="http://schemas.microsoft.com/office/word/2018/wordml" xmlns:w16du="http://schemas.microsoft.com/office/word/2023/wordml/word16du" xmlns:w16sdtdh="http://schemas.microsoft.com/office/word/2020/wordml/sdtdatahash" xmlns:w16sdtfl="http://schemas.microsoft.com/office/word/2024/wordml/sdtformatlock" xmlns:w16se="http://schemas.microsoft.com/office/word/2015/wordml/symex" xmlns:wpg="http://schemas.microsoft.com/office/word/2010/wordprocessingGroup" xmlns:wpi="http://schemas.microsoft.com/office/word/2010/wordprocessingInk" xmlns:wne="http://schemas.microsoft.com/office/word/2006/wordml" xmlns:wps="http://schemas.microsoft.com/office/word/2010/wordprocessingShape" mc:Ignorable="w14 w15 w16se w16cid w16 w16cex w16sdtdh w16sdtfl w16du wp14">
+<w:footnotes xmlns:wpc="http://schemas.microsoft.com/office/word/2010/wordprocessingCanvas" xmlns:cx="http://schemas.microsoft.com/office/drawing/2014/chartex" xmlns:cx1="http://schemas.microsoft.com/office/drawing/2015/9/8/chartex" xmlns:cx2="http://schemas.microsoft.com/office/drawing/2015/10/21/chartex" xmlns:cx3="http://schemas.microsoft.com/office/drawing/2016/5/9/chartex" xmlns:cx4="http://schemas.microsoft.com/office/drawing/2016/5/10/chartex" xmlns:cx5="http://schemas.microsoft.com/office/drawing/2016/5/11/chartex" xmlns:cx6="http://schemas.microsoft.com/office/drawing/2016/5/12/chartex" xmlns:cx7="http://schemas.microsoft.com/office/drawing/2016/5/13/chartex" xmlns:cx8="http://schemas.microsoft.com/office/drawing/2016/5/14/chartex" xmlns:mc="http://schemas.openxmlformats.org/markup-compatibility/2006" xmlns:aink="http://schemas.microsoft.com/office/drawing/2016/ink" xmlns:am3d="http://schemas.microsoft.com/office/drawing/2017/model3d" xmlns:o="urn:schemas-microsoft-com:office:office" xmlns:oel="http://schemas.microsoft.com/office/2019/extlst" xmlns:r="http://schemas.openxmlformats.org/officeDocument/2006/relationships" xmlns:m="http://schemas.openxmlformats.org/officeDocument/2006/math" xmlns:v="urn:schemas-microsoft-com:vml" xmlns:wp14="http://schemas.microsoft.com/office/word/2010/wordprocessingDrawing" xmlns:wp="http://schemas.openxmlformats.org/drawingml/2006/wordprocessingDrawing" xmlns:w10="urn:schemas-microsoft-com:office:word" xmlns:w="http://schemas.openxmlformats.org/wordprocessingml/2006/main" xmlns:w14="http://schemas.microsoft.com/office/word/2010/wordml" xmlns:w15="http://schemas.microsoft.com/office/word/2012/wordml" xmlns:w16cex="http://schemas.microsoft.com/office/word/2018/wordml/cex" xmlns:w16cid="http://schemas.microsoft.com/office/word/2016/wordml/cid" xmlns:w16="http://schemas.microsoft.com/office/word/2018/wordml" xmlns:w16sdtdh="http://schemas.microsoft.com/office/word/2020/wordml/sdtdatahash" xmlns:w16se="http://schemas.microsoft.com/office/word/2015/wordml/symex" xmlns:wpg="http://schemas.microsoft.com/office/word/2010/wordprocessingGroup" xmlns:wpi="http://schemas.microsoft.com/office/word/2010/wordprocessingInk" xmlns:wne="http://schemas.microsoft.com/office/word/2006/wordml" xmlns:wps="http://schemas.microsoft.com/office/word/2010/wordprocessingShape" mc:Ignorable="w14 w15 w16se w16cid w16 w16cex w16sdtdh wp14">
   <w:footnote w:type="separator" w:id="-1">
     <w:p>
       <w:pPr>
@@ -25933,7 +26247,7 @@
 </file>
 
 <file path=word/header1.xml><?xml version="1.0" encoding="utf-8"?>
-<w:hdr xmlns:wpc="http://schemas.microsoft.com/office/word/2010/wordprocessingCanvas" xmlns:cx="http://schemas.microsoft.com/office/drawing/2014/chartex" xmlns:cx1="http://schemas.microsoft.com/office/drawing/2015/9/8/chartex" xmlns:cx2="http://schemas.microsoft.com/office/drawing/2015/10/21/chartex" xmlns:cx3="http://schemas.microsoft.com/office/drawing/2016/5/9/chartex" xmlns:cx4="http://schemas.microsoft.com/office/drawing/2016/5/10/chartex" xmlns:cx5="http://schemas.microsoft.com/office/drawing/2016/5/11/chartex" xmlns:cx6="http://schemas.microsoft.com/office/drawing/2016/5/12/chartex" xmlns:cx7="http://schemas.microsoft.com/office/drawing/2016/5/13/chartex" xmlns:cx8="http://schemas.microsoft.com/office/drawing/2016/5/14/chartex" xmlns:mc="http://schemas.openxmlformats.org/markup-compatibility/2006" xmlns:aink="http://schemas.microsoft.com/office/drawing/2016/ink" xmlns:am3d="http://schemas.microsoft.com/office/drawing/2017/model3d" xmlns:o="urn:schemas-microsoft-com:office:office" xmlns:oel="http://schemas.microsoft.com/office/2019/extlst" xmlns:r="http://schemas.openxmlformats.org/officeDocument/2006/relationships" xmlns:m="http://schemas.openxmlformats.org/officeDocument/2006/math" xmlns:v="urn:schemas-microsoft-com:vml" xmlns:wp14="http://schemas.microsoft.com/office/word/2010/wordprocessingDrawing" xmlns:wp="http://schemas.openxmlformats.org/drawingml/2006/wordprocessingDrawing" xmlns:w10="urn:schemas-microsoft-com:office:word" xmlns:w="http://schemas.openxmlformats.org/wordprocessingml/2006/main" xmlns:w14="http://schemas.microsoft.com/office/word/2010/wordml" xmlns:w15="http://schemas.microsoft.com/office/word/2012/wordml" xmlns:w16cex="http://schemas.microsoft.com/office/word/2018/wordml/cex" xmlns:w16cid="http://schemas.microsoft.com/office/word/2016/wordml/cid" xmlns:w16="http://schemas.microsoft.com/office/word/2018/wordml" xmlns:w16du="http://schemas.microsoft.com/office/word/2023/wordml/word16du" xmlns:w16sdtdh="http://schemas.microsoft.com/office/word/2020/wordml/sdtdatahash" xmlns:w16sdtfl="http://schemas.microsoft.com/office/word/2024/wordml/sdtformatlock" xmlns:w16se="http://schemas.microsoft.com/office/word/2015/wordml/symex" xmlns:wpg="http://schemas.microsoft.com/office/word/2010/wordprocessingGroup" xmlns:wpi="http://schemas.microsoft.com/office/word/2010/wordprocessingInk" xmlns:wne="http://schemas.microsoft.com/office/word/2006/wordml" xmlns:wps="http://schemas.microsoft.com/office/word/2010/wordprocessingShape" mc:Ignorable="w14 w15 w16se w16cid w16 w16cex w16sdtdh w16sdtfl w16du wp14">
+<w:hdr xmlns:wpc="http://schemas.microsoft.com/office/word/2010/wordprocessingCanvas" xmlns:cx="http://schemas.microsoft.com/office/drawing/2014/chartex" xmlns:cx1="http://schemas.microsoft.com/office/drawing/2015/9/8/chartex" xmlns:cx2="http://schemas.microsoft.com/office/drawing/2015/10/21/chartex" xmlns:cx3="http://schemas.microsoft.com/office/drawing/2016/5/9/chartex" xmlns:cx4="http://schemas.microsoft.com/office/drawing/2016/5/10/chartex" xmlns:cx5="http://schemas.microsoft.com/office/drawing/2016/5/11/chartex" xmlns:cx6="http://schemas.microsoft.com/office/drawing/2016/5/12/chartex" xmlns:cx7="http://schemas.microsoft.com/office/drawing/2016/5/13/chartex" xmlns:cx8="http://schemas.microsoft.com/office/drawing/2016/5/14/chartex" xmlns:mc="http://schemas.openxmlformats.org/markup-compatibility/2006" xmlns:aink="http://schemas.microsoft.com/office/drawing/2016/ink" xmlns:am3d="http://schemas.microsoft.com/office/drawing/2017/model3d" xmlns:o="urn:schemas-microsoft-com:office:office" xmlns:oel="http://schemas.microsoft.com/office/2019/extlst" xmlns:r="http://schemas.openxmlformats.org/officeDocument/2006/relationships" xmlns:m="http://schemas.openxmlformats.org/officeDocument/2006/math" xmlns:v="urn:schemas-microsoft-com:vml" xmlns:wp14="http://schemas.microsoft.com/office/word/2010/wordprocessingDrawing" xmlns:wp="http://schemas.openxmlformats.org/drawingml/2006/wordprocessingDrawing" xmlns:w10="urn:schemas-microsoft-com:office:word" xmlns:w="http://schemas.openxmlformats.org/wordprocessingml/2006/main" xmlns:w14="http://schemas.microsoft.com/office/word/2010/wordml" xmlns:w15="http://schemas.microsoft.com/office/word/2012/wordml" xmlns:w16cex="http://schemas.microsoft.com/office/word/2018/wordml/cex" xmlns:w16cid="http://schemas.microsoft.com/office/word/2016/wordml/cid" xmlns:w16="http://schemas.microsoft.com/office/word/2018/wordml" xmlns:w16sdtdh="http://schemas.microsoft.com/office/word/2020/wordml/sdtdatahash" xmlns:w16se="http://schemas.microsoft.com/office/word/2015/wordml/symex" xmlns:wpg="http://schemas.microsoft.com/office/word/2010/wordprocessingGroup" xmlns:wpi="http://schemas.microsoft.com/office/word/2010/wordprocessingInk" xmlns:wne="http://schemas.microsoft.com/office/word/2006/wordml" xmlns:wps="http://schemas.microsoft.com/office/word/2010/wordprocessingShape" mc:Ignorable="w14 w15 w16se w16cid w16 w16cex w16sdtdh wp14">
   <w:p>
     <w:pPr>
       <w:pStyle w:val="Encabezado"/>
@@ -25943,7 +26257,7 @@
 </file>
 
 <file path=word/header10.xml><?xml version="1.0" encoding="utf-8"?>
-<w:hdr xmlns:wpc="http://schemas.microsoft.com/office/word/2010/wordprocessingCanvas" xmlns:cx="http://schemas.microsoft.com/office/drawing/2014/chartex" xmlns:cx1="http://schemas.microsoft.com/office/drawing/2015/9/8/chartex" xmlns:cx2="http://schemas.microsoft.com/office/drawing/2015/10/21/chartex" xmlns:cx3="http://schemas.microsoft.com/office/drawing/2016/5/9/chartex" xmlns:cx4="http://schemas.microsoft.com/office/drawing/2016/5/10/chartex" xmlns:cx5="http://schemas.microsoft.com/office/drawing/2016/5/11/chartex" xmlns:cx6="http://schemas.microsoft.com/office/drawing/2016/5/12/chartex" xmlns:cx7="http://schemas.microsoft.com/office/drawing/2016/5/13/chartex" xmlns:cx8="http://schemas.microsoft.com/office/drawing/2016/5/14/chartex" xmlns:mc="http://schemas.openxmlformats.org/markup-compatibility/2006" xmlns:aink="http://schemas.microsoft.com/office/drawing/2016/ink" xmlns:am3d="http://schemas.microsoft.com/office/drawing/2017/model3d" xmlns:o="urn:schemas-microsoft-com:office:office" xmlns:oel="http://schemas.microsoft.com/office/2019/extlst" xmlns:r="http://schemas.openxmlformats.org/officeDocument/2006/relationships" xmlns:m="http://schemas.openxmlformats.org/officeDocument/2006/math" xmlns:v="urn:schemas-microsoft-com:vml" xmlns:wp14="http://schemas.microsoft.com/office/word/2010/wordprocessingDrawing" xmlns:wp="http://schemas.openxmlformats.org/drawingml/2006/wordprocessingDrawing" xmlns:w10="urn:schemas-microsoft-com:office:word" xmlns:w="http://schemas.openxmlformats.org/wordprocessingml/2006/main" xmlns:w14="http://schemas.microsoft.com/office/word/2010/wordml" xmlns:w15="http://schemas.microsoft.com/office/word/2012/wordml" xmlns:w16cex="http://schemas.microsoft.com/office/word/2018/wordml/cex" xmlns:w16cid="http://schemas.microsoft.com/office/word/2016/wordml/cid" xmlns:w16="http://schemas.microsoft.com/office/word/2018/wordml" xmlns:w16du="http://schemas.microsoft.com/office/word/2023/wordml/word16du" xmlns:w16sdtdh="http://schemas.microsoft.com/office/word/2020/wordml/sdtdatahash" xmlns:w16sdtfl="http://schemas.microsoft.com/office/word/2024/wordml/sdtformatlock" xmlns:w16se="http://schemas.microsoft.com/office/word/2015/wordml/symex" xmlns:wpg="http://schemas.microsoft.com/office/word/2010/wordprocessingGroup" xmlns:wpi="http://schemas.microsoft.com/office/word/2010/wordprocessingInk" xmlns:wne="http://schemas.microsoft.com/office/word/2006/wordml" xmlns:wps="http://schemas.microsoft.com/office/word/2010/wordprocessingShape" mc:Ignorable="w14 w15 w16se w16cid w16 w16cex w16sdtdh w16sdtfl w16du wp14">
+<w:hdr xmlns:wpc="http://schemas.microsoft.com/office/word/2010/wordprocessingCanvas" xmlns:cx="http://schemas.microsoft.com/office/drawing/2014/chartex" xmlns:cx1="http://schemas.microsoft.com/office/drawing/2015/9/8/chartex" xmlns:cx2="http://schemas.microsoft.com/office/drawing/2015/10/21/chartex" xmlns:cx3="http://schemas.microsoft.com/office/drawing/2016/5/9/chartex" xmlns:cx4="http://schemas.microsoft.com/office/drawing/2016/5/10/chartex" xmlns:cx5="http://schemas.microsoft.com/office/drawing/2016/5/11/chartex" xmlns:cx6="http://schemas.microsoft.com/office/drawing/2016/5/12/chartex" xmlns:cx7="http://schemas.microsoft.com/office/drawing/2016/5/13/chartex" xmlns:cx8="http://schemas.microsoft.com/office/drawing/2016/5/14/chartex" xmlns:mc="http://schemas.openxmlformats.org/markup-compatibility/2006" xmlns:aink="http://schemas.microsoft.com/office/drawing/2016/ink" xmlns:am3d="http://schemas.microsoft.com/office/drawing/2017/model3d" xmlns:o="urn:schemas-microsoft-com:office:office" xmlns:oel="http://schemas.microsoft.com/office/2019/extlst" xmlns:r="http://schemas.openxmlformats.org/officeDocument/2006/relationships" xmlns:m="http://schemas.openxmlformats.org/officeDocument/2006/math" xmlns:v="urn:schemas-microsoft-com:vml" xmlns:wp14="http://schemas.microsoft.com/office/word/2010/wordprocessingDrawing" xmlns:wp="http://schemas.openxmlformats.org/drawingml/2006/wordprocessingDrawing" xmlns:w10="urn:schemas-microsoft-com:office:word" xmlns:w="http://schemas.openxmlformats.org/wordprocessingml/2006/main" xmlns:w14="http://schemas.microsoft.com/office/word/2010/wordml" xmlns:w15="http://schemas.microsoft.com/office/word/2012/wordml" xmlns:w16cex="http://schemas.microsoft.com/office/word/2018/wordml/cex" xmlns:w16cid="http://schemas.microsoft.com/office/word/2016/wordml/cid" xmlns:w16="http://schemas.microsoft.com/office/word/2018/wordml" xmlns:w16sdtdh="http://schemas.microsoft.com/office/word/2020/wordml/sdtdatahash" xmlns:w16se="http://schemas.microsoft.com/office/word/2015/wordml/symex" xmlns:wpg="http://schemas.microsoft.com/office/word/2010/wordprocessingGroup" xmlns:wpi="http://schemas.microsoft.com/office/word/2010/wordprocessingInk" xmlns:wne="http://schemas.microsoft.com/office/word/2006/wordml" xmlns:wps="http://schemas.microsoft.com/office/word/2010/wordprocessingShape" mc:Ignorable="w14 w15 w16se w16cid w16 w16cex w16sdtdh wp14">
   <w:p>
     <w:pPr>
       <w:pStyle w:val="Encabezado"/>
@@ -25959,7 +26273,7 @@
 </file>
 
 <file path=word/header11.xml><?xml version="1.0" encoding="utf-8"?>
-<w:hdr xmlns:wpc="http://schemas.microsoft.com/office/word/2010/wordprocessingCanvas" xmlns:cx="http://schemas.microsoft.com/office/drawing/2014/chartex" xmlns:cx1="http://schemas.microsoft.com/office/drawing/2015/9/8/chartex" xmlns:cx2="http://schemas.microsoft.com/office/drawing/2015/10/21/chartex" xmlns:cx3="http://schemas.microsoft.com/office/drawing/2016/5/9/chartex" xmlns:cx4="http://schemas.microsoft.com/office/drawing/2016/5/10/chartex" xmlns:cx5="http://schemas.microsoft.com/office/drawing/2016/5/11/chartex" xmlns:cx6="http://schemas.microsoft.com/office/drawing/2016/5/12/chartex" xmlns:cx7="http://schemas.microsoft.com/office/drawing/2016/5/13/chartex" xmlns:cx8="http://schemas.microsoft.com/office/drawing/2016/5/14/chartex" xmlns:mc="http://schemas.openxmlformats.org/markup-compatibility/2006" xmlns:aink="http://schemas.microsoft.com/office/drawing/2016/ink" xmlns:am3d="http://schemas.microsoft.com/office/drawing/2017/model3d" xmlns:o="urn:schemas-microsoft-com:office:office" xmlns:oel="http://schemas.microsoft.com/office/2019/extlst" xmlns:r="http://schemas.openxmlformats.org/officeDocument/2006/relationships" xmlns:m="http://schemas.openxmlformats.org/officeDocument/2006/math" xmlns:v="urn:schemas-microsoft-com:vml" xmlns:wp14="http://schemas.microsoft.com/office/word/2010/wordprocessingDrawing" xmlns:wp="http://schemas.openxmlformats.org/drawingml/2006/wordprocessingDrawing" xmlns:w10="urn:schemas-microsoft-com:office:word" xmlns:w="http://schemas.openxmlformats.org/wordprocessingml/2006/main" xmlns:w14="http://schemas.microsoft.com/office/word/2010/wordml" xmlns:w15="http://schemas.microsoft.com/office/word/2012/wordml" xmlns:w16cex="http://schemas.microsoft.com/office/word/2018/wordml/cex" xmlns:w16cid="http://schemas.microsoft.com/office/word/2016/wordml/cid" xmlns:w16="http://schemas.microsoft.com/office/word/2018/wordml" xmlns:w16du="http://schemas.microsoft.com/office/word/2023/wordml/word16du" xmlns:w16sdtdh="http://schemas.microsoft.com/office/word/2020/wordml/sdtdatahash" xmlns:w16sdtfl="http://schemas.microsoft.com/office/word/2024/wordml/sdtformatlock" xmlns:w16se="http://schemas.microsoft.com/office/word/2015/wordml/symex" xmlns:wpg="http://schemas.microsoft.com/office/word/2010/wordprocessingGroup" xmlns:wpi="http://schemas.microsoft.com/office/word/2010/wordprocessingInk" xmlns:wne="http://schemas.microsoft.com/office/word/2006/wordml" xmlns:wps="http://schemas.microsoft.com/office/word/2010/wordprocessingShape" mc:Ignorable="w14 w15 w16se w16cid w16 w16cex w16sdtdh w16sdtfl w16du wp14">
+<w:hdr xmlns:wpc="http://schemas.microsoft.com/office/word/2010/wordprocessingCanvas" xmlns:cx="http://schemas.microsoft.com/office/drawing/2014/chartex" xmlns:cx1="http://schemas.microsoft.com/office/drawing/2015/9/8/chartex" xmlns:cx2="http://schemas.microsoft.com/office/drawing/2015/10/21/chartex" xmlns:cx3="http://schemas.microsoft.com/office/drawing/2016/5/9/chartex" xmlns:cx4="http://schemas.microsoft.com/office/drawing/2016/5/10/chartex" xmlns:cx5="http://schemas.microsoft.com/office/drawing/2016/5/11/chartex" xmlns:cx6="http://schemas.microsoft.com/office/drawing/2016/5/12/chartex" xmlns:cx7="http://schemas.microsoft.com/office/drawing/2016/5/13/chartex" xmlns:cx8="http://schemas.microsoft.com/office/drawing/2016/5/14/chartex" xmlns:mc="http://schemas.openxmlformats.org/markup-compatibility/2006" xmlns:aink="http://schemas.microsoft.com/office/drawing/2016/ink" xmlns:am3d="http://schemas.microsoft.com/office/drawing/2017/model3d" xmlns:o="urn:schemas-microsoft-com:office:office" xmlns:oel="http://schemas.microsoft.com/office/2019/extlst" xmlns:r="http://schemas.openxmlformats.org/officeDocument/2006/relationships" xmlns:m="http://schemas.openxmlformats.org/officeDocument/2006/math" xmlns:v="urn:schemas-microsoft-com:vml" xmlns:wp14="http://schemas.microsoft.com/office/word/2010/wordprocessingDrawing" xmlns:wp="http://schemas.openxmlformats.org/drawingml/2006/wordprocessingDrawing" xmlns:w10="urn:schemas-microsoft-com:office:word" xmlns:w="http://schemas.openxmlformats.org/wordprocessingml/2006/main" xmlns:w14="http://schemas.microsoft.com/office/word/2010/wordml" xmlns:w15="http://schemas.microsoft.com/office/word/2012/wordml" xmlns:w16cex="http://schemas.microsoft.com/office/word/2018/wordml/cex" xmlns:w16cid="http://schemas.microsoft.com/office/word/2016/wordml/cid" xmlns:w16="http://schemas.microsoft.com/office/word/2018/wordml" xmlns:w16sdtdh="http://schemas.microsoft.com/office/word/2020/wordml/sdtdatahash" xmlns:w16se="http://schemas.microsoft.com/office/word/2015/wordml/symex" xmlns:wpg="http://schemas.microsoft.com/office/word/2010/wordprocessingGroup" xmlns:wpi="http://schemas.microsoft.com/office/word/2010/wordprocessingInk" xmlns:wne="http://schemas.microsoft.com/office/word/2006/wordml" xmlns:wps="http://schemas.microsoft.com/office/word/2010/wordprocessingShape" mc:Ignorable="w14 w15 w16se w16cid w16 w16cex w16sdtdh wp14">
   <w:sdt>
     <w:sdtPr>
       <w:id w:val="817387681"/>
@@ -26005,7 +26319,7 @@
 </file>
 
 <file path=word/header2.xml><?xml version="1.0" encoding="utf-8"?>
-<w:hdr xmlns:wpc="http://schemas.microsoft.com/office/word/2010/wordprocessingCanvas" xmlns:cx="http://schemas.microsoft.com/office/drawing/2014/chartex" xmlns:cx1="http://schemas.microsoft.com/office/drawing/2015/9/8/chartex" xmlns:cx2="http://schemas.microsoft.com/office/drawing/2015/10/21/chartex" xmlns:cx3="http://schemas.microsoft.com/office/drawing/2016/5/9/chartex" xmlns:cx4="http://schemas.microsoft.com/office/drawing/2016/5/10/chartex" xmlns:cx5="http://schemas.microsoft.com/office/drawing/2016/5/11/chartex" xmlns:cx6="http://schemas.microsoft.com/office/drawing/2016/5/12/chartex" xmlns:cx7="http://schemas.microsoft.com/office/drawing/2016/5/13/chartex" xmlns:cx8="http://schemas.microsoft.com/office/drawing/2016/5/14/chartex" xmlns:mc="http://schemas.openxmlformats.org/markup-compatibility/2006" xmlns:aink="http://schemas.microsoft.com/office/drawing/2016/ink" xmlns:am3d="http://schemas.microsoft.com/office/drawing/2017/model3d" xmlns:o="urn:schemas-microsoft-com:office:office" xmlns:oel="http://schemas.microsoft.com/office/2019/extlst" xmlns:r="http://schemas.openxmlformats.org/officeDocument/2006/relationships" xmlns:m="http://schemas.openxmlformats.org/officeDocument/2006/math" xmlns:v="urn:schemas-microsoft-com:vml" xmlns:wp14="http://schemas.microsoft.com/office/word/2010/wordprocessingDrawing" xmlns:wp="http://schemas.openxmlformats.org/drawingml/2006/wordprocessingDrawing" xmlns:w10="urn:schemas-microsoft-com:office:word" xmlns:w="http://schemas.openxmlformats.org/wordprocessingml/2006/main" xmlns:w14="http://schemas.microsoft.com/office/word/2010/wordml" xmlns:w15="http://schemas.microsoft.com/office/word/2012/wordml" xmlns:w16cex="http://schemas.microsoft.com/office/word/2018/wordml/cex" xmlns:w16cid="http://schemas.microsoft.com/office/word/2016/wordml/cid" xmlns:w16="http://schemas.microsoft.com/office/word/2018/wordml" xmlns:w16du="http://schemas.microsoft.com/office/word/2023/wordml/word16du" xmlns:w16sdtdh="http://schemas.microsoft.com/office/word/2020/wordml/sdtdatahash" xmlns:w16sdtfl="http://schemas.microsoft.com/office/word/2024/wordml/sdtformatlock" xmlns:w16se="http://schemas.microsoft.com/office/word/2015/wordml/symex" xmlns:wpg="http://schemas.microsoft.com/office/word/2010/wordprocessingGroup" xmlns:wpi="http://schemas.microsoft.com/office/word/2010/wordprocessingInk" xmlns:wne="http://schemas.microsoft.com/office/word/2006/wordml" xmlns:wps="http://schemas.microsoft.com/office/word/2010/wordprocessingShape" mc:Ignorable="w14 w15 w16se w16cid w16 w16cex w16sdtdh w16sdtfl w16du wp14">
+<w:hdr xmlns:wpc="http://schemas.microsoft.com/office/word/2010/wordprocessingCanvas" xmlns:cx="http://schemas.microsoft.com/office/drawing/2014/chartex" xmlns:cx1="http://schemas.microsoft.com/office/drawing/2015/9/8/chartex" xmlns:cx2="http://schemas.microsoft.com/office/drawing/2015/10/21/chartex" xmlns:cx3="http://schemas.microsoft.com/office/drawing/2016/5/9/chartex" xmlns:cx4="http://schemas.microsoft.com/office/drawing/2016/5/10/chartex" xmlns:cx5="http://schemas.microsoft.com/office/drawing/2016/5/11/chartex" xmlns:cx6="http://schemas.microsoft.com/office/drawing/2016/5/12/chartex" xmlns:cx7="http://schemas.microsoft.com/office/drawing/2016/5/13/chartex" xmlns:cx8="http://schemas.microsoft.com/office/drawing/2016/5/14/chartex" xmlns:mc="http://schemas.openxmlformats.org/markup-compatibility/2006" xmlns:aink="http://schemas.microsoft.com/office/drawing/2016/ink" xmlns:am3d="http://schemas.microsoft.com/office/drawing/2017/model3d" xmlns:o="urn:schemas-microsoft-com:office:office" xmlns:oel="http://schemas.microsoft.com/office/2019/extlst" xmlns:r="http://schemas.openxmlformats.org/officeDocument/2006/relationships" xmlns:m="http://schemas.openxmlformats.org/officeDocument/2006/math" xmlns:v="urn:schemas-microsoft-com:vml" xmlns:wp14="http://schemas.microsoft.com/office/word/2010/wordprocessingDrawing" xmlns:wp="http://schemas.openxmlformats.org/drawingml/2006/wordprocessingDrawing" xmlns:w10="urn:schemas-microsoft-com:office:word" xmlns:w="http://schemas.openxmlformats.org/wordprocessingml/2006/main" xmlns:w14="http://schemas.microsoft.com/office/word/2010/wordml" xmlns:w15="http://schemas.microsoft.com/office/word/2012/wordml" xmlns:w16cex="http://schemas.microsoft.com/office/word/2018/wordml/cex" xmlns:w16cid="http://schemas.microsoft.com/office/word/2016/wordml/cid" xmlns:w16="http://schemas.microsoft.com/office/word/2018/wordml" xmlns:w16sdtdh="http://schemas.microsoft.com/office/word/2020/wordml/sdtdatahash" xmlns:w16se="http://schemas.microsoft.com/office/word/2015/wordml/symex" xmlns:wpg="http://schemas.microsoft.com/office/word/2010/wordprocessingGroup" xmlns:wpi="http://schemas.microsoft.com/office/word/2010/wordprocessingInk" xmlns:wne="http://schemas.microsoft.com/office/word/2006/wordml" xmlns:wps="http://schemas.microsoft.com/office/word/2010/wordprocessingShape" mc:Ignorable="w14 w15 w16se w16cid w16 w16cex w16sdtdh wp14">
   <w:p>
     <w:pPr>
       <w:pStyle w:val="Encabezado"/>
@@ -26021,7 +26335,7 @@
 </file>
 
 <file path=word/header3.xml><?xml version="1.0" encoding="utf-8"?>
-<w:hdr xmlns:wpc="http://schemas.microsoft.com/office/word/2010/wordprocessingCanvas" xmlns:cx="http://schemas.microsoft.com/office/drawing/2014/chartex" xmlns:cx1="http://schemas.microsoft.com/office/drawing/2015/9/8/chartex" xmlns:cx2="http://schemas.microsoft.com/office/drawing/2015/10/21/chartex" xmlns:cx3="http://schemas.microsoft.com/office/drawing/2016/5/9/chartex" xmlns:cx4="http://schemas.microsoft.com/office/drawing/2016/5/10/chartex" xmlns:cx5="http://schemas.microsoft.com/office/drawing/2016/5/11/chartex" xmlns:cx6="http://schemas.microsoft.com/office/drawing/2016/5/12/chartex" xmlns:cx7="http://schemas.microsoft.com/office/drawing/2016/5/13/chartex" xmlns:cx8="http://schemas.microsoft.com/office/drawing/2016/5/14/chartex" xmlns:mc="http://schemas.openxmlformats.org/markup-compatibility/2006" xmlns:aink="http://schemas.microsoft.com/office/drawing/2016/ink" xmlns:am3d="http://schemas.microsoft.com/office/drawing/2017/model3d" xmlns:o="urn:schemas-microsoft-com:office:office" xmlns:oel="http://schemas.microsoft.com/office/2019/extlst" xmlns:r="http://schemas.openxmlformats.org/officeDocument/2006/relationships" xmlns:m="http://schemas.openxmlformats.org/officeDocument/2006/math" xmlns:v="urn:schemas-microsoft-com:vml" xmlns:wp14="http://schemas.microsoft.com/office/word/2010/wordprocessingDrawing" xmlns:wp="http://schemas.openxmlformats.org/drawingml/2006/wordprocessingDrawing" xmlns:w10="urn:schemas-microsoft-com:office:word" xmlns:w="http://schemas.openxmlformats.org/wordprocessingml/2006/main" xmlns:w14="http://schemas.microsoft.com/office/word/2010/wordml" xmlns:w15="http://schemas.microsoft.com/office/word/2012/wordml" xmlns:w16cex="http://schemas.microsoft.com/office/word/2018/wordml/cex" xmlns:w16cid="http://schemas.microsoft.com/office/word/2016/wordml/cid" xmlns:w16="http://schemas.microsoft.com/office/word/2018/wordml" xmlns:w16du="http://schemas.microsoft.com/office/word/2023/wordml/word16du" xmlns:w16sdtdh="http://schemas.microsoft.com/office/word/2020/wordml/sdtdatahash" xmlns:w16sdtfl="http://schemas.microsoft.com/office/word/2024/wordml/sdtformatlock" xmlns:w16se="http://schemas.microsoft.com/office/word/2015/wordml/symex" xmlns:wpg="http://schemas.microsoft.com/office/word/2010/wordprocessingGroup" xmlns:wpi="http://schemas.microsoft.com/office/word/2010/wordprocessingInk" xmlns:wne="http://schemas.microsoft.com/office/word/2006/wordml" xmlns:wps="http://schemas.microsoft.com/office/word/2010/wordprocessingShape" mc:Ignorable="w14 w15 w16se w16cid w16 w16cex w16sdtdh w16sdtfl w16du wp14">
+<w:hdr xmlns:wpc="http://schemas.microsoft.com/office/word/2010/wordprocessingCanvas" xmlns:cx="http://schemas.microsoft.com/office/drawing/2014/chartex" xmlns:cx1="http://schemas.microsoft.com/office/drawing/2015/9/8/chartex" xmlns:cx2="http://schemas.microsoft.com/office/drawing/2015/10/21/chartex" xmlns:cx3="http://schemas.microsoft.com/office/drawing/2016/5/9/chartex" xmlns:cx4="http://schemas.microsoft.com/office/drawing/2016/5/10/chartex" xmlns:cx5="http://schemas.microsoft.com/office/drawing/2016/5/11/chartex" xmlns:cx6="http://schemas.microsoft.com/office/drawing/2016/5/12/chartex" xmlns:cx7="http://schemas.microsoft.com/office/drawing/2016/5/13/chartex" xmlns:cx8="http://schemas.microsoft.com/office/drawing/2016/5/14/chartex" xmlns:mc="http://schemas.openxmlformats.org/markup-compatibility/2006" xmlns:aink="http://schemas.microsoft.com/office/drawing/2016/ink" xmlns:am3d="http://schemas.microsoft.com/office/drawing/2017/model3d" xmlns:o="urn:schemas-microsoft-com:office:office" xmlns:oel="http://schemas.microsoft.com/office/2019/extlst" xmlns:r="http://schemas.openxmlformats.org/officeDocument/2006/relationships" xmlns:m="http://schemas.openxmlformats.org/officeDocument/2006/math" xmlns:v="urn:schemas-microsoft-com:vml" xmlns:wp14="http://schemas.microsoft.com/office/word/2010/wordprocessingDrawing" xmlns:wp="http://schemas.openxmlformats.org/drawingml/2006/wordprocessingDrawing" xmlns:w10="urn:schemas-microsoft-com:office:word" xmlns:w="http://schemas.openxmlformats.org/wordprocessingml/2006/main" xmlns:w14="http://schemas.microsoft.com/office/word/2010/wordml" xmlns:w15="http://schemas.microsoft.com/office/word/2012/wordml" xmlns:w16cex="http://schemas.microsoft.com/office/word/2018/wordml/cex" xmlns:w16cid="http://schemas.microsoft.com/office/word/2016/wordml/cid" xmlns:w16="http://schemas.microsoft.com/office/word/2018/wordml" xmlns:w16sdtdh="http://schemas.microsoft.com/office/word/2020/wordml/sdtdatahash" xmlns:w16se="http://schemas.microsoft.com/office/word/2015/wordml/symex" xmlns:wpg="http://schemas.microsoft.com/office/word/2010/wordprocessingGroup" xmlns:wpi="http://schemas.microsoft.com/office/word/2010/wordprocessingInk" xmlns:wne="http://schemas.microsoft.com/office/word/2006/wordml" xmlns:wps="http://schemas.microsoft.com/office/word/2010/wordprocessingShape" mc:Ignorable="w14 w15 w16se w16cid w16 w16cex w16sdtdh wp14">
   <w:p>
     <w:pPr>
       <w:pStyle w:val="Encabezado"/>
@@ -26037,7 +26351,7 @@
 </file>
 
 <file path=word/header4.xml><?xml version="1.0" encoding="utf-8"?>
-<w:hdr xmlns:wpc="http://schemas.microsoft.com/office/word/2010/wordprocessingCanvas" xmlns:cx="http://schemas.microsoft.com/office/drawing/2014/chartex" xmlns:cx1="http://schemas.microsoft.com/office/drawing/2015/9/8/chartex" xmlns:cx2="http://schemas.microsoft.com/office/drawing/2015/10/21/chartex" xmlns:cx3="http://schemas.microsoft.com/office/drawing/2016/5/9/chartex" xmlns:cx4="http://schemas.microsoft.com/office/drawing/2016/5/10/chartex" xmlns:cx5="http://schemas.microsoft.com/office/drawing/2016/5/11/chartex" xmlns:cx6="http://schemas.microsoft.com/office/drawing/2016/5/12/chartex" xmlns:cx7="http://schemas.microsoft.com/office/drawing/2016/5/13/chartex" xmlns:cx8="http://schemas.microsoft.com/office/drawing/2016/5/14/chartex" xmlns:mc="http://schemas.openxmlformats.org/markup-compatibility/2006" xmlns:aink="http://schemas.microsoft.com/office/drawing/2016/ink" xmlns:am3d="http://schemas.microsoft.com/office/drawing/2017/model3d" xmlns:o="urn:schemas-microsoft-com:office:office" xmlns:oel="http://schemas.microsoft.com/office/2019/extlst" xmlns:r="http://schemas.openxmlformats.org/officeDocument/2006/relationships" xmlns:m="http://schemas.openxmlformats.org/officeDocument/2006/math" xmlns:v="urn:schemas-microsoft-com:vml" xmlns:wp14="http://schemas.microsoft.com/office/word/2010/wordprocessingDrawing" xmlns:wp="http://schemas.openxmlformats.org/drawingml/2006/wordprocessingDrawing" xmlns:w10="urn:schemas-microsoft-com:office:word" xmlns:w="http://schemas.openxmlformats.org/wordprocessingml/2006/main" xmlns:w14="http://schemas.microsoft.com/office/word/2010/wordml" xmlns:w15="http://schemas.microsoft.com/office/word/2012/wordml" xmlns:w16cex="http://schemas.microsoft.com/office/word/2018/wordml/cex" xmlns:w16cid="http://schemas.microsoft.com/office/word/2016/wordml/cid" xmlns:w16="http://schemas.microsoft.com/office/word/2018/wordml" xmlns:w16du="http://schemas.microsoft.com/office/word/2023/wordml/word16du" xmlns:w16sdtdh="http://schemas.microsoft.com/office/word/2020/wordml/sdtdatahash" xmlns:w16sdtfl="http://schemas.microsoft.com/office/word/2024/wordml/sdtformatlock" xmlns:w16se="http://schemas.microsoft.com/office/word/2015/wordml/symex" xmlns:wpg="http://schemas.microsoft.com/office/word/2010/wordprocessingGroup" xmlns:wpi="http://schemas.microsoft.com/office/word/2010/wordprocessingInk" xmlns:wne="http://schemas.microsoft.com/office/word/2006/wordml" xmlns:wps="http://schemas.microsoft.com/office/word/2010/wordprocessingShape" mc:Ignorable="w14 w15 w16se w16cid w16 w16cex w16sdtdh w16sdtfl w16du wp14">
+<w:hdr xmlns:wpc="http://schemas.microsoft.com/office/word/2010/wordprocessingCanvas" xmlns:cx="http://schemas.microsoft.com/office/drawing/2014/chartex" xmlns:cx1="http://schemas.microsoft.com/office/drawing/2015/9/8/chartex" xmlns:cx2="http://schemas.microsoft.com/office/drawing/2015/10/21/chartex" xmlns:cx3="http://schemas.microsoft.com/office/drawing/2016/5/9/chartex" xmlns:cx4="http://schemas.microsoft.com/office/drawing/2016/5/10/chartex" xmlns:cx5="http://schemas.microsoft.com/office/drawing/2016/5/11/chartex" xmlns:cx6="http://schemas.microsoft.com/office/drawing/2016/5/12/chartex" xmlns:cx7="http://schemas.microsoft.com/office/drawing/2016/5/13/chartex" xmlns:cx8="http://schemas.microsoft.com/office/drawing/2016/5/14/chartex" xmlns:mc="http://schemas.openxmlformats.org/markup-compatibility/2006" xmlns:aink="http://schemas.microsoft.com/office/drawing/2016/ink" xmlns:am3d="http://schemas.microsoft.com/office/drawing/2017/model3d" xmlns:o="urn:schemas-microsoft-com:office:office" xmlns:oel="http://schemas.microsoft.com/office/2019/extlst" xmlns:r="http://schemas.openxmlformats.org/officeDocument/2006/relationships" xmlns:m="http://schemas.openxmlformats.org/officeDocument/2006/math" xmlns:v="urn:schemas-microsoft-com:vml" xmlns:wp14="http://schemas.microsoft.com/office/word/2010/wordprocessingDrawing" xmlns:wp="http://schemas.openxmlformats.org/drawingml/2006/wordprocessingDrawing" xmlns:w10="urn:schemas-microsoft-com:office:word" xmlns:w="http://schemas.openxmlformats.org/wordprocessingml/2006/main" xmlns:w14="http://schemas.microsoft.com/office/word/2010/wordml" xmlns:w15="http://schemas.microsoft.com/office/word/2012/wordml" xmlns:w16cex="http://schemas.microsoft.com/office/word/2018/wordml/cex" xmlns:w16cid="http://schemas.microsoft.com/office/word/2016/wordml/cid" xmlns:w16="http://schemas.microsoft.com/office/word/2018/wordml" xmlns:w16sdtdh="http://schemas.microsoft.com/office/word/2020/wordml/sdtdatahash" xmlns:w16se="http://schemas.microsoft.com/office/word/2015/wordml/symex" xmlns:wpg="http://schemas.microsoft.com/office/word/2010/wordprocessingGroup" xmlns:wpi="http://schemas.microsoft.com/office/word/2010/wordprocessingInk" xmlns:wne="http://schemas.microsoft.com/office/word/2006/wordml" xmlns:wps="http://schemas.microsoft.com/office/word/2010/wordprocessingShape" mc:Ignorable="w14 w15 w16se w16cid w16 w16cex w16sdtdh wp14">
   <w:p>
     <w:pPr>
       <w:pStyle w:val="Encabezado"/>
@@ -26047,7 +26361,7 @@
 </file>
 
 <file path=word/header5.xml><?xml version="1.0" encoding="utf-8"?>
-<w:hdr xmlns:wpc="http://schemas.microsoft.com/office/word/2010/wordprocessingCanvas" xmlns:cx="http://schemas.microsoft.com/office/drawing/2014/chartex" xmlns:cx1="http://schemas.microsoft.com/office/drawing/2015/9/8/chartex" xmlns:cx2="http://schemas.microsoft.com/office/drawing/2015/10/21/chartex" xmlns:cx3="http://schemas.microsoft.com/office/drawing/2016/5/9/chartex" xmlns:cx4="http://schemas.microsoft.com/office/drawing/2016/5/10/chartex" xmlns:cx5="http://schemas.microsoft.com/office/drawing/2016/5/11/chartex" xmlns:cx6="http://schemas.microsoft.com/office/drawing/2016/5/12/chartex" xmlns:cx7="http://schemas.microsoft.com/office/drawing/2016/5/13/chartex" xmlns:cx8="http://schemas.microsoft.com/office/drawing/2016/5/14/chartex" xmlns:mc="http://schemas.openxmlformats.org/markup-compatibility/2006" xmlns:aink="http://schemas.microsoft.com/office/drawing/2016/ink" xmlns:am3d="http://schemas.microsoft.com/office/drawing/2017/model3d" xmlns:o="urn:schemas-microsoft-com:office:office" xmlns:oel="http://schemas.microsoft.com/office/2019/extlst" xmlns:r="http://schemas.openxmlformats.org/officeDocument/2006/relationships" xmlns:m="http://schemas.openxmlformats.org/officeDocument/2006/math" xmlns:v="urn:schemas-microsoft-com:vml" xmlns:wp14="http://schemas.microsoft.com/office/word/2010/wordprocessingDrawing" xmlns:wp="http://schemas.openxmlformats.org/drawingml/2006/wordprocessingDrawing" xmlns:w10="urn:schemas-microsoft-com:office:word" xmlns:w="http://schemas.openxmlformats.org/wordprocessingml/2006/main" xmlns:w14="http://schemas.microsoft.com/office/word/2010/wordml" xmlns:w15="http://schemas.microsoft.com/office/word/2012/wordml" xmlns:w16cex="http://schemas.microsoft.com/office/word/2018/wordml/cex" xmlns:w16cid="http://schemas.microsoft.com/office/word/2016/wordml/cid" xmlns:w16="http://schemas.microsoft.com/office/word/2018/wordml" xmlns:w16du="http://schemas.microsoft.com/office/word/2023/wordml/word16du" xmlns:w16sdtdh="http://schemas.microsoft.com/office/word/2020/wordml/sdtdatahash" xmlns:w16sdtfl="http://schemas.microsoft.com/office/word/2024/wordml/sdtformatlock" xmlns:w16se="http://schemas.microsoft.com/office/word/2015/wordml/symex" xmlns:wpg="http://schemas.microsoft.com/office/word/2010/wordprocessingGroup" xmlns:wpi="http://schemas.microsoft.com/office/word/2010/wordprocessingInk" xmlns:wne="http://schemas.microsoft.com/office/word/2006/wordml" xmlns:wps="http://schemas.microsoft.com/office/word/2010/wordprocessingShape" mc:Ignorable="w14 w15 w16se w16cid w16 w16cex w16sdtdh w16sdtfl w16du wp14">
+<w:hdr xmlns:wpc="http://schemas.microsoft.com/office/word/2010/wordprocessingCanvas" xmlns:cx="http://schemas.microsoft.com/office/drawing/2014/chartex" xmlns:cx1="http://schemas.microsoft.com/office/drawing/2015/9/8/chartex" xmlns:cx2="http://schemas.microsoft.com/office/drawing/2015/10/21/chartex" xmlns:cx3="http://schemas.microsoft.com/office/drawing/2016/5/9/chartex" xmlns:cx4="http://schemas.microsoft.com/office/drawing/2016/5/10/chartex" xmlns:cx5="http://schemas.microsoft.com/office/drawing/2016/5/11/chartex" xmlns:cx6="http://schemas.microsoft.com/office/drawing/2016/5/12/chartex" xmlns:cx7="http://schemas.microsoft.com/office/drawing/2016/5/13/chartex" xmlns:cx8="http://schemas.microsoft.com/office/drawing/2016/5/14/chartex" xmlns:mc="http://schemas.openxmlformats.org/markup-compatibility/2006" xmlns:aink="http://schemas.microsoft.com/office/drawing/2016/ink" xmlns:am3d="http://schemas.microsoft.com/office/drawing/2017/model3d" xmlns:o="urn:schemas-microsoft-com:office:office" xmlns:oel="http://schemas.microsoft.com/office/2019/extlst" xmlns:r="http://schemas.openxmlformats.org/officeDocument/2006/relationships" xmlns:m="http://schemas.openxmlformats.org/officeDocument/2006/math" xmlns:v="urn:schemas-microsoft-com:vml" xmlns:wp14="http://schemas.microsoft.com/office/word/2010/wordprocessingDrawing" xmlns:wp="http://schemas.openxmlformats.org/drawingml/2006/wordprocessingDrawing" xmlns:w10="urn:schemas-microsoft-com:office:word" xmlns:w="http://schemas.openxmlformats.org/wordprocessingml/2006/main" xmlns:w14="http://schemas.microsoft.com/office/word/2010/wordml" xmlns:w15="http://schemas.microsoft.com/office/word/2012/wordml" xmlns:w16cex="http://schemas.microsoft.com/office/word/2018/wordml/cex" xmlns:w16cid="http://schemas.microsoft.com/office/word/2016/wordml/cid" xmlns:w16="http://schemas.microsoft.com/office/word/2018/wordml" xmlns:w16sdtdh="http://schemas.microsoft.com/office/word/2020/wordml/sdtdatahash" xmlns:w16se="http://schemas.microsoft.com/office/word/2015/wordml/symex" xmlns:wpg="http://schemas.microsoft.com/office/word/2010/wordprocessingGroup" xmlns:wpi="http://schemas.microsoft.com/office/word/2010/wordprocessingInk" xmlns:wne="http://schemas.microsoft.com/office/word/2006/wordml" xmlns:wps="http://schemas.microsoft.com/office/word/2010/wordprocessingShape" mc:Ignorable="w14 w15 w16se w16cid w16 w16cex w16sdtdh wp14">
   <w:sdt>
     <w:sdtPr>
       <w:id w:val="-1679033987"/>
@@ -26093,7 +26407,7 @@
 </file>
 
 <file path=word/header6.xml><?xml version="1.0" encoding="utf-8"?>
-<w:hdr xmlns:wpc="http://schemas.microsoft.com/office/word/2010/wordprocessingCanvas" xmlns:cx="http://schemas.microsoft.com/office/drawing/2014/chartex" xmlns:cx1="http://schemas.microsoft.com/office/drawing/2015/9/8/chartex" xmlns:cx2="http://schemas.microsoft.com/office/drawing/2015/10/21/chartex" xmlns:cx3="http://schemas.microsoft.com/office/drawing/2016/5/9/chartex" xmlns:cx4="http://schemas.microsoft.com/office/drawing/2016/5/10/chartex" xmlns:cx5="http://schemas.microsoft.com/office/drawing/2016/5/11/chartex" xmlns:cx6="http://schemas.microsoft.com/office/drawing/2016/5/12/chartex" xmlns:cx7="http://schemas.microsoft.com/office/drawing/2016/5/13/chartex" xmlns:cx8="http://schemas.microsoft.com/office/drawing/2016/5/14/chartex" xmlns:mc="http://schemas.openxmlformats.org/markup-compatibility/2006" xmlns:aink="http://schemas.microsoft.com/office/drawing/2016/ink" xmlns:am3d="http://schemas.microsoft.com/office/drawing/2017/model3d" xmlns:o="urn:schemas-microsoft-com:office:office" xmlns:oel="http://schemas.microsoft.com/office/2019/extlst" xmlns:r="http://schemas.openxmlformats.org/officeDocument/2006/relationships" xmlns:m="http://schemas.openxmlformats.org/officeDocument/2006/math" xmlns:v="urn:schemas-microsoft-com:vml" xmlns:wp14="http://schemas.microsoft.com/office/word/2010/wordprocessingDrawing" xmlns:wp="http://schemas.openxmlformats.org/drawingml/2006/wordprocessingDrawing" xmlns:w10="urn:schemas-microsoft-com:office:word" xmlns:w="http://schemas.openxmlformats.org/wordprocessingml/2006/main" xmlns:w14="http://schemas.microsoft.com/office/word/2010/wordml" xmlns:w15="http://schemas.microsoft.com/office/word/2012/wordml" xmlns:w16cex="http://schemas.microsoft.com/office/word/2018/wordml/cex" xmlns:w16cid="http://schemas.microsoft.com/office/word/2016/wordml/cid" xmlns:w16="http://schemas.microsoft.com/office/word/2018/wordml" xmlns:w16du="http://schemas.microsoft.com/office/word/2023/wordml/word16du" xmlns:w16sdtdh="http://schemas.microsoft.com/office/word/2020/wordml/sdtdatahash" xmlns:w16sdtfl="http://schemas.microsoft.com/office/word/2024/wordml/sdtformatlock" xmlns:w16se="http://schemas.microsoft.com/office/word/2015/wordml/symex" xmlns:wpg="http://schemas.microsoft.com/office/word/2010/wordprocessingGroup" xmlns:wpi="http://schemas.microsoft.com/office/word/2010/wordprocessingInk" xmlns:wne="http://schemas.microsoft.com/office/word/2006/wordml" xmlns:wps="http://schemas.microsoft.com/office/word/2010/wordprocessingShape" mc:Ignorable="w14 w15 w16se w16cid w16 w16cex w16sdtdh w16sdtfl w16du wp14">
+<w:hdr xmlns:wpc="http://schemas.microsoft.com/office/word/2010/wordprocessingCanvas" xmlns:cx="http://schemas.microsoft.com/office/drawing/2014/chartex" xmlns:cx1="http://schemas.microsoft.com/office/drawing/2015/9/8/chartex" xmlns:cx2="http://schemas.microsoft.com/office/drawing/2015/10/21/chartex" xmlns:cx3="http://schemas.microsoft.com/office/drawing/2016/5/9/chartex" xmlns:cx4="http://schemas.microsoft.com/office/drawing/2016/5/10/chartex" xmlns:cx5="http://schemas.microsoft.com/office/drawing/2016/5/11/chartex" xmlns:cx6="http://schemas.microsoft.com/office/drawing/2016/5/12/chartex" xmlns:cx7="http://schemas.microsoft.com/office/drawing/2016/5/13/chartex" xmlns:cx8="http://schemas.microsoft.com/office/drawing/2016/5/14/chartex" xmlns:mc="http://schemas.openxmlformats.org/markup-compatibility/2006" xmlns:aink="http://schemas.microsoft.com/office/drawing/2016/ink" xmlns:am3d="http://schemas.microsoft.com/office/drawing/2017/model3d" xmlns:o="urn:schemas-microsoft-com:office:office" xmlns:oel="http://schemas.microsoft.com/office/2019/extlst" xmlns:r="http://schemas.openxmlformats.org/officeDocument/2006/relationships" xmlns:m="http://schemas.openxmlformats.org/officeDocument/2006/math" xmlns:v="urn:schemas-microsoft-com:vml" xmlns:wp14="http://schemas.microsoft.com/office/word/2010/wordprocessingDrawing" xmlns:wp="http://schemas.openxmlformats.org/drawingml/2006/wordprocessingDrawing" xmlns:w10="urn:schemas-microsoft-com:office:word" xmlns:w="http://schemas.openxmlformats.org/wordprocessingml/2006/main" xmlns:w14="http://schemas.microsoft.com/office/word/2010/wordml" xmlns:w15="http://schemas.microsoft.com/office/word/2012/wordml" xmlns:w16cex="http://schemas.microsoft.com/office/word/2018/wordml/cex" xmlns:w16cid="http://schemas.microsoft.com/office/word/2016/wordml/cid" xmlns:w16="http://schemas.microsoft.com/office/word/2018/wordml" xmlns:w16sdtdh="http://schemas.microsoft.com/office/word/2020/wordml/sdtdatahash" xmlns:w16se="http://schemas.microsoft.com/office/word/2015/wordml/symex" xmlns:wpg="http://schemas.microsoft.com/office/word/2010/wordprocessingGroup" xmlns:wpi="http://schemas.microsoft.com/office/word/2010/wordprocessingInk" xmlns:wne="http://schemas.microsoft.com/office/word/2006/wordml" xmlns:wps="http://schemas.microsoft.com/office/word/2010/wordprocessingShape" mc:Ignorable="w14 w15 w16se w16cid w16 w16cex w16sdtdh wp14">
   <w:p>
     <w:pPr>
       <w:pStyle w:val="Encabezado"/>
@@ -26103,7 +26417,7 @@
 </file>
 
 <file path=word/header7.xml><?xml version="1.0" encoding="utf-8"?>
-<w:hdr xmlns:wpc="http://schemas.microsoft.com/office/word/2010/wordprocessingCanvas" xmlns:cx="http://schemas.microsoft.com/office/drawing/2014/chartex" xmlns:cx1="http://schemas.microsoft.com/office/drawing/2015/9/8/chartex" xmlns:cx2="http://schemas.microsoft.com/office/drawing/2015/10/21/chartex" xmlns:cx3="http://schemas.microsoft.com/office/drawing/2016/5/9/chartex" xmlns:cx4="http://schemas.microsoft.com/office/drawing/2016/5/10/chartex" xmlns:cx5="http://schemas.microsoft.com/office/drawing/2016/5/11/chartex" xmlns:cx6="http://schemas.microsoft.com/office/drawing/2016/5/12/chartex" xmlns:cx7="http://schemas.microsoft.com/office/drawing/2016/5/13/chartex" xmlns:cx8="http://schemas.microsoft.com/office/drawing/2016/5/14/chartex" xmlns:mc="http://schemas.openxmlformats.org/markup-compatibility/2006" xmlns:aink="http://schemas.microsoft.com/office/drawing/2016/ink" xmlns:am3d="http://schemas.microsoft.com/office/drawing/2017/model3d" xmlns:o="urn:schemas-microsoft-com:office:office" xmlns:oel="http://schemas.microsoft.com/office/2019/extlst" xmlns:r="http://schemas.openxmlformats.org/officeDocument/2006/relationships" xmlns:m="http://schemas.openxmlformats.org/officeDocument/2006/math" xmlns:v="urn:schemas-microsoft-com:vml" xmlns:wp14="http://schemas.microsoft.com/office/word/2010/wordprocessingDrawing" xmlns:wp="http://schemas.openxmlformats.org/drawingml/2006/wordprocessingDrawing" xmlns:w10="urn:schemas-microsoft-com:office:word" xmlns:w="http://schemas.openxmlformats.org/wordprocessingml/2006/main" xmlns:w14="http://schemas.microsoft.com/office/word/2010/wordml" xmlns:w15="http://schemas.microsoft.com/office/word/2012/wordml" xmlns:w16cex="http://schemas.microsoft.com/office/word/2018/wordml/cex" xmlns:w16cid="http://schemas.microsoft.com/office/word/2016/wordml/cid" xmlns:w16="http://schemas.microsoft.com/office/word/2018/wordml" xmlns:w16du="http://schemas.microsoft.com/office/word/2023/wordml/word16du" xmlns:w16sdtdh="http://schemas.microsoft.com/office/word/2020/wordml/sdtdatahash" xmlns:w16sdtfl="http://schemas.microsoft.com/office/word/2024/wordml/sdtformatlock" xmlns:w16se="http://schemas.microsoft.com/office/word/2015/wordml/symex" xmlns:wpg="http://schemas.microsoft.com/office/word/2010/wordprocessingGroup" xmlns:wpi="http://schemas.microsoft.com/office/word/2010/wordprocessingInk" xmlns:wne="http://schemas.microsoft.com/office/word/2006/wordml" xmlns:wps="http://schemas.microsoft.com/office/word/2010/wordprocessingShape" mc:Ignorable="w14 w15 w16se w16cid w16 w16cex w16sdtdh w16sdtfl w16du wp14">
+<w:hdr xmlns:wpc="http://schemas.microsoft.com/office/word/2010/wordprocessingCanvas" xmlns:cx="http://schemas.microsoft.com/office/drawing/2014/chartex" xmlns:cx1="http://schemas.microsoft.com/office/drawing/2015/9/8/chartex" xmlns:cx2="http://schemas.microsoft.com/office/drawing/2015/10/21/chartex" xmlns:cx3="http://schemas.microsoft.com/office/drawing/2016/5/9/chartex" xmlns:cx4="http://schemas.microsoft.com/office/drawing/2016/5/10/chartex" xmlns:cx5="http://schemas.microsoft.com/office/drawing/2016/5/11/chartex" xmlns:cx6="http://schemas.microsoft.com/office/drawing/2016/5/12/chartex" xmlns:cx7="http://schemas.microsoft.com/office/drawing/2016/5/13/chartex" xmlns:cx8="http://schemas.microsoft.com/office/drawing/2016/5/14/chartex" xmlns:mc="http://schemas.openxmlformats.org/markup-compatibility/2006" xmlns:aink="http://schemas.microsoft.com/office/drawing/2016/ink" xmlns:am3d="http://schemas.microsoft.com/office/drawing/2017/model3d" xmlns:o="urn:schemas-microsoft-com:office:office" xmlns:oel="http://schemas.microsoft.com/office/2019/extlst" xmlns:r="http://schemas.openxmlformats.org/officeDocument/2006/relationships" xmlns:m="http://schemas.openxmlformats.org/officeDocument/2006/math" xmlns:v="urn:schemas-microsoft-com:vml" xmlns:wp14="http://schemas.microsoft.com/office/word/2010/wordprocessingDrawing" xmlns:wp="http://schemas.openxmlformats.org/drawingml/2006/wordprocessingDrawing" xmlns:w10="urn:schemas-microsoft-com:office:word" xmlns:w="http://schemas.openxmlformats.org/wordprocessingml/2006/main" xmlns:w14="http://schemas.microsoft.com/office/word/2010/wordml" xmlns:w15="http://schemas.microsoft.com/office/word/2012/wordml" xmlns:w16cex="http://schemas.microsoft.com/office/word/2018/wordml/cex" xmlns:w16cid="http://schemas.microsoft.com/office/word/2016/wordml/cid" xmlns:w16="http://schemas.microsoft.com/office/word/2018/wordml" xmlns:w16sdtdh="http://schemas.microsoft.com/office/word/2020/wordml/sdtdatahash" xmlns:w16se="http://schemas.microsoft.com/office/word/2015/wordml/symex" xmlns:wpg="http://schemas.microsoft.com/office/word/2010/wordprocessingGroup" xmlns:wpi="http://schemas.microsoft.com/office/word/2010/wordprocessingInk" xmlns:wne="http://schemas.microsoft.com/office/word/2006/wordml" xmlns:wps="http://schemas.microsoft.com/office/word/2010/wordprocessingShape" mc:Ignorable="w14 w15 w16se w16cid w16 w16cex w16sdtdh wp14">
   <w:sdt>
     <w:sdtPr>
       <w:id w:val="-1255585217"/>
@@ -26130,7 +26444,7 @@
 </file>
 
 <file path=word/header8.xml><?xml version="1.0" encoding="utf-8"?>
-<w:hdr xmlns:wpc="http://schemas.microsoft.com/office/word/2010/wordprocessingCanvas" xmlns:cx="http://schemas.microsoft.com/office/drawing/2014/chartex" xmlns:cx1="http://schemas.microsoft.com/office/drawing/2015/9/8/chartex" xmlns:cx2="http://schemas.microsoft.com/office/drawing/2015/10/21/chartex" xmlns:cx3="http://schemas.microsoft.com/office/drawing/2016/5/9/chartex" xmlns:cx4="http://schemas.microsoft.com/office/drawing/2016/5/10/chartex" xmlns:cx5="http://schemas.microsoft.com/office/drawing/2016/5/11/chartex" xmlns:cx6="http://schemas.microsoft.com/office/drawing/2016/5/12/chartex" xmlns:cx7="http://schemas.microsoft.com/office/drawing/2016/5/13/chartex" xmlns:cx8="http://schemas.microsoft.com/office/drawing/2016/5/14/chartex" xmlns:mc="http://schemas.openxmlformats.org/markup-compatibility/2006" xmlns:aink="http://schemas.microsoft.com/office/drawing/2016/ink" xmlns:am3d="http://schemas.microsoft.com/office/drawing/2017/model3d" xmlns:o="urn:schemas-microsoft-com:office:office" xmlns:oel="http://schemas.microsoft.com/office/2019/extlst" xmlns:r="http://schemas.openxmlformats.org/officeDocument/2006/relationships" xmlns:m="http://schemas.openxmlformats.org/officeDocument/2006/math" xmlns:v="urn:schemas-microsoft-com:vml" xmlns:wp14="http://schemas.microsoft.com/office/word/2010/wordprocessingDrawing" xmlns:wp="http://schemas.openxmlformats.org/drawingml/2006/wordprocessingDrawing" xmlns:w10="urn:schemas-microsoft-com:office:word" xmlns:w="http://schemas.openxmlformats.org/wordprocessingml/2006/main" xmlns:w14="http://schemas.microsoft.com/office/word/2010/wordml" xmlns:w15="http://schemas.microsoft.com/office/word/2012/wordml" xmlns:w16cex="http://schemas.microsoft.com/office/word/2018/wordml/cex" xmlns:w16cid="http://schemas.microsoft.com/office/word/2016/wordml/cid" xmlns:w16="http://schemas.microsoft.com/office/word/2018/wordml" xmlns:w16du="http://schemas.microsoft.com/office/word/2023/wordml/word16du" xmlns:w16sdtdh="http://schemas.microsoft.com/office/word/2020/wordml/sdtdatahash" xmlns:w16sdtfl="http://schemas.microsoft.com/office/word/2024/wordml/sdtformatlock" xmlns:w16se="http://schemas.microsoft.com/office/word/2015/wordml/symex" xmlns:wpg="http://schemas.microsoft.com/office/word/2010/wordprocessingGroup" xmlns:wpi="http://schemas.microsoft.com/office/word/2010/wordprocessingInk" xmlns:wne="http://schemas.microsoft.com/office/word/2006/wordml" xmlns:wps="http://schemas.microsoft.com/office/word/2010/wordprocessingShape" mc:Ignorable="w14 w15 w16se w16cid w16 w16cex w16sdtdh w16sdtfl w16du wp14">
+<w:hdr xmlns:wpc="http://schemas.microsoft.com/office/word/2010/wordprocessingCanvas" xmlns:cx="http://schemas.microsoft.com/office/drawing/2014/chartex" xmlns:cx1="http://schemas.microsoft.com/office/drawing/2015/9/8/chartex" xmlns:cx2="http://schemas.microsoft.com/office/drawing/2015/10/21/chartex" xmlns:cx3="http://schemas.microsoft.com/office/drawing/2016/5/9/chartex" xmlns:cx4="http://schemas.microsoft.com/office/drawing/2016/5/10/chartex" xmlns:cx5="http://schemas.microsoft.com/office/drawing/2016/5/11/chartex" xmlns:cx6="http://schemas.microsoft.com/office/drawing/2016/5/12/chartex" xmlns:cx7="http://schemas.microsoft.com/office/drawing/2016/5/13/chartex" xmlns:cx8="http://schemas.microsoft.com/office/drawing/2016/5/14/chartex" xmlns:mc="http://schemas.openxmlformats.org/markup-compatibility/2006" xmlns:aink="http://schemas.microsoft.com/office/drawing/2016/ink" xmlns:am3d="http://schemas.microsoft.com/office/drawing/2017/model3d" xmlns:o="urn:schemas-microsoft-com:office:office" xmlns:oel="http://schemas.microsoft.com/office/2019/extlst" xmlns:r="http://schemas.openxmlformats.org/officeDocument/2006/relationships" xmlns:m="http://schemas.openxmlformats.org/officeDocument/2006/math" xmlns:v="urn:schemas-microsoft-com:vml" xmlns:wp14="http://schemas.microsoft.com/office/word/2010/wordprocessingDrawing" xmlns:wp="http://schemas.openxmlformats.org/drawingml/2006/wordprocessingDrawing" xmlns:w10="urn:schemas-microsoft-com:office:word" xmlns:w="http://schemas.openxmlformats.org/wordprocessingml/2006/main" xmlns:w14="http://schemas.microsoft.com/office/word/2010/wordml" xmlns:w15="http://schemas.microsoft.com/office/word/2012/wordml" xmlns:w16cex="http://schemas.microsoft.com/office/word/2018/wordml/cex" xmlns:w16cid="http://schemas.microsoft.com/office/word/2016/wordml/cid" xmlns:w16="http://schemas.microsoft.com/office/word/2018/wordml" xmlns:w16sdtdh="http://schemas.microsoft.com/office/word/2020/wordml/sdtdatahash" xmlns:w16se="http://schemas.microsoft.com/office/word/2015/wordml/symex" xmlns:wpg="http://schemas.microsoft.com/office/word/2010/wordprocessingGroup" xmlns:wpi="http://schemas.microsoft.com/office/word/2010/wordprocessingInk" xmlns:wne="http://schemas.microsoft.com/office/word/2006/wordml" xmlns:wps="http://schemas.microsoft.com/office/word/2010/wordprocessingShape" mc:Ignorable="w14 w15 w16se w16cid w16 w16cex w16sdtdh wp14">
   <w:sdt>
     <w:sdtPr>
       <w:id w:val="-1651433726"/>
@@ -26175,7 +26489,7 @@
 </file>
 
 <file path=word/header9.xml><?xml version="1.0" encoding="utf-8"?>
-<w:hdr xmlns:wpc="http://schemas.microsoft.com/office/word/2010/wordprocessingCanvas" xmlns:cx="http://schemas.microsoft.com/office/drawing/2014/chartex" xmlns:cx1="http://schemas.microsoft.com/office/drawing/2015/9/8/chartex" xmlns:cx2="http://schemas.microsoft.com/office/drawing/2015/10/21/chartex" xmlns:cx3="http://schemas.microsoft.com/office/drawing/2016/5/9/chartex" xmlns:cx4="http://schemas.microsoft.com/office/drawing/2016/5/10/chartex" xmlns:cx5="http://schemas.microsoft.com/office/drawing/2016/5/11/chartex" xmlns:cx6="http://schemas.microsoft.com/office/drawing/2016/5/12/chartex" xmlns:cx7="http://schemas.microsoft.com/office/drawing/2016/5/13/chartex" xmlns:cx8="http://schemas.microsoft.com/office/drawing/2016/5/14/chartex" xmlns:mc="http://schemas.openxmlformats.org/markup-compatibility/2006" xmlns:aink="http://schemas.microsoft.com/office/drawing/2016/ink" xmlns:am3d="http://schemas.microsoft.com/office/drawing/2017/model3d" xmlns:o="urn:schemas-microsoft-com:office:office" xmlns:oel="http://schemas.microsoft.com/office/2019/extlst" xmlns:r="http://schemas.openxmlformats.org/officeDocument/2006/relationships" xmlns:m="http://schemas.openxmlformats.org/officeDocument/2006/math" xmlns:v="urn:schemas-microsoft-com:vml" xmlns:wp14="http://schemas.microsoft.com/office/word/2010/wordprocessingDrawing" xmlns:wp="http://schemas.openxmlformats.org/drawingml/2006/wordprocessingDrawing" xmlns:w10="urn:schemas-microsoft-com:office:word" xmlns:w="http://schemas.openxmlformats.org/wordprocessingml/2006/main" xmlns:w14="http://schemas.microsoft.com/office/word/2010/wordml" xmlns:w15="http://schemas.microsoft.com/office/word/2012/wordml" xmlns:w16cex="http://schemas.microsoft.com/office/word/2018/wordml/cex" xmlns:w16cid="http://schemas.microsoft.com/office/word/2016/wordml/cid" xmlns:w16="http://schemas.microsoft.com/office/word/2018/wordml" xmlns:w16du="http://schemas.microsoft.com/office/word/2023/wordml/word16du" xmlns:w16sdtdh="http://schemas.microsoft.com/office/word/2020/wordml/sdtdatahash" xmlns:w16sdtfl="http://schemas.microsoft.com/office/word/2024/wordml/sdtformatlock" xmlns:w16se="http://schemas.microsoft.com/office/word/2015/wordml/symex" xmlns:wpg="http://schemas.microsoft.com/office/word/2010/wordprocessingGroup" xmlns:wpi="http://schemas.microsoft.com/office/word/2010/wordprocessingInk" xmlns:wne="http://schemas.microsoft.com/office/word/2006/wordml" xmlns:wps="http://schemas.microsoft.com/office/word/2010/wordprocessingShape" mc:Ignorable="w14 w15 w16se w16cid w16 w16cex w16sdtdh w16sdtfl w16du wp14">
+<w:hdr xmlns:wpc="http://schemas.microsoft.com/office/word/2010/wordprocessingCanvas" xmlns:cx="http://schemas.microsoft.com/office/drawing/2014/chartex" xmlns:cx1="http://schemas.microsoft.com/office/drawing/2015/9/8/chartex" xmlns:cx2="http://schemas.microsoft.com/office/drawing/2015/10/21/chartex" xmlns:cx3="http://schemas.microsoft.com/office/drawing/2016/5/9/chartex" xmlns:cx4="http://schemas.microsoft.com/office/drawing/2016/5/10/chartex" xmlns:cx5="http://schemas.microsoft.com/office/drawing/2016/5/11/chartex" xmlns:cx6="http://schemas.microsoft.com/office/drawing/2016/5/12/chartex" xmlns:cx7="http://schemas.microsoft.com/office/drawing/2016/5/13/chartex" xmlns:cx8="http://schemas.microsoft.com/office/drawing/2016/5/14/chartex" xmlns:mc="http://schemas.openxmlformats.org/markup-compatibility/2006" xmlns:aink="http://schemas.microsoft.com/office/drawing/2016/ink" xmlns:am3d="http://schemas.microsoft.com/office/drawing/2017/model3d" xmlns:o="urn:schemas-microsoft-com:office:office" xmlns:oel="http://schemas.microsoft.com/office/2019/extlst" xmlns:r="http://schemas.openxmlformats.org/officeDocument/2006/relationships" xmlns:m="http://schemas.openxmlformats.org/officeDocument/2006/math" xmlns:v="urn:schemas-microsoft-com:vml" xmlns:wp14="http://schemas.microsoft.com/office/word/2010/wordprocessingDrawing" xmlns:wp="http://schemas.openxmlformats.org/drawingml/2006/wordprocessingDrawing" xmlns:w10="urn:schemas-microsoft-com:office:word" xmlns:w="http://schemas.openxmlformats.org/wordprocessingml/2006/main" xmlns:w14="http://schemas.microsoft.com/office/word/2010/wordml" xmlns:w15="http://schemas.microsoft.com/office/word/2012/wordml" xmlns:w16cex="http://schemas.microsoft.com/office/word/2018/wordml/cex" xmlns:w16cid="http://schemas.microsoft.com/office/word/2016/wordml/cid" xmlns:w16="http://schemas.microsoft.com/office/word/2018/wordml" xmlns:w16sdtdh="http://schemas.microsoft.com/office/word/2020/wordml/sdtdatahash" xmlns:w16se="http://schemas.microsoft.com/office/word/2015/wordml/symex" xmlns:wpg="http://schemas.microsoft.com/office/word/2010/wordprocessingGroup" xmlns:wpi="http://schemas.microsoft.com/office/word/2010/wordprocessingInk" xmlns:wne="http://schemas.microsoft.com/office/word/2006/wordml" xmlns:wps="http://schemas.microsoft.com/office/word/2010/wordprocessingShape" mc:Ignorable="w14 w15 w16se w16cid w16 w16cex w16sdtdh wp14">
   <w:p>
     <w:pPr>
       <w:pStyle w:val="Encabezado"/>
@@ -26190,7 +26504,7 @@
 </file>
 
 <file path=word/numbering.xml><?xml version="1.0" encoding="utf-8"?>
-<w:numbering xmlns:wpc="http://schemas.microsoft.com/office/word/2010/wordprocessingCanvas" xmlns:cx="http://schemas.microsoft.com/office/drawing/2014/chartex" xmlns:cx1="http://schemas.microsoft.com/office/drawing/2015/9/8/chartex" xmlns:cx2="http://schemas.microsoft.com/office/drawing/2015/10/21/chartex" xmlns:cx3="http://schemas.microsoft.com/office/drawing/2016/5/9/chartex" xmlns:cx4="http://schemas.microsoft.com/office/drawing/2016/5/10/chartex" xmlns:cx5="http://schemas.microsoft.com/office/drawing/2016/5/11/chartex" xmlns:cx6="http://schemas.microsoft.com/office/drawing/2016/5/12/chartex" xmlns:cx7="http://schemas.microsoft.com/office/drawing/2016/5/13/chartex" xmlns:cx8="http://schemas.microsoft.com/office/drawing/2016/5/14/chartex" xmlns:mc="http://schemas.openxmlformats.org/markup-compatibility/2006" xmlns:aink="http://schemas.microsoft.com/office/drawing/2016/ink" xmlns:am3d="http://schemas.microsoft.com/office/drawing/2017/model3d" xmlns:o="urn:schemas-microsoft-com:office:office" xmlns:oel="http://schemas.microsoft.com/office/2019/extlst" xmlns:r="http://schemas.openxmlformats.org/officeDocument/2006/relationships" xmlns:m="http://schemas.openxmlformats.org/officeDocument/2006/math" xmlns:v="urn:schemas-microsoft-com:vml" xmlns:wp14="http://schemas.microsoft.com/office/word/2010/wordprocessingDrawing" xmlns:wp="http://schemas.openxmlformats.org/drawingml/2006/wordprocessingDrawing" xmlns:w10="urn:schemas-microsoft-com:office:word" xmlns:w="http://schemas.openxmlformats.org/wordprocessingml/2006/main" xmlns:w14="http://schemas.microsoft.com/office/word/2010/wordml" xmlns:w15="http://schemas.microsoft.com/office/word/2012/wordml" xmlns:w16cex="http://schemas.microsoft.com/office/word/2018/wordml/cex" xmlns:w16cid="http://schemas.microsoft.com/office/word/2016/wordml/cid" xmlns:w16="http://schemas.microsoft.com/office/word/2018/wordml" xmlns:w16du="http://schemas.microsoft.com/office/word/2023/wordml/word16du" xmlns:w16sdtdh="http://schemas.microsoft.com/office/word/2020/wordml/sdtdatahash" xmlns:w16sdtfl="http://schemas.microsoft.com/office/word/2024/wordml/sdtformatlock" xmlns:w16se="http://schemas.microsoft.com/office/word/2015/wordml/symex" xmlns:wpg="http://schemas.microsoft.com/office/word/2010/wordprocessingGroup" xmlns:wpi="http://schemas.microsoft.com/office/word/2010/wordprocessingInk" xmlns:wne="http://schemas.microsoft.com/office/word/2006/wordml" xmlns:wps="http://schemas.microsoft.com/office/word/2010/wordprocessingShape" mc:Ignorable="w14 w15 w16se w16cid w16 w16cex w16sdtdh w16sdtfl w16du wp14">
+<w:numbering xmlns:wpc="http://schemas.microsoft.com/office/word/2010/wordprocessingCanvas" xmlns:cx="http://schemas.microsoft.com/office/drawing/2014/chartex" xmlns:cx1="http://schemas.microsoft.com/office/drawing/2015/9/8/chartex" xmlns:cx2="http://schemas.microsoft.com/office/drawing/2015/10/21/chartex" xmlns:cx3="http://schemas.microsoft.com/office/drawing/2016/5/9/chartex" xmlns:cx4="http://schemas.microsoft.com/office/drawing/2016/5/10/chartex" xmlns:cx5="http://schemas.microsoft.com/office/drawing/2016/5/11/chartex" xmlns:cx6="http://schemas.microsoft.com/office/drawing/2016/5/12/chartex" xmlns:cx7="http://schemas.microsoft.com/office/drawing/2016/5/13/chartex" xmlns:cx8="http://schemas.microsoft.com/office/drawing/2016/5/14/chartex" xmlns:mc="http://schemas.openxmlformats.org/markup-compatibility/2006" xmlns:aink="http://schemas.microsoft.com/office/drawing/2016/ink" xmlns:am3d="http://schemas.microsoft.com/office/drawing/2017/model3d" xmlns:o="urn:schemas-microsoft-com:office:office" xmlns:oel="http://schemas.microsoft.com/office/2019/extlst" xmlns:r="http://schemas.openxmlformats.org/officeDocument/2006/relationships" xmlns:m="http://schemas.openxmlformats.org/officeDocument/2006/math" xmlns:v="urn:schemas-microsoft-com:vml" xmlns:wp14="http://schemas.microsoft.com/office/word/2010/wordprocessingDrawing" xmlns:wp="http://schemas.openxmlformats.org/drawingml/2006/wordprocessingDrawing" xmlns:w10="urn:schemas-microsoft-com:office:word" xmlns:w="http://schemas.openxmlformats.org/wordprocessingml/2006/main" xmlns:w14="http://schemas.microsoft.com/office/word/2010/wordml" xmlns:w15="http://schemas.microsoft.com/office/word/2012/wordml" xmlns:w16cex="http://schemas.microsoft.com/office/word/2018/wordml/cex" xmlns:w16cid="http://schemas.microsoft.com/office/word/2016/wordml/cid" xmlns:w16="http://schemas.microsoft.com/office/word/2018/wordml" xmlns:w16sdtdh="http://schemas.microsoft.com/office/word/2020/wordml/sdtdatahash" xmlns:w16se="http://schemas.microsoft.com/office/word/2015/wordml/symex" xmlns:wpg="http://schemas.microsoft.com/office/word/2010/wordprocessingGroup" xmlns:wpi="http://schemas.microsoft.com/office/word/2010/wordprocessingInk" xmlns:wne="http://schemas.microsoft.com/office/word/2006/wordml" xmlns:wps="http://schemas.microsoft.com/office/word/2010/wordprocessingShape" mc:Ignorable="w14 w15 w16se w16cid w16 w16cex w16sdtdh wp14">
   <w:abstractNum w:abstractNumId="0" w15:restartNumberingAfterBreak="0">
     <w:nsid w:val="09C75AED"/>
     <w:multiLevelType w:val="hybridMultilevel"/>
@@ -28632,7 +28946,7 @@
 </file>
 
 <file path=word/styles.xml><?xml version="1.0" encoding="utf-8"?>
-<w:styles xmlns:mc="http://schemas.openxmlformats.org/markup-compatibility/2006" xmlns:r="http://schemas.openxmlformats.org/officeDocument/2006/relationships" xmlns:w="http://schemas.openxmlformats.org/wordprocessingml/2006/main" xmlns:w14="http://schemas.microsoft.com/office/word/2010/wordml" xmlns:w15="http://schemas.microsoft.com/office/word/2012/wordml" xmlns:w16cex="http://schemas.microsoft.com/office/word/2018/wordml/cex" xmlns:w16cid="http://schemas.microsoft.com/office/word/2016/wordml/cid" xmlns:w16="http://schemas.microsoft.com/office/word/2018/wordml" xmlns:w16du="http://schemas.microsoft.com/office/word/2023/wordml/word16du" xmlns:w16sdtdh="http://schemas.microsoft.com/office/word/2020/wordml/sdtdatahash" xmlns:w16sdtfl="http://schemas.microsoft.com/office/word/2024/wordml/sdtformatlock" xmlns:w16se="http://schemas.microsoft.com/office/word/2015/wordml/symex" mc:Ignorable="w14 w15 w16se w16cid w16 w16cex w16sdtdh w16sdtfl w16du">
+<w:styles xmlns:mc="http://schemas.openxmlformats.org/markup-compatibility/2006" xmlns:r="http://schemas.openxmlformats.org/officeDocument/2006/relationships" xmlns:w="http://schemas.openxmlformats.org/wordprocessingml/2006/main" xmlns:w14="http://schemas.microsoft.com/office/word/2010/wordml" xmlns:w15="http://schemas.microsoft.com/office/word/2012/wordml" xmlns:w16cex="http://schemas.microsoft.com/office/word/2018/wordml/cex" xmlns:w16cid="http://schemas.microsoft.com/office/word/2016/wordml/cid" xmlns:w16="http://schemas.microsoft.com/office/word/2018/wordml" xmlns:w16sdtdh="http://schemas.microsoft.com/office/word/2020/wordml/sdtdatahash" xmlns:w16se="http://schemas.microsoft.com/office/word/2015/wordml/symex" mc:Ignorable="w14 w15 w16se w16cid w16 w16cex w16sdtdh">
   <w:docDefaults>
     <w:rPrDefault>
       <w:rPr>
